--- a/대본/4부/12화_Field_Action.docx
+++ b/대본/4부/12화_Field_Action.docx
@@ -2,7 +2,7 @@
 <file path=word/document.xml><?xml version="1.0" encoding="utf-8"?>
 <w:document xmlns:w="http://schemas.openxmlformats.org/wordprocessingml/2006/main" xmlns:m="http://schemas.openxmlformats.org/officeDocument/2006/math" xmlns:r="http://schemas.openxmlformats.org/officeDocument/2006/relationships" xmlns:o="urn:schemas-microsoft-com:office:office" xmlns:v="urn:schemas-microsoft-com:vml" xmlns:w10="urn:schemas-microsoft-com:office:word" xmlns:a="http://schemas.openxmlformats.org/drawingml/2006/main" xmlns:pic="http://schemas.openxmlformats.org/drawingml/2006/picture" xmlns:wp="http://schemas.openxmlformats.org/drawingml/2006/wordprocessingDrawing">
   <w:body>
-    <w:bookmarkStart w:id="31" w:name="ship-it-4부-12화"/>
+    <w:bookmarkStart w:id="32" w:name="ship-it-4부-12화"/>
     <w:p>
       <w:pPr>
         <w:pStyle w:val="Heading1"/>
@@ -65,7 +65,7 @@
         <w:t xml:space="preserve"> </w:t>
       </w:r>
       <w:r>
-        <w:t xml:space="preserve">- 규칙: 지문 없음. 전 화 100% 「화자명: 대사」. 1턴 15단어 이내(서한 인용 예외 2줄).</w:t>
+        <w:t xml:space="preserve">- 규칙: 지문 없음. 전 화 100% 「화자명: 대사」. 1턴 15단어 이내 + 긴 턴 10~15회(25~35단어)(서한 인용 예외 2줄).</w:t>
       </w:r>
       <w:r>
         <w:t xml:space="preserve"> </w:t>
@@ -398,13 +398,13 @@
         </w:numPr>
       </w:pPr>
       <w:r>
-        <w:t xml:space="preserve">NOAH: A container closure failure. One stability sample. Lot fourteen. Traced to a stopper batch.</w:t>
-      </w:r>
-      <w:r>
-        <w:t xml:space="preserve"> </w:t>
-      </w:r>
-      <w:r>
-        <w:t xml:space="preserve">노아: 용기 밀봉 실패. 안정성 샘플 하나. 14번 로트. 마개 배치까지 추적했어요.</w:t>
+        <w:t xml:space="preserve">NOAH: A container closure failure in one stability sample from lot fourteen. We traced it to a stopper batch from a new supplier, and that batch was also used in two other lots.</w:t>
+      </w:r>
+      <w:r>
+        <w:t xml:space="preserve"> </w:t>
+      </w:r>
+      <w:r>
+        <w:t xml:space="preserve">노아: 14번 로트의 안정성 샘플 하나에서 용기 밀봉 실패가 나왔습니다. 신규 공급사의 마개 배치까지 추적했고, 그 배치가 다른 두 로트에도 쓰였습니다.</w:t>
       </w:r>
     </w:p>
     <w:p>
@@ -551,13 +551,13 @@
         </w:numPr>
       </w:pPr>
       <w:r>
-        <w:t xml:space="preserve">ORTEGA: Good. We’ll do a health hazard evaluation. Then we classify it. Not you.</w:t>
-      </w:r>
-      <w:r>
-        <w:t xml:space="preserve"> </w:t>
-      </w:r>
-      <w:r>
-        <w:t xml:space="preserve">오르테가: 좋아요. 건강 위해 평가를 할 거예요. 그다음 등급을 정해요. 회사가 아니라 우리가.</w:t>
+        <w:t xml:space="preserve">ORTEGA: Good. Next, we’ll do a health hazard evaluation, which means we look at how serious the risk to patients is. Then we classify the recall. We do that, not you.</w:t>
+      </w:r>
+      <w:r>
+        <w:t xml:space="preserve"> </w:t>
+      </w:r>
+      <w:r>
+        <w:t xml:space="preserve">오르테가: 좋아요. 다음으로 건강 위해 평가를 할 거예요. 환자에게 위험이 얼마나 심각한지 살펴본다는 뜻이죠. 그다음 회수 등급을 정해요. 그건 우리가 해요. 회사가 아니라.</w:t>
       </w:r>
     </w:p>
     <w:p>
@@ -952,13 +952,13 @@
         </w:numPr>
       </w:pPr>
       <w:r>
-        <w:t xml:space="preserve">DIANE: Every recall uses it because it’s true. And because doctors recognize it immediately.</w:t>
-      </w:r>
-      <w:r>
-        <w:t xml:space="preserve"> </w:t>
-      </w:r>
-      <w:r>
-        <w:t xml:space="preserve">다이앤: 사실이라서 모든 회수에 쓰는 거예요. 그리고 의사들이 바로 알아보니까요.</w:t>
+        <w:t xml:space="preserve">DIANE: Every recall uses it because it’s true, and because doctors recognize it immediately. When they see that phrase, they know what kind of letter this is before they read another word.</w:t>
+      </w:r>
+      <w:r>
+        <w:t xml:space="preserve"> </w:t>
+      </w:r>
+      <w:r>
+        <w:t xml:space="preserve">다이앤: 사실이라서 모든 회수에 쓰는 거예요. 그리고 의사들이 바로 알아보니까요. 그 표현을 보면, 다음 단어를 읽기도 전에 이게 어떤 서한인지 알아요.</w:t>
       </w:r>
     </w:p>
     <w:p>
@@ -1188,13 +1188,46 @@
         </w:numPr>
       </w:pPr>
       <w:r>
-        <w:t xml:space="preserve">NOAH: It’s not just inconvenience. Doctors trusted us. With their patients’ faces.</w:t>
-      </w:r>
-      <w:r>
-        <w:t xml:space="preserve"> </w:t>
-      </w:r>
-      <w:r>
-        <w:t xml:space="preserve">노아: 단순한 불편이 아니에요. 의사들이 우리를 믿었어요. 환자들의 얼굴을 맡기면서.</w:t>
+        <w:t xml:space="preserve">NOAH: Here’s the thing. It’s not just inconvenience. Doctors trusted us with their patients’ faces, and we let them down. If the letter only says</w:t>
+      </w:r>
+      <w:r>
+        <w:t xml:space="preserve"> </w:t>
+      </w:r>
+      <w:r>
+        <w:t xml:space="preserve">“</w:t>
+      </w:r>
+      <w:r>
+        <w:t xml:space="preserve">inconvenience,</w:t>
+      </w:r>
+      <w:r>
+        <w:t xml:space="preserve">”</w:t>
+      </w:r>
+      <w:r>
+        <w:t xml:space="preserve"> </w:t>
+      </w:r>
+      <w:r>
+        <w:t xml:space="preserve">they’ll feel we don’t understand that.</w:t>
+      </w:r>
+      <w:r>
+        <w:t xml:space="preserve"> </w:t>
+      </w:r>
+      <w:r>
+        <w:t xml:space="preserve">노아: 중요한 건 이거예요. 단순한 불편이 아니에요. 의사들은 환자들의 얼굴을 우리에게 맡겼고, 우린 그 믿음을 저버렸어요. 서한에</w:t>
+      </w:r>
+      <w:r>
+        <w:t xml:space="preserve"> </w:t>
+      </w:r>
+      <w:r>
+        <w:t xml:space="preserve">“</w:t>
+      </w:r>
+      <w:r>
+        <w:t xml:space="preserve">불편</w:t>
+      </w:r>
+      <w:r>
+        <w:t xml:space="preserve">”</w:t>
+      </w:r>
+      <w:r>
+        <w:t xml:space="preserve">이라고만 쓰면, 우리가 그걸 모른다고 느낄 거예요.</w:t>
       </w:r>
     </w:p>
     <w:p>
@@ -1601,13 +1634,13 @@
         </w:numPr>
       </w:pPr>
       <w:r>
-        <w:t xml:space="preserve">DEREK: Bad news in a letter feels like a lawyer. From a person, like a partner.</w:t>
-      </w:r>
-      <w:r>
-        <w:t xml:space="preserve"> </w:t>
-      </w:r>
-      <w:r>
-        <w:t xml:space="preserve">데릭: 나쁜 소식이 서한으로 오면 변호사 같아요. 사람한테서 오면 파트너 같고요.</w:t>
+        <w:t xml:space="preserve">DEREK: Because bad news in a letter feels like it came from a lawyer. Bad news from a person feels like it came from a partner. Our clinics should hear it from us first.</w:t>
+      </w:r>
+      <w:r>
+        <w:t xml:space="preserve"> </w:t>
+      </w:r>
+      <w:r>
+        <w:t xml:space="preserve">데릭: 나쁜 소식이 서한으로 오면 변호사한테서 온 것 같아요. 사람한테서 오면 파트너한테서 온 것 같고요. 우리 병원들은 우리한테서 먼저 들어야 해요.</w:t>
       </w:r>
     </w:p>
     <w:bookmarkEnd w:id="22"/>
@@ -1730,13 +1763,13 @@
         </w:numPr>
       </w:pPr>
       <w:r>
-        <w:t xml:space="preserve">DEREK: The truth. Watch for redness or warmth. Call if anything changes. We’ll cover any care.</w:t>
-      </w:r>
-      <w:r>
-        <w:t xml:space="preserve"> </w:t>
-      </w:r>
-      <w:r>
-        <w:t xml:space="preserve">데릭: 진실을요. 발적이나 열감 지켜보기. 변화 있으면 전화. 필요한 치료는 저희가 부담해요.</w:t>
+        <w:t xml:space="preserve">DEREK: Tell them the truth. Watch for redness or warmth, and call you if anything changes. And if any of them need care because of this, we’ll cover it. All of it.</w:t>
+      </w:r>
+      <w:r>
+        <w:t xml:space="preserve"> </w:t>
+      </w:r>
+      <w:r>
+        <w:t xml:space="preserve">데릭: 진실을 말씀하세요. 발적이나 열감을 지켜보고, 뭔가 달라지면 선생님께 전화하라고요. 그리고 이 일 때문에 누구라도 치료가 필요하면 저희가 부담해요. 전부요.</w:t>
       </w:r>
     </w:p>
     <w:p>
@@ -1764,13 +1797,13 @@
         </w:numPr>
       </w:pPr>
       <w:r>
-        <w:t xml:space="preserve">DEREK: Our CEO. At one forty-one a.m. Honestly? I voted to wait.</w:t>
-      </w:r>
-      <w:r>
-        <w:t xml:space="preserve"> </w:t>
-      </w:r>
-      <w:r>
-        <w:t xml:space="preserve">데릭: 우리 CEO요. 새벽 1시 41분에. 솔직히요? 전 기다리자고 했어요.</w:t>
+        <w:t xml:space="preserve">DEREK: Our CEO made the call, at one forty-one in the morning. Honestly? I voted to wait. I thought the data was weak, and I was worried about what clinics like yours would think.</w:t>
+      </w:r>
+      <w:r>
+        <w:t xml:space="preserve"> </w:t>
+      </w:r>
+      <w:r>
+        <w:t xml:space="preserve">데릭: 우리 CEO가 결정했어요. 새벽 1시 41분에요. 솔직히요? 전 기다리자고 했어요. 데이터가 약하다고 생각했고, 선생님 같은 병원들이 어떻게 생각할지 걱정됐거든요.</w:t>
       </w:r>
     </w:p>
     <w:p>
@@ -2167,7 +2200,7 @@
         </w:numPr>
       </w:pPr>
       <w:r>
-        <w:t xml:space="preserve">ELENA: Keep icing. Check the</w:t>
+        <w:t xml:space="preserve">ELENA: Keep icing, and check the</w:t>
       </w:r>
       <w:r>
         <w:t xml:space="preserve"> </w:t>
@@ -2185,13 +2218,13 @@
         <w:t xml:space="preserve"> </w:t>
       </w:r>
       <w:r>
-        <w:t xml:space="preserve">list daily. Redness, warmth, worse swelling. Call us.</w:t>
-      </w:r>
-      <w:r>
-        <w:t xml:space="preserve"> </w:t>
-      </w:r>
-      <w:r>
-        <w:t xml:space="preserve">엘레나: 계속 찜질하세요. 매일</w:t>
+        <w:t xml:space="preserve">list in the app every day. If you notice redness, warmth, or swelling that gets worse, call us right away. Any time, day or night.</w:t>
+      </w:r>
+      <w:r>
+        <w:t xml:space="preserve"> </w:t>
+      </w:r>
+      <w:r>
+        <w:t xml:space="preserve">엘레나: 계속 찜질하시고, 앱의</w:t>
       </w:r>
       <w:r>
         <w:t xml:space="preserve"> </w:t>
@@ -2209,7 +2242,7 @@
         <w:t xml:space="preserve"> </w:t>
       </w:r>
       <w:r>
-        <w:t xml:space="preserve">목록을 확인하고요. 발적, 열감, 악화되는 부기. 전화하세요.</w:t>
+        <w:t xml:space="preserve">목록을 매일 확인하세요. 발적이나 열감, 또는 점점 심해지는 부기가 보이면 바로 저희에게 전화하세요. 밤낮 언제든지요.</w:t>
       </w:r>
     </w:p>
     <w:p>
@@ -2264,13 +2297,13 @@
         </w:numPr>
       </w:pPr>
       <w:r>
-        <w:t xml:space="preserve">KEVIN: Permission granted. Marcus, before you start. I’m sorry. The stopper change was our mistake.</w:t>
-      </w:r>
-      <w:r>
-        <w:t xml:space="preserve"> </w:t>
-      </w:r>
-      <w:r>
-        <w:t xml:space="preserve">케빈: 동의해요. 마커스, 시작하기 전에. 미안해요. 마개 변경은 우리 실수였어요.</w:t>
+        <w:t xml:space="preserve">KEVIN: Permission granted. Marcus, before you start, I want to say something. I’m sorry. Changing the stopper supplier without telling you was our mistake, and I won’t pretend it wasn’t.</w:t>
+      </w:r>
+      <w:r>
+        <w:t xml:space="preserve"> </w:t>
+      </w:r>
+      <w:r>
+        <w:t xml:space="preserve">케빈: 동의해요. 마커스, 시작하기 전에 할 말이 있어요. 미안해요. 말하지 않고 마개 공급사를 바꾼 건 우리 실수였어요. 아닌 척하지 않을게요.</w:t>
       </w:r>
     </w:p>
     <w:p>
@@ -2400,13 +2433,13 @@
         </w:numPr>
       </w:pPr>
       <w:r>
-        <w:t xml:space="preserve">MARCUS: Three. Preventive action. Every component change needs our written approval. Before, not after.</w:t>
-      </w:r>
-      <w:r>
-        <w:t xml:space="preserve"> </w:t>
-      </w:r>
-      <w:r>
-        <w:t xml:space="preserve">마커스: 셋. 예방 조치. 모든 부품 변경은 우리 서면 승인이 필요해요. 사후 말고 사전에.</w:t>
+        <w:t xml:space="preserve">MARCUS: Three. Preventive action. From now on, every component change needs our written approval, before, not after. No exceptions. If we don’t sign it, it doesn’t happen.</w:t>
+      </w:r>
+      <w:r>
+        <w:t xml:space="preserve"> </w:t>
+      </w:r>
+      <w:r>
+        <w:t xml:space="preserve">마커스: 셋. 예방 조치. 앞으로 모든 부품 변경은 우리 서면 승인이 필요해요. 사후 말고 사전에. 예외 없어요. 우리가 서명하지 않으면, 그 변경은 없는 거예요.</w:t>
       </w:r>
     </w:p>
     <w:p>
@@ -2628,13 +2661,13 @@
         </w:numPr>
       </w:pPr>
       <w:r>
-        <w:t xml:space="preserve">PRIYA: If FDA likes the answers, six to eight weeks. Before the buffer runs out.</w:t>
-      </w:r>
-      <w:r>
-        <w:t xml:space="preserve"> </w:t>
-      </w:r>
-      <w:r>
-        <w:t xml:space="preserve">프리야: FDA가 답변을 마음에 들어 하면 6~8주. 버퍼가 떨어지기 전에.</w:t>
+        <w:t xml:space="preserve">PRIYA: If FDA likes the answers, six to eight weeks. That’s before the buffer runs out, but not by much. So there’s no room for a second round of questions.</w:t>
+      </w:r>
+      <w:r>
+        <w:t xml:space="preserve"> </w:t>
+      </w:r>
+      <w:r>
+        <w:t xml:space="preserve">프리야: FDA가 답변을 마음에 들어 하면 6~8주. 버퍼가 떨어지기 전이긴 한데, 여유가 많지 않아. 그러니까 두 번째 질문을 받을 여유는 없어.</w:t>
       </w:r>
     </w:p>
     <w:p>
@@ -2835,13 +2868,13 @@
         </w:numPr>
       </w:pPr>
       <w:r>
-        <w:t xml:space="preserve">DEREK: Eighteen paused orders. Haddad among them. Two hundred seventy-two still ordering.</w:t>
-      </w:r>
-      <w:r>
-        <w:t xml:space="preserve"> </w:t>
-      </w:r>
-      <w:r>
-        <w:t xml:space="preserve">데릭: 주문 보류 18곳. 하다드 포함. 272곳은 계속 주문 중.</w:t>
+        <w:t xml:space="preserve">DEREK: Eighteen clinics paused their orders, and Haddad is one of them. That hurts. But two hundred seventy-two are still ordering, even after a recall. Honestly, I expected much worse.</w:t>
+      </w:r>
+      <w:r>
+        <w:t xml:space="preserve"> </w:t>
+      </w:r>
+      <w:r>
+        <w:t xml:space="preserve">데릭: 18곳이 주문을 보류했고, 하다드도 그중 하나예요. 아프죠. 하지만 272곳은 회수 후에도 계속 주문하고 있어요. 솔직히 훨씬 나쁠 줄 알았어요.</w:t>
       </w:r>
     </w:p>
     <w:p>
@@ -2954,7 +2987,7 @@
         </w:numPr>
       </w:pPr>
       <w:r>
-        <w:t xml:space="preserve">ZOE: An interview. About the recall. And about Halvern. Alex says,</w:t>
+        <w:t xml:space="preserve">ZOE: An interview about the recall, and also about Halvern. Alex says,</w:t>
       </w:r>
       <w:r>
         <w:t xml:space="preserve"> </w:t>
@@ -2972,7 +3005,13 @@
         <w:t xml:space="preserve"> </w:t>
       </w:r>
       <w:r>
-        <w:t xml:space="preserve">조이: 인터뷰요. 회수에 대해서. 그리고 할번에 대해서. 알렉스가</w:t>
+        <w:t xml:space="preserve">I don’t know what that means yet, but I didn’t promise anything.</w:t>
+      </w:r>
+      <w:r>
+        <w:t xml:space="preserve"> </w:t>
+      </w:r>
+      <w:r>
+        <w:t xml:space="preserve">조이: 회수에 대한 인터뷰요. 그리고 할번에 대해서도요. 알렉스가</w:t>
       </w:r>
       <w:r>
         <w:t xml:space="preserve"> </w:t>
@@ -2987,7 +3026,7 @@
         <w:t xml:space="preserve">”</w:t>
       </w:r>
       <w:r>
-        <w:t xml:space="preserve">고 해요.</w:t>
+        <w:t xml:space="preserve">고 해요. 그게 무슨 뜻인지는 아직 모르지만, 아무것도 약속하지 않았어요.</w:t>
       </w:r>
     </w:p>
     <w:p>
@@ -3043,7 +3082,7 @@
     </w:p>
     <w:bookmarkEnd w:id="25"/>
     <w:bookmarkEnd w:id="26"/>
-    <w:bookmarkStart w:id="30" w:name="학습-부록"/>
+    <w:bookmarkStart w:id="31" w:name="학습-부록"/>
     <w:p>
       <w:pPr>
         <w:pStyle w:val="Heading2"/>
@@ -3915,8 +3954,298 @@
       </w:r>
     </w:p>
     <w:bookmarkEnd w:id="29"/>
+    <w:bookmarkStart w:id="30" w:name="긴-발화-분석"/>
+    <w:p>
+      <w:pPr>
+        <w:pStyle w:val="Heading3"/>
+      </w:pPr>
+      <w:r>
+        <w:t xml:space="preserve">④ 긴 발화 분석</w:t>
+      </w:r>
+    </w:p>
+    <w:p>
+      <w:pPr>
+        <w:pStyle w:val="BlockText"/>
+      </w:pPr>
+      <w:r>
+        <w:rPr>
+          <w:bCs/>
+          <w:b/>
+        </w:rPr>
+        <w:t xml:space="preserve">57턴 DEREK:</w:t>
+      </w:r>
+      <w:r>
+        <w:t xml:space="preserve"> </w:t>
+      </w:r>
+      <w:r>
+        <w:t xml:space="preserve">“</w:t>
+      </w:r>
+      <w:r>
+        <w:t xml:space="preserve">Tell them the truth. Watch for redness or warmth, and call you if anything changes. And if any of them need care because of this, we’ll cover it. All of it.</w:t>
+      </w:r>
+      <w:r>
+        <w:t xml:space="preserve">”</w:t>
+      </w:r>
+    </w:p>
+    <w:tbl>
+      <w:tblPr>
+        <w:tblStyle w:val="Table"/>
+        <w:tblW w:type="pct" w:w="5000"/>
+        <w:tblLook w:firstRow="1" w:lastRow="0" w:firstColumn="0" w:lastColumn="0" w:noHBand="0" w:noVBand="0" w:val="0020"/>
+        <w:jc w:val="start"/>
+      </w:tblPr>
+      <w:tblGrid>
+        <w:gridCol w:w="2640"/>
+        <w:gridCol w:w="2640"/>
+        <w:gridCol w:w="2640"/>
+      </w:tblGrid>
+      <w:tr>
+        <w:trPr>
+          <w:tblHeader w:val="true"/>
+        </w:trPr>
+        <w:tc>
+          <w:tcPr/>
+          <w:p>
+            <w:pPr>
+              <w:pStyle w:val="Compact"/>
+              <w:jc w:val="left"/>
+            </w:pPr>
+            <w:r>
+              <w:t xml:space="preserve">구조</w:t>
+            </w:r>
+          </w:p>
+        </w:tc>
+        <w:tc>
+          <w:tcPr/>
+          <w:p>
+            <w:pPr>
+              <w:pStyle w:val="Compact"/>
+              <w:jc w:val="left"/>
+            </w:pPr>
+            <w:r>
+              <w:t xml:space="preserve">영어</w:t>
+            </w:r>
+          </w:p>
+        </w:tc>
+        <w:tc>
+          <w:tcPr/>
+          <w:p>
+            <w:pPr>
+              <w:pStyle w:val="Compact"/>
+              <w:jc w:val="left"/>
+            </w:pPr>
+            <w:r>
+              <w:t xml:space="preserve">기능</w:t>
+            </w:r>
+          </w:p>
+        </w:tc>
+      </w:tr>
+      <w:tr>
+        <w:tc>
+          <w:tcPr/>
+          <w:p>
+            <w:pPr>
+              <w:pStyle w:val="Compact"/>
+              <w:jc w:val="left"/>
+            </w:pPr>
+            <w:r>
+              <w:t xml:space="preserve">① 원칙(한 줄)</w:t>
+            </w:r>
+          </w:p>
+        </w:tc>
+        <w:tc>
+          <w:tcPr/>
+          <w:p>
+            <w:pPr>
+              <w:pStyle w:val="Compact"/>
+              <w:jc w:val="left"/>
+            </w:pPr>
+            <w:r>
+              <w:t xml:space="preserve">Tell them the truth.</w:t>
+            </w:r>
+          </w:p>
+        </w:tc>
+        <w:tc>
+          <w:tcPr/>
+          <w:p>
+            <w:pPr>
+              <w:pStyle w:val="Compact"/>
+              <w:jc w:val="left"/>
+            </w:pPr>
+            <w:r>
+              <w:t xml:space="preserve">상대의 질문(뭐라고 말하나)에 핵심 답부터</w:t>
+            </w:r>
+          </w:p>
+        </w:tc>
+      </w:tr>
+      <w:tr>
+        <w:tc>
+          <w:tcPr/>
+          <w:p>
+            <w:pPr>
+              <w:pStyle w:val="Compact"/>
+              <w:jc w:val="left"/>
+            </w:pPr>
+            <w:r>
+              <w:t xml:space="preserve">② 구체적 행동 지침</w:t>
+            </w:r>
+          </w:p>
+        </w:tc>
+        <w:tc>
+          <w:tcPr/>
+          <w:p>
+            <w:pPr>
+              <w:pStyle w:val="Compact"/>
+              <w:jc w:val="left"/>
+            </w:pPr>
+            <w:r>
+              <w:t xml:space="preserve">Watch for redness or warmth, and call you if anything changes.</w:t>
+            </w:r>
+          </w:p>
+        </w:tc>
+        <w:tc>
+          <w:tcPr/>
+          <w:p>
+            <w:pPr>
+              <w:pStyle w:val="Compact"/>
+              <w:jc w:val="left"/>
+            </w:pPr>
+            <w:r>
+              <w:t xml:space="preserve">상대가 그대로 전달할 수 있는 행동을 제시</w:t>
+            </w:r>
+          </w:p>
+        </w:tc>
+      </w:tr>
+      <w:tr>
+        <w:tc>
+          <w:tcPr/>
+          <w:p>
+            <w:pPr>
+              <w:pStyle w:val="Compact"/>
+              <w:jc w:val="left"/>
+            </w:pPr>
+            <w:r>
+              <w:t xml:space="preserve">③ 책임 약속(조건)</w:t>
+            </w:r>
+          </w:p>
+        </w:tc>
+        <w:tc>
+          <w:tcPr/>
+          <w:p>
+            <w:pPr>
+              <w:pStyle w:val="Compact"/>
+              <w:jc w:val="left"/>
+            </w:pPr>
+            <w:r>
+              <w:t xml:space="preserve">And if any of them need care because of this, we’ll cover it.</w:t>
+            </w:r>
+          </w:p>
+        </w:tc>
+        <w:tc>
+          <w:tcPr/>
+          <w:p>
+            <w:pPr>
+              <w:pStyle w:val="Compact"/>
+              <w:jc w:val="left"/>
+            </w:pPr>
+            <w:r>
+              <w:t xml:space="preserve">if절로 최악의 경우까지 책임지겠다고 약속</w:t>
+            </w:r>
+          </w:p>
+        </w:tc>
+      </w:tr>
+      <w:tr>
+        <w:tc>
+          <w:tcPr/>
+          <w:p>
+            <w:pPr>
+              <w:pStyle w:val="Compact"/>
+              <w:jc w:val="left"/>
+            </w:pPr>
+            <w:r>
+              <w:t xml:space="preserve">④ 강조(짧게)</w:t>
+            </w:r>
+          </w:p>
+        </w:tc>
+        <w:tc>
+          <w:tcPr/>
+          <w:p>
+            <w:pPr>
+              <w:pStyle w:val="Compact"/>
+              <w:jc w:val="left"/>
+            </w:pPr>
+            <w:r>
+              <w:t xml:space="preserve">All of it.</w:t>
+            </w:r>
+          </w:p>
+        </w:tc>
+        <w:tc>
+          <w:tcPr/>
+          <w:p>
+            <w:pPr>
+              <w:pStyle w:val="Compact"/>
+              <w:jc w:val="left"/>
+            </w:pPr>
+            <w:r>
+              <w:t xml:space="preserve">두 단어로 약속의 범위를 못 박음</w:t>
+            </w:r>
+          </w:p>
+        </w:tc>
+      </w:tr>
+    </w:tbl>
+    <w:p>
+      <w:pPr>
+        <w:pStyle w:val="BodyText"/>
+      </w:pPr>
+      <w:r>
+        <w:rPr>
+          <w:bCs/>
+          <w:b/>
+        </w:rPr>
+        <w:t xml:space="preserve">활용 패턴:</w:t>
+      </w:r>
+      <w:r>
+        <w:t xml:space="preserve"> </w:t>
+      </w:r>
+      <w:r>
+        <w:t xml:space="preserve">원칙 → 구체적 행동 → If + 책임 약속 → 짧은 강조</w:t>
+      </w:r>
+      <w:r>
+        <w:t xml:space="preserve"> </w:t>
+      </w:r>
+      <w:r>
+        <w:rPr>
+          <w:bCs/>
+          <w:b/>
+        </w:rPr>
+        <w:t xml:space="preserve">연결 표현:</w:t>
+      </w:r>
+      <w:r>
+        <w:t xml:space="preserve"> </w:t>
+      </w:r>
+      <w:r>
+        <w:t xml:space="preserve">watch for(~을 주의해서 살피다) · if anything changes(뭔가 달라지면) · we’ll cover it(저희가 부담하겠다)</w:t>
+      </w:r>
+      <w:r>
+        <w:t xml:space="preserve"> </w:t>
+      </w:r>
+      <w:r>
+        <w:rPr>
+          <w:bCs/>
+          <w:b/>
+        </w:rPr>
+        <w:t xml:space="preserve">연습:</w:t>
+      </w:r>
+      <w:r>
+        <w:t xml:space="preserve"> </w:t>
+      </w:r>
+      <w:r>
+        <w:t xml:space="preserve">제품 문제로 걱정하는 고객에게 같은 구조로 30단어 안팎의 안내 전화를 해 보기.</w:t>
+      </w:r>
+    </w:p>
     <w:bookmarkEnd w:id="30"/>
     <w:bookmarkEnd w:id="31"/>
+    <w:bookmarkEnd w:id="32"/>
     <w:sectPr/>
   </w:body>
 </w:document>

--- a/대본/4부/12화_Field_Action.docx
+++ b/대본/4부/12화_Field_Action.docx
@@ -2,7 +2,7 @@
 <file path=word/document.xml><?xml version="1.0" encoding="utf-8"?>
 <w:document xmlns:w="http://schemas.openxmlformats.org/wordprocessingml/2006/main" xmlns:m="http://schemas.openxmlformats.org/officeDocument/2006/math" xmlns:r="http://schemas.openxmlformats.org/officeDocument/2006/relationships" xmlns:o="urn:schemas-microsoft-com:office:office" xmlns:v="urn:schemas-microsoft-com:vml" xmlns:w10="urn:schemas-microsoft-com:office:word" xmlns:a="http://schemas.openxmlformats.org/drawingml/2006/main" xmlns:pic="http://schemas.openxmlformats.org/drawingml/2006/picture" xmlns:wp="http://schemas.openxmlformats.org/drawingml/2006/wordprocessingDrawing">
   <w:body>
-    <w:bookmarkStart w:id="32" w:name="ship-it-4부-12화"/>
+    <w:bookmarkStart w:id="38" w:name="ship-it-4부-12화"/>
     <w:p>
       <w:pPr>
         <w:pStyle w:val="Heading1"/>
@@ -308,44 +308,23 @@
     </w:p>
     <w:p>
       <w:pPr>
-        <w:numPr>
-          <w:ilvl w:val="0"/>
-          <w:numId w:val="1001"/>
-        </w:numPr>
+        <w:pStyle w:val="FirstParagraph"/>
       </w:pPr>
       <w:r>
         <w:t xml:space="preserve">DIANE: Ms. Ortega is on the line. FDA recall coordinator. Noah, you lead. I’ll listen.</w:t>
       </w:r>
-      <w:r>
-        <w:t xml:space="preserve"> </w:t>
-      </w:r>
-      <w:r>
-        <w:t xml:space="preserve">다이앤: 오르테가 씨가 연결됐어요. FDA 리콜 코디네이터. 노아가 이끌어요. 난 들을게요.</w:t>
-      </w:r>
-    </w:p>
-    <w:p>
-      <w:pPr>
-        <w:numPr>
-          <w:ilvl w:val="0"/>
-          <w:numId w:val="1001"/>
-        </w:numPr>
+    </w:p>
+    <w:p>
+      <w:pPr>
+        <w:pStyle w:val="BodyText"/>
       </w:pPr>
       <w:r>
         <w:t xml:space="preserve">NOAH: Good morning, Ms. Ortega. Noah Bennett, CEO of Veyra Aesthetics.</w:t>
       </w:r>
-      <w:r>
-        <w:t xml:space="preserve"> </w:t>
-      </w:r>
-      <w:r>
-        <w:t xml:space="preserve">노아: 안녕하세요, 오르테가 씨. 베이라 에스테틱스 CEO 노아 베넷입니다.</w:t>
-      </w:r>
-    </w:p>
-    <w:p>
-      <w:pPr>
-        <w:numPr>
-          <w:ilvl w:val="0"/>
-          <w:numId w:val="1001"/>
-        </w:numPr>
+    </w:p>
+    <w:p>
+      <w:pPr>
+        <w:pStyle w:val="BodyText"/>
       </w:pPr>
       <w:r>
         <w:t xml:space="preserve">ORTEGA: Good morning. Your email said</w:t>
@@ -368,230 +347,101 @@
       <w:r>
         <w:t xml:space="preserve">Tell me what happened.</w:t>
       </w:r>
-      <w:r>
-        <w:t xml:space="preserve"> </w:t>
-      </w:r>
-      <w:r>
-        <w:t xml:space="preserve">오르테가: 안녕하세요. 이메일에</w:t>
-      </w:r>
-      <w:r>
-        <w:t xml:space="preserve"> </w:t>
-      </w:r>
-      <w:r>
-        <w:t xml:space="preserve">“</w:t>
-      </w:r>
-      <w:r>
-        <w:t xml:space="preserve">자발적 회수</w:t>
-      </w:r>
-      <w:r>
-        <w:t xml:space="preserve">”</w:t>
-      </w:r>
-      <w:r>
-        <w:t xml:space="preserve">라고 돼 있던데. 무슨 일인지 말해 주세요.</w:t>
-      </w:r>
-    </w:p>
-    <w:p>
-      <w:pPr>
-        <w:numPr>
-          <w:ilvl w:val="0"/>
-          <w:numId w:val="1001"/>
-        </w:numPr>
+    </w:p>
+    <w:p>
+      <w:pPr>
+        <w:pStyle w:val="BodyText"/>
       </w:pPr>
       <w:r>
         <w:t xml:space="preserve">NOAH: A container closure failure in one stability sample from lot fourteen. We traced it to a stopper batch from a new supplier, and that batch was also used in two other lots.</w:t>
       </w:r>
-      <w:r>
-        <w:t xml:space="preserve"> </w:t>
-      </w:r>
-      <w:r>
-        <w:t xml:space="preserve">노아: 14번 로트의 안정성 샘플 하나에서 용기 밀봉 실패가 나왔습니다. 신규 공급사의 마개 배치까지 추적했고, 그 배치가 다른 두 로트에도 쓰였습니다.</w:t>
-      </w:r>
-    </w:p>
-    <w:p>
-      <w:pPr>
-        <w:numPr>
-          <w:ilvl w:val="0"/>
-          <w:numId w:val="1001"/>
-        </w:numPr>
+    </w:p>
+    <w:p>
+      <w:pPr>
+        <w:pStyle w:val="BodyText"/>
       </w:pPr>
       <w:r>
         <w:t xml:space="preserve">ORTEGA: Which lots are affected?</w:t>
       </w:r>
-      <w:r>
-        <w:t xml:space="preserve"> </w:t>
-      </w:r>
-      <w:r>
-        <w:t xml:space="preserve">오르테가: 어떤 로트가 영향받았나요?</w:t>
-      </w:r>
-    </w:p>
-    <w:p>
-      <w:pPr>
-        <w:numPr>
-          <w:ilvl w:val="0"/>
-          <w:numId w:val="1001"/>
-        </w:numPr>
+    </w:p>
+    <w:p>
+      <w:pPr>
+        <w:pStyle w:val="BodyText"/>
       </w:pPr>
       <w:r>
         <w:t xml:space="preserve">NOAH: Thirteen, fourteen, fifteen. Seven thousand four hundred units in the field. Two hundred ninety clinics.</w:t>
       </w:r>
-      <w:r>
-        <w:t xml:space="preserve"> </w:t>
-      </w:r>
-      <w:r>
-        <w:t xml:space="preserve">노아: 13, 14, 15번. 현장에 7,400개. 병원 290곳.</w:t>
-      </w:r>
-    </w:p>
-    <w:p>
-      <w:pPr>
-        <w:numPr>
-          <w:ilvl w:val="0"/>
-          <w:numId w:val="1001"/>
-        </w:numPr>
+    </w:p>
+    <w:p>
+      <w:pPr>
+        <w:pStyle w:val="BodyText"/>
       </w:pPr>
       <w:r>
         <w:t xml:space="preserve">ORTEGA: Any adverse events?</w:t>
       </w:r>
-      <w:r>
-        <w:t xml:space="preserve"> </w:t>
-      </w:r>
-      <w:r>
-        <w:t xml:space="preserve">오르테가: 이상사례는요?</w:t>
-      </w:r>
-    </w:p>
-    <w:p>
-      <w:pPr>
-        <w:numPr>
-          <w:ilvl w:val="0"/>
-          <w:numId w:val="1001"/>
-        </w:numPr>
+    </w:p>
+    <w:p>
+      <w:pPr>
+        <w:pStyle w:val="BodyText"/>
       </w:pPr>
       <w:r>
         <w:t xml:space="preserve">ELENA: None reported. We’re monitoring daily. I’m the medical lead. Elena Ruiz.</w:t>
       </w:r>
-      <w:r>
-        <w:t xml:space="preserve"> </w:t>
-      </w:r>
-      <w:r>
-        <w:t xml:space="preserve">엘레나: 보고된 건 없어요. 매일 모니터링하고 있어요. 의학 책임자 엘레나 루이즈입니다.</w:t>
-      </w:r>
-    </w:p>
-    <w:p>
-      <w:pPr>
-        <w:numPr>
-          <w:ilvl w:val="0"/>
-          <w:numId w:val="1001"/>
-        </w:numPr>
+    </w:p>
+    <w:p>
+      <w:pPr>
+        <w:pStyle w:val="BodyText"/>
       </w:pPr>
       <w:r>
         <w:t xml:space="preserve">ORTEGA: When did you learn about the result?</w:t>
       </w:r>
-      <w:r>
-        <w:t xml:space="preserve"> </w:t>
-      </w:r>
-      <w:r>
-        <w:t xml:space="preserve">오르테가: 결과를 언제 알게 됐나요?</w:t>
-      </w:r>
-    </w:p>
-    <w:p>
-      <w:pPr>
-        <w:numPr>
-          <w:ilvl w:val="0"/>
-          <w:numId w:val="1001"/>
-        </w:numPr>
+    </w:p>
+    <w:p>
+      <w:pPr>
+        <w:pStyle w:val="BodyText"/>
       </w:pPr>
       <w:r>
         <w:t xml:space="preserve">NOAH: Last night. Eleven forty. We decided at one forty-one this morning.</w:t>
       </w:r>
-      <w:r>
-        <w:t xml:space="preserve"> </w:t>
-      </w:r>
-      <w:r>
-        <w:t xml:space="preserve">노아: 어젯밤. 11시 40분. 오늘 새벽 1시 41분에 결정했습니다.</w:t>
-      </w:r>
-    </w:p>
-    <w:p>
-      <w:pPr>
-        <w:numPr>
-          <w:ilvl w:val="0"/>
-          <w:numId w:val="1001"/>
-        </w:numPr>
+    </w:p>
+    <w:p>
+      <w:pPr>
+        <w:pStyle w:val="BodyText"/>
       </w:pPr>
       <w:r>
         <w:t xml:space="preserve">ORTEGA: …That’s fast. Most companies take weeks to call me.</w:t>
       </w:r>
-      <w:r>
-        <w:t xml:space="preserve"> </w:t>
-      </w:r>
-      <w:r>
-        <w:t xml:space="preserve">오르테가: …빠르네요. 대부분 회사는 저한테 전화하는 데 몇 주 걸려요.</w:t>
-      </w:r>
-    </w:p>
-    <w:p>
-      <w:pPr>
-        <w:numPr>
-          <w:ilvl w:val="0"/>
-          <w:numId w:val="1001"/>
-        </w:numPr>
+    </w:p>
+    <w:p>
+      <w:pPr>
+        <w:pStyle w:val="BodyText"/>
       </w:pPr>
       <w:r>
         <w:t xml:space="preserve">DIANE: Our formal report will follow. Within ten working days.</w:t>
       </w:r>
-      <w:r>
-        <w:t xml:space="preserve"> </w:t>
-      </w:r>
-      <w:r>
-        <w:t xml:space="preserve">다이앤: 공식 보고서는 곧 보내겠습니다. 영업일 10일 이내에.</w:t>
-      </w:r>
-    </w:p>
-    <w:p>
-      <w:pPr>
-        <w:numPr>
-          <w:ilvl w:val="0"/>
-          <w:numId w:val="1001"/>
-        </w:numPr>
+    </w:p>
+    <w:p>
+      <w:pPr>
+        <w:pStyle w:val="BodyText"/>
       </w:pPr>
       <w:r>
         <w:t xml:space="preserve">ORTEGA: Good. Next, we’ll do a health hazard evaluation, which means we look at how serious the risk to patients is. Then we classify the recall. We do that, not you.</w:t>
       </w:r>
-      <w:r>
-        <w:t xml:space="preserve"> </w:t>
-      </w:r>
-      <w:r>
-        <w:t xml:space="preserve">오르테가: 좋아요. 다음으로 건강 위해 평가를 할 거예요. 환자에게 위험이 얼마나 심각한지 살펴본다는 뜻이죠. 그다음 회수 등급을 정해요. 그건 우리가 해요. 회사가 아니라.</w:t>
-      </w:r>
-    </w:p>
-    <w:p>
-      <w:pPr>
-        <w:numPr>
-          <w:ilvl w:val="0"/>
-          <w:numId w:val="1001"/>
-        </w:numPr>
+    </w:p>
+    <w:p>
+      <w:pPr>
+        <w:pStyle w:val="BodyText"/>
       </w:pPr>
       <w:r>
         <w:t xml:space="preserve">NOAH: Understood. What else do you need from us?</w:t>
       </w:r>
-      <w:r>
-        <w:t xml:space="preserve"> </w:t>
-      </w:r>
-      <w:r>
-        <w:t xml:space="preserve">노아: 알겠습니다. 저희한테 또 뭐가 필요하세요?</w:t>
-      </w:r>
-    </w:p>
-    <w:p>
-      <w:pPr>
-        <w:numPr>
-          <w:ilvl w:val="0"/>
-          <w:numId w:val="1001"/>
-        </w:numPr>
+    </w:p>
+    <w:p>
+      <w:pPr>
+        <w:pStyle w:val="BodyText"/>
       </w:pPr>
       <w:r>
         <w:t xml:space="preserve">ORTEGA: Your letter to physicians. Before it goes out. And proof that clinics received it.</w:t>
-      </w:r>
-      <w:r>
-        <w:t xml:space="preserve"> </w:t>
-      </w:r>
-      <w:r>
-        <w:t xml:space="preserve">오르테가: 의사 대상 서한. 발송 전에요. 그리고 병원들이 받았다는 증거.</w:t>
       </w:r>
     </w:p>
     <w:bookmarkEnd w:id="21"/>
@@ -606,27 +456,15 @@
     </w:p>
     <w:p>
       <w:pPr>
-        <w:numPr>
-          <w:ilvl w:val="0"/>
-          <w:numId w:val="1002"/>
-        </w:numPr>
+        <w:pStyle w:val="FirstParagraph"/>
       </w:pPr>
       <w:r>
         <w:t xml:space="preserve">DIANE: The letter. Every word matters. Courts read these. So do doctors.</w:t>
       </w:r>
-      <w:r>
-        <w:t xml:space="preserve"> </w:t>
-      </w:r>
-      <w:r>
-        <w:t xml:space="preserve">다이앤: 서한. 모든 단어가 중요해요. 법원도 이걸 읽어요. 의사들도요.</w:t>
-      </w:r>
-    </w:p>
-    <w:p>
-      <w:pPr>
-        <w:numPr>
-          <w:ilvl w:val="0"/>
-          <w:numId w:val="1002"/>
-        </w:numPr>
+    </w:p>
+    <w:p>
+      <w:pPr>
+        <w:pStyle w:val="BodyText"/>
       </w:pPr>
       <w:r>
         <w:t xml:space="preserve">ZOE: Title first.</w:t>
@@ -643,31 +481,10 @@
       <w:r>
         <w:t xml:space="preserve">”</w:t>
       </w:r>
-      <w:r>
-        <w:t xml:space="preserve"> </w:t>
-      </w:r>
-      <w:r>
-        <w:t xml:space="preserve">조이: 제목부터.</w:t>
-      </w:r>
-      <w:r>
-        <w:t xml:space="preserve"> </w:t>
-      </w:r>
-      <w:r>
-        <w:t xml:space="preserve">“</w:t>
-      </w:r>
-      <w:r>
-        <w:t xml:space="preserve">긴급: 베이라 필 13, 14, 15번 로트 자발적 회수.</w:t>
-      </w:r>
-      <w:r>
-        <w:t xml:space="preserve">”</w:t>
-      </w:r>
-    </w:p>
-    <w:p>
-      <w:pPr>
-        <w:numPr>
-          <w:ilvl w:val="0"/>
-          <w:numId w:val="1002"/>
-        </w:numPr>
+    </w:p>
+    <w:p>
+      <w:pPr>
+        <w:pStyle w:val="BodyText"/>
       </w:pPr>
       <w:r>
         <w:t xml:space="preserve">DIANE: Good.</w:t>
@@ -690,54 +507,18 @@
       <w:r>
         <w:t xml:space="preserve">in the subject. Lot numbers in the first line.</w:t>
       </w:r>
-      <w:r>
-        <w:t xml:space="preserve"> </w:t>
-      </w:r>
-      <w:r>
-        <w:t xml:space="preserve">다이앤: 좋아요. 제목에</w:t>
-      </w:r>
-      <w:r>
-        <w:t xml:space="preserve"> </w:t>
-      </w:r>
-      <w:r>
-        <w:t xml:space="preserve">“</w:t>
-      </w:r>
-      <w:r>
-        <w:t xml:space="preserve">긴급.</w:t>
-      </w:r>
-      <w:r>
-        <w:t xml:space="preserve">”</w:t>
-      </w:r>
-      <w:r>
-        <w:t xml:space="preserve"> </w:t>
-      </w:r>
-      <w:r>
-        <w:t xml:space="preserve">첫 줄에 로트 번호.</w:t>
-      </w:r>
-    </w:p>
-    <w:p>
-      <w:pPr>
-        <w:numPr>
-          <w:ilvl w:val="0"/>
-          <w:numId w:val="1002"/>
-        </w:numPr>
+    </w:p>
+    <w:p>
+      <w:pPr>
+        <w:pStyle w:val="BodyText"/>
       </w:pPr>
       <w:r>
         <w:t xml:space="preserve">ELENA: Then why. In one sentence. Doctors won’t read a paragraph.</w:t>
       </w:r>
-      <w:r>
-        <w:t xml:space="preserve"> </w:t>
-      </w:r>
-      <w:r>
-        <w:t xml:space="preserve">엘레나: 그다음 이유. 한 문장으로. 의사들은 문단을 안 읽어요.</w:t>
-      </w:r>
-    </w:p>
-    <w:p>
-      <w:pPr>
-        <w:numPr>
-          <w:ilvl w:val="0"/>
-          <w:numId w:val="1002"/>
-        </w:numPr>
+    </w:p>
+    <w:p>
+      <w:pPr>
+        <w:pStyle w:val="BodyText"/>
       </w:pPr>
       <w:r>
         <w:t xml:space="preserve">NOAH:</w:t>
@@ -754,31 +535,10 @@
       <w:r>
         <w:t xml:space="preserve">”</w:t>
       </w:r>
-      <w:r>
-        <w:t xml:space="preserve"> </w:t>
-      </w:r>
-      <w:r>
-        <w:t xml:space="preserve">노아:</w:t>
-      </w:r>
-      <w:r>
-        <w:t xml:space="preserve"> </w:t>
-      </w:r>
-      <w:r>
-        <w:t xml:space="preserve">“</w:t>
-      </w:r>
-      <w:r>
-        <w:t xml:space="preserve">안정성 시험에서 주사기 하나의 밀봉이 제품의 무균을 유지하지 못할 수 있음이 나타났습니다.</w:t>
-      </w:r>
-      <w:r>
-        <w:t xml:space="preserve">”</w:t>
-      </w:r>
-    </w:p>
-    <w:p>
-      <w:pPr>
-        <w:numPr>
-          <w:ilvl w:val="0"/>
-          <w:numId w:val="1002"/>
-        </w:numPr>
+    </w:p>
+    <w:p>
+      <w:pPr>
+        <w:pStyle w:val="BodyText"/>
       </w:pPr>
       <w:r>
         <w:t xml:space="preserve">DIANE:</w:t>
@@ -831,67 +591,10 @@
       <w:r>
         <w:t xml:space="preserve">”</w:t>
       </w:r>
-      <w:r>
-        <w:t xml:space="preserve"> </w:t>
-      </w:r>
-      <w:r>
-        <w:t xml:space="preserve">다이앤:</w:t>
-      </w:r>
-      <w:r>
-        <w:t xml:space="preserve"> </w:t>
-      </w:r>
-      <w:r>
-        <w:t xml:space="preserve">“</w:t>
-      </w:r>
-      <w:r>
-        <w:t xml:space="preserve">못할 수 있다.</w:t>
-      </w:r>
-      <w:r>
-        <w:t xml:space="preserve">”</w:t>
-      </w:r>
-      <w:r>
-        <w:t xml:space="preserve"> </w:t>
-      </w:r>
-      <w:r>
-        <w:t xml:space="preserve">좋아요. 정확해요.</w:t>
-      </w:r>
-      <w:r>
-        <w:t xml:space="preserve"> </w:t>
-      </w:r>
-      <w:r>
-        <w:t xml:space="preserve">“</w:t>
-      </w:r>
-      <w:r>
-        <w:t xml:space="preserve">위험하다</w:t>
-      </w:r>
-      <w:r>
-        <w:t xml:space="preserve">”</w:t>
-      </w:r>
-      <w:r>
-        <w:t xml:space="preserve">도 아니고</w:t>
-      </w:r>
-      <w:r>
-        <w:t xml:space="preserve"> </w:t>
-      </w:r>
-      <w:r>
-        <w:t xml:space="preserve">“</w:t>
-      </w:r>
-      <w:r>
-        <w:t xml:space="preserve">괜찮다</w:t>
-      </w:r>
-      <w:r>
-        <w:t xml:space="preserve">”</w:t>
-      </w:r>
-      <w:r>
-        <w:t xml:space="preserve">도 아니고.</w:t>
-      </w:r>
-    </w:p>
-    <w:p>
-      <w:pPr>
-        <w:numPr>
-          <w:ilvl w:val="0"/>
-          <w:numId w:val="1002"/>
-        </w:numPr>
+    </w:p>
+    <w:p>
+      <w:pPr>
+        <w:pStyle w:val="BodyText"/>
       </w:pPr>
       <w:r>
         <w:t xml:space="preserve">ZOE: Then</w:t>
@@ -908,201 +611,90 @@
       <w:r>
         <w:t xml:space="preserve">”</w:t>
       </w:r>
-      <w:r>
-        <w:t xml:space="preserve"> </w:t>
-      </w:r>
-      <w:r>
-        <w:t xml:space="preserve">조이: 그다음</w:t>
-      </w:r>
-      <w:r>
-        <w:t xml:space="preserve"> </w:t>
-      </w:r>
-      <w:r>
-        <w:t xml:space="preserve">“</w:t>
-      </w:r>
-      <w:r>
-        <w:t xml:space="preserve">만일의 경우를 대비한 신중함으로, 저희는 자발적으로 회수합니다…</w:t>
-      </w:r>
-      <w:r>
-        <w:t xml:space="preserve">”</w:t>
-      </w:r>
-    </w:p>
-    <w:p>
-      <w:pPr>
-        <w:numPr>
-          <w:ilvl w:val="0"/>
-          <w:numId w:val="1002"/>
-        </w:numPr>
+    </w:p>
+    <w:p>
+      <w:pPr>
+        <w:pStyle w:val="BodyText"/>
       </w:pPr>
       <w:r>
         <w:t xml:space="preserve">ELENA: Isn’t that phrase a cliché? Every recall uses it.</w:t>
       </w:r>
-      <w:r>
-        <w:t xml:space="preserve"> </w:t>
-      </w:r>
-      <w:r>
-        <w:t xml:space="preserve">엘레나: 그 표현 상투적이지 않아요? 모든 회수에 쓰잖아요.</w:t>
-      </w:r>
-    </w:p>
-    <w:p>
-      <w:pPr>
-        <w:numPr>
-          <w:ilvl w:val="0"/>
-          <w:numId w:val="1002"/>
-        </w:numPr>
+    </w:p>
+    <w:p>
+      <w:pPr>
+        <w:pStyle w:val="BodyText"/>
       </w:pPr>
       <w:r>
         <w:t xml:space="preserve">DIANE: Every recall uses it because it’s true, and because doctors recognize it immediately. When they see that phrase, they know what kind of letter this is before they read another word.</w:t>
       </w:r>
-      <w:r>
-        <w:t xml:space="preserve"> </w:t>
-      </w:r>
-      <w:r>
-        <w:t xml:space="preserve">다이앤: 사실이라서 모든 회수에 쓰는 거예요. 그리고 의사들이 바로 알아보니까요. 그 표현을 보면, 다음 단어를 읽기도 전에 이게 어떤 서한인지 알아요.</w:t>
-      </w:r>
-    </w:p>
-    <w:p>
-      <w:pPr>
-        <w:numPr>
-          <w:ilvl w:val="0"/>
-          <w:numId w:val="1002"/>
-        </w:numPr>
+    </w:p>
+    <w:p>
+      <w:pPr>
+        <w:pStyle w:val="BodyText"/>
       </w:pPr>
       <w:r>
         <w:t xml:space="preserve">NOAH: Then actions. What should doctors do? Today?</w:t>
       </w:r>
-      <w:r>
-        <w:t xml:space="preserve"> </w:t>
-      </w:r>
-      <w:r>
-        <w:t xml:space="preserve">노아: 그다음 행동. 의사들은 뭘 해야 하죠? 오늘?</w:t>
-      </w:r>
-    </w:p>
-    <w:p>
-      <w:pPr>
-        <w:numPr>
-          <w:ilvl w:val="0"/>
-          <w:numId w:val="1002"/>
-        </w:numPr>
+    </w:p>
+    <w:p>
+      <w:pPr>
+        <w:pStyle w:val="BodyText"/>
       </w:pPr>
       <w:r>
         <w:t xml:space="preserve">ELENA: One. Stop using these lots. Two. Set them aside. Three. Return them. We pay shipping.</w:t>
       </w:r>
-      <w:r>
-        <w:t xml:space="preserve"> </w:t>
-      </w:r>
-      <w:r>
-        <w:t xml:space="preserve">엘레나: 하나. 이 로트 사용 중단. 둘. 따로 보관. 셋. 반품. 배송비는 우리가.</w:t>
-      </w:r>
-    </w:p>
-    <w:p>
-      <w:pPr>
-        <w:numPr>
-          <w:ilvl w:val="0"/>
-          <w:numId w:val="1002"/>
-        </w:numPr>
+    </w:p>
+    <w:p>
+      <w:pPr>
+        <w:pStyle w:val="BodyText"/>
       </w:pPr>
       <w:r>
         <w:t xml:space="preserve">MARCUS: Return kits ship tomorrow. Replacement stock ships the same day. Free.</w:t>
       </w:r>
-      <w:r>
-        <w:t xml:space="preserve"> </w:t>
-      </w:r>
-      <w:r>
-        <w:t xml:space="preserve">마커스: 반품 키트는 내일 발송. 교체 재고도 같은 날 발송. 무료로.</w:t>
-      </w:r>
-    </w:p>
-    <w:p>
-      <w:pPr>
-        <w:numPr>
-          <w:ilvl w:val="0"/>
-          <w:numId w:val="1002"/>
-        </w:numPr>
+    </w:p>
+    <w:p>
+      <w:pPr>
+        <w:pStyle w:val="BodyText"/>
       </w:pPr>
       <w:r>
         <w:t xml:space="preserve">DIANE: And patients already treated?</w:t>
       </w:r>
-      <w:r>
-        <w:t xml:space="preserve"> </w:t>
-      </w:r>
-      <w:r>
-        <w:t xml:space="preserve">다이앤: 이미 시술받은 환자는요?</w:t>
-      </w:r>
-    </w:p>
-    <w:p>
-      <w:pPr>
-        <w:numPr>
-          <w:ilvl w:val="0"/>
-          <w:numId w:val="1002"/>
-        </w:numPr>
+    </w:p>
+    <w:p>
+      <w:pPr>
+        <w:pStyle w:val="BodyText"/>
       </w:pPr>
       <w:r>
         <w:t xml:space="preserve">ELENA: Very low risk. But watch for infection signs. Redness, warmth, swelling that gets worse.</w:t>
       </w:r>
-      <w:r>
-        <w:t xml:space="preserve"> </w:t>
-      </w:r>
-      <w:r>
-        <w:t xml:space="preserve">엘레나: 위험은 매우 낮아요. 하지만 감염 징후를 지켜보세요. 발적, 열감, 악화되는 부기.</w:t>
-      </w:r>
-    </w:p>
-    <w:p>
-      <w:pPr>
-        <w:numPr>
-          <w:ilvl w:val="0"/>
-          <w:numId w:val="1002"/>
-        </w:numPr>
+    </w:p>
+    <w:p>
+      <w:pPr>
+        <w:pStyle w:val="BodyText"/>
       </w:pPr>
       <w:r>
         <w:t xml:space="preserve">DIANE: How soon would signs appear?</w:t>
       </w:r>
-      <w:r>
-        <w:t xml:space="preserve"> </w:t>
-      </w:r>
-      <w:r>
-        <w:t xml:space="preserve">다이앤: 징후는 얼마나 빨리 나타나요?</w:t>
-      </w:r>
-    </w:p>
-    <w:p>
-      <w:pPr>
-        <w:numPr>
-          <w:ilvl w:val="0"/>
-          <w:numId w:val="1002"/>
-        </w:numPr>
+    </w:p>
+    <w:p>
+      <w:pPr>
+        <w:pStyle w:val="BodyText"/>
       </w:pPr>
       <w:r>
         <w:t xml:space="preserve">ELENA: Usually days. Sometimes weeks. They call us, or our twenty-four-hour nurse hotline.</w:t>
       </w:r>
-      <w:r>
-        <w:t xml:space="preserve"> </w:t>
-      </w:r>
-      <w:r>
-        <w:t xml:space="preserve">엘레나: 보통 며칠. 때로는 몇 주. 저희나 24시간 간호사 핫라인으로 전화하면 돼요.</w:t>
-      </w:r>
-    </w:p>
-    <w:p>
-      <w:pPr>
-        <w:numPr>
-          <w:ilvl w:val="0"/>
-          <w:numId w:val="1002"/>
-        </w:numPr>
+    </w:p>
+    <w:p>
+      <w:pPr>
+        <w:pStyle w:val="BodyText"/>
       </w:pPr>
       <w:r>
         <w:t xml:space="preserve">NOAH: And the end of the letter. I want an apology.</w:t>
       </w:r>
-      <w:r>
-        <w:t xml:space="preserve"> </w:t>
-      </w:r>
-      <w:r>
-        <w:t xml:space="preserve">노아: 그리고 서한의 끝. 사과를 넣고 싶어요.</w:t>
-      </w:r>
-    </w:p>
-    <w:p>
-      <w:pPr>
-        <w:numPr>
-          <w:ilvl w:val="0"/>
-          <w:numId w:val="1002"/>
-        </w:numPr>
+    </w:p>
+    <w:p>
+      <w:pPr>
+        <w:pStyle w:val="BodyText"/>
       </w:pPr>
       <w:r>
         <w:t xml:space="preserve">DIANE: Careful.</w:t>
@@ -1143,49 +735,10 @@
       <w:r>
         <w:t xml:space="preserve">is a legal statement.</w:t>
       </w:r>
-      <w:r>
-        <w:t xml:space="preserve"> </w:t>
-      </w:r>
-      <w:r>
-        <w:t xml:space="preserve">다이앤: 조심해요.</w:t>
-      </w:r>
-      <w:r>
-        <w:t xml:space="preserve"> </w:t>
-      </w:r>
-      <w:r>
-        <w:t xml:space="preserve">“</w:t>
-      </w:r>
-      <w:r>
-        <w:t xml:space="preserve">불편을 드려 죄송합니다</w:t>
-      </w:r>
-      <w:r>
-        <w:t xml:space="preserve">”</w:t>
-      </w:r>
-      <w:r>
-        <w:t xml:space="preserve">는 괜찮아요.</w:t>
-      </w:r>
-      <w:r>
-        <w:t xml:space="preserve"> </w:t>
-      </w:r>
-      <w:r>
-        <w:t xml:space="preserve">“</w:t>
-      </w:r>
-      <w:r>
-        <w:t xml:space="preserve">우리 잘못입니다</w:t>
-      </w:r>
-      <w:r>
-        <w:t xml:space="preserve">”</w:t>
-      </w:r>
-      <w:r>
-        <w:t xml:space="preserve">는 법적 진술이에요.</w:t>
-      </w:r>
-    </w:p>
-    <w:p>
-      <w:pPr>
-        <w:numPr>
-          <w:ilvl w:val="0"/>
-          <w:numId w:val="1002"/>
-        </w:numPr>
+    </w:p>
+    <w:p>
+      <w:pPr>
+        <w:pStyle w:val="BodyText"/>
       </w:pPr>
       <w:r>
         <w:t xml:space="preserve">NOAH: Here’s the thing. It’s not just inconvenience. Doctors trusted us with their patients’ faces, and we let them down. If the letter only says</w:t>
@@ -1208,51 +761,18 @@
       <w:r>
         <w:t xml:space="preserve">they’ll feel we don’t understand that.</w:t>
       </w:r>
-      <w:r>
-        <w:t xml:space="preserve"> </w:t>
-      </w:r>
-      <w:r>
-        <w:t xml:space="preserve">노아: 중요한 건 이거예요. 단순한 불편이 아니에요. 의사들은 환자들의 얼굴을 우리에게 맡겼고, 우린 그 믿음을 저버렸어요. 서한에</w:t>
-      </w:r>
-      <w:r>
-        <w:t xml:space="preserve"> </w:t>
-      </w:r>
-      <w:r>
-        <w:t xml:space="preserve">“</w:t>
-      </w:r>
-      <w:r>
-        <w:t xml:space="preserve">불편</w:t>
-      </w:r>
-      <w:r>
-        <w:t xml:space="preserve">”</w:t>
-      </w:r>
-      <w:r>
-        <w:t xml:space="preserve">이라고만 쓰면, 우리가 그걸 모른다고 느낄 거예요.</w:t>
-      </w:r>
-    </w:p>
-    <w:p>
-      <w:pPr>
-        <w:numPr>
-          <w:ilvl w:val="0"/>
-          <w:numId w:val="1002"/>
-        </w:numPr>
+    </w:p>
+    <w:p>
+      <w:pPr>
+        <w:pStyle w:val="BodyText"/>
       </w:pPr>
       <w:r>
         <w:t xml:space="preserve">DIANE: Then say what you’ll do. That’s stronger than blame.</w:t>
       </w:r>
-      <w:r>
-        <w:t xml:space="preserve"> </w:t>
-      </w:r>
-      <w:r>
-        <w:t xml:space="preserve">다이앤: 그럼 무엇을 할지 말해요. 그게 비난보다 강해요.</w:t>
-      </w:r>
-    </w:p>
-    <w:p>
-      <w:pPr>
-        <w:numPr>
-          <w:ilvl w:val="0"/>
-          <w:numId w:val="1002"/>
-        </w:numPr>
+    </w:p>
+    <w:p>
+      <w:pPr>
+        <w:pStyle w:val="BodyText"/>
       </w:pPr>
       <w:r>
         <w:t xml:space="preserve">ZOE:</w:t>
@@ -1269,31 +789,10 @@
       <w:r>
         <w:t xml:space="preserve">”</w:t>
       </w:r>
-      <w:r>
-        <w:t xml:space="preserve"> </w:t>
-      </w:r>
-      <w:r>
-        <w:t xml:space="preserve">조이:</w:t>
-      </w:r>
-      <w:r>
-        <w:t xml:space="preserve"> </w:t>
-      </w:r>
-      <w:r>
-        <w:t xml:space="preserve">“</w:t>
-      </w:r>
-      <w:r>
-        <w:t xml:space="preserve">죄송합니다. 근본 원인을 찾겠습니다. 그리고 찾은 것을 알려 드리겠습니다.</w:t>
-      </w:r>
-      <w:r>
-        <w:t xml:space="preserve">”</w:t>
-      </w:r>
-    </w:p>
-    <w:p>
-      <w:pPr>
-        <w:numPr>
-          <w:ilvl w:val="0"/>
-          <w:numId w:val="1002"/>
-        </w:numPr>
+    </w:p>
+    <w:p>
+      <w:pPr>
+        <w:pStyle w:val="BodyText"/>
       </w:pPr>
       <w:r>
         <w:t xml:space="preserve">ELENA: I like</w:t>
@@ -1316,34 +815,10 @@
       <w:r>
         <w:t xml:space="preserve">It’s a promise we can keep.</w:t>
       </w:r>
-      <w:r>
-        <w:t xml:space="preserve"> </w:t>
-      </w:r>
-      <w:r>
-        <w:t xml:space="preserve">엘레나:</w:t>
-      </w:r>
-      <w:r>
-        <w:t xml:space="preserve"> </w:t>
-      </w:r>
-      <w:r>
-        <w:t xml:space="preserve">“</w:t>
-      </w:r>
-      <w:r>
-        <w:t xml:space="preserve">찾은 것을 알려 드리겠습니다</w:t>
-      </w:r>
-      <w:r>
-        <w:t xml:space="preserve">”</w:t>
-      </w:r>
-      <w:r>
-        <w:t xml:space="preserve">가 좋아요. 지킬 수 있는 약속이에요.</w:t>
-      </w:r>
-    </w:p>
-    <w:p>
-      <w:pPr>
-        <w:numPr>
-          <w:ilvl w:val="0"/>
-          <w:numId w:val="1002"/>
-        </w:numPr>
+    </w:p>
+    <w:p>
+      <w:pPr>
+        <w:pStyle w:val="BodyText"/>
       </w:pPr>
       <w:r>
         <w:t xml:space="preserve">DIANE: Approved. With one change.</w:t>
@@ -1378,117 +853,42 @@
       <w:r>
         <w:t xml:space="preserve">”</w:t>
       </w:r>
-      <w:r>
-        <w:t xml:space="preserve"> </w:t>
-      </w:r>
-      <w:r>
-        <w:t xml:space="preserve">다이앤: 승인. 하나만 바꿔서.</w:t>
-      </w:r>
-      <w:r>
-        <w:t xml:space="preserve"> </w:t>
-      </w:r>
-      <w:r>
-        <w:t xml:space="preserve">“</w:t>
-      </w:r>
-      <w:r>
-        <w:t xml:space="preserve">이런 일이 생겨 죄송합니다.</w:t>
-      </w:r>
-      <w:r>
-        <w:t xml:space="preserve">”</w:t>
-      </w:r>
-      <w:r>
-        <w:t xml:space="preserve"> </w:t>
-      </w:r>
-      <w:r>
-        <w:t xml:space="preserve">“</w:t>
-      </w:r>
-      <w:r>
-        <w:t xml:space="preserve">우리가 이렇게 해서 죄송합니다</w:t>
-      </w:r>
-      <w:r>
-        <w:t xml:space="preserve">”</w:t>
-      </w:r>
-      <w:r>
-        <w:t xml:space="preserve"> </w:t>
-      </w:r>
-      <w:r>
-        <w:t xml:space="preserve">말고.</w:t>
-      </w:r>
-    </w:p>
-    <w:p>
-      <w:pPr>
-        <w:numPr>
-          <w:ilvl w:val="0"/>
-          <w:numId w:val="1002"/>
-        </w:numPr>
+    </w:p>
+    <w:p>
+      <w:pPr>
+        <w:pStyle w:val="BodyText"/>
       </w:pPr>
       <w:r>
         <w:t xml:space="preserve">NOAH: The difference is small.</w:t>
       </w:r>
-      <w:r>
-        <w:t xml:space="preserve"> </w:t>
-      </w:r>
-      <w:r>
-        <w:t xml:space="preserve">노아: 차이가 작네요.</w:t>
-      </w:r>
-    </w:p>
-    <w:p>
-      <w:pPr>
-        <w:numPr>
-          <w:ilvl w:val="0"/>
-          <w:numId w:val="1002"/>
-        </w:numPr>
+    </w:p>
+    <w:p>
+      <w:pPr>
+        <w:pStyle w:val="BodyText"/>
       </w:pPr>
       <w:r>
         <w:t xml:space="preserve">DIANE: To a doctor, small. To a jury, enormous.</w:t>
       </w:r>
-      <w:r>
-        <w:t xml:space="preserve"> </w:t>
-      </w:r>
-      <w:r>
-        <w:t xml:space="preserve">다이앤: 의사한텐 작죠. 배심원한텐 엄청나요.</w:t>
-      </w:r>
-    </w:p>
-    <w:p>
-      <w:pPr>
-        <w:numPr>
-          <w:ilvl w:val="0"/>
-          <w:numId w:val="1002"/>
-        </w:numPr>
+    </w:p>
+    <w:p>
+      <w:pPr>
+        <w:pStyle w:val="BodyText"/>
       </w:pPr>
       <w:r>
         <w:t xml:space="preserve">NOAH: Fine. And I sign it. Not a vice president. Me.</w:t>
       </w:r>
-      <w:r>
-        <w:t xml:space="preserve"> </w:t>
-      </w:r>
-      <w:r>
-        <w:t xml:space="preserve">노아: 좋아요. 그리고 제가 서명해요. 부사장 말고. 제가.</w:t>
-      </w:r>
-    </w:p>
-    <w:p>
-      <w:pPr>
-        <w:numPr>
-          <w:ilvl w:val="0"/>
-          <w:numId w:val="1002"/>
-        </w:numPr>
+    </w:p>
+    <w:p>
+      <w:pPr>
+        <w:pStyle w:val="BodyText"/>
       </w:pPr>
       <w:r>
         <w:t xml:space="preserve">ZOE: Read the final version. Out loud. Once.</w:t>
       </w:r>
-      <w:r>
-        <w:t xml:space="preserve"> </w:t>
-      </w:r>
-      <w:r>
-        <w:t xml:space="preserve">조이: 최종본을 읽어 봐요. 소리 내서. 한 번.</w:t>
-      </w:r>
-    </w:p>
-    <w:p>
-      <w:pPr>
-        <w:numPr>
-          <w:ilvl w:val="0"/>
-          <w:numId w:val="1002"/>
-        </w:numPr>
+    </w:p>
+    <w:p>
+      <w:pPr>
+        <w:pStyle w:val="BodyText"/>
       </w:pPr>
       <w:r>
         <w:t xml:space="preserve">NOAH:</w:t>
@@ -1505,142 +905,61 @@
       <w:r>
         <w:t xml:space="preserve">”</w:t>
       </w:r>
-      <w:r>
-        <w:t xml:space="preserve"> </w:t>
-      </w:r>
-      <w:r>
-        <w:t xml:space="preserve">노아:</w:t>
-      </w:r>
-      <w:r>
-        <w:t xml:space="preserve"> </w:t>
-      </w:r>
-      <w:r>
-        <w:t xml:space="preserve">“</w:t>
-      </w:r>
-      <w:r>
-        <w:t xml:space="preserve">만일의 경우를 대비한 신중함으로, 베이라 에스테틱스는 베이라 필 13, 14, 15번 로트를 자발적으로 회수합니다. 오늘부터 해당 로트 사용을 중단해 주십시오.</w:t>
-      </w:r>
-      <w:r>
-        <w:t xml:space="preserve">”</w:t>
-      </w:r>
-    </w:p>
-    <w:p>
-      <w:pPr>
-        <w:numPr>
-          <w:ilvl w:val="0"/>
-          <w:numId w:val="1002"/>
-        </w:numPr>
+    </w:p>
+    <w:p>
+      <w:pPr>
+        <w:pStyle w:val="BodyText"/>
       </w:pPr>
       <w:r>
         <w:t xml:space="preserve">ELENA: Clear. Calm. Honest.</w:t>
       </w:r>
-      <w:r>
-        <w:t xml:space="preserve"> </w:t>
-      </w:r>
-      <w:r>
-        <w:t xml:space="preserve">엘레나: 명확해요. 차분하고. 정직해요.</w:t>
-      </w:r>
-    </w:p>
-    <w:p>
-      <w:pPr>
-        <w:numPr>
-          <w:ilvl w:val="0"/>
-          <w:numId w:val="1002"/>
-        </w:numPr>
+    </w:p>
+    <w:p>
+      <w:pPr>
+        <w:pStyle w:val="BodyText"/>
       </w:pPr>
       <w:r>
         <w:t xml:space="preserve">DIANE: Send it to Ms. Ortega first. Then the clinics. By noon.</w:t>
       </w:r>
-      <w:r>
-        <w:t xml:space="preserve"> </w:t>
-      </w:r>
-      <w:r>
-        <w:t xml:space="preserve">다이앤: 오르테가 씨한테 먼저 보내요. 그다음 병원들. 정오까지.</w:t>
-      </w:r>
-    </w:p>
-    <w:p>
-      <w:pPr>
-        <w:numPr>
-          <w:ilvl w:val="0"/>
-          <w:numId w:val="1002"/>
-        </w:numPr>
+    </w:p>
+    <w:p>
+      <w:pPr>
+        <w:pStyle w:val="BodyText"/>
       </w:pPr>
       <w:r>
         <w:t xml:space="preserve">DEREK: Wait. Before the letter goes out. Can we call our clinics first?</w:t>
       </w:r>
-      <w:r>
-        <w:t xml:space="preserve"> </w:t>
-      </w:r>
-      <w:r>
-        <w:t xml:space="preserve">데릭: 잠깐만요. 서한 나가기 전에. 우리 병원들한테 먼저 전화해도 돼요?</w:t>
-      </w:r>
-    </w:p>
-    <w:p>
-      <w:pPr>
-        <w:numPr>
-          <w:ilvl w:val="0"/>
-          <w:numId w:val="1002"/>
-        </w:numPr>
+    </w:p>
+    <w:p>
+      <w:pPr>
+        <w:pStyle w:val="BodyText"/>
       </w:pPr>
       <w:r>
         <w:t xml:space="preserve">ZOE: Two hundred ninety clinics? Before noon?</w:t>
       </w:r>
-      <w:r>
-        <w:t xml:space="preserve"> </w:t>
-      </w:r>
-      <w:r>
-        <w:t xml:space="preserve">조이: 병원 290곳을? 정오 전에?</w:t>
-      </w:r>
-    </w:p>
-    <w:p>
-      <w:pPr>
-        <w:numPr>
-          <w:ilvl w:val="0"/>
-          <w:numId w:val="1002"/>
-        </w:numPr>
+    </w:p>
+    <w:p>
+      <w:pPr>
+        <w:pStyle w:val="BodyText"/>
       </w:pPr>
       <w:r>
         <w:t xml:space="preserve">DEREK: Six reps. Plus Ava. Plus Tasha’s trainers. Fifteen calls each. Two hours.</w:t>
       </w:r>
-      <w:r>
-        <w:t xml:space="preserve"> </w:t>
-      </w:r>
-      <w:r>
-        <w:t xml:space="preserve">데릭: 영업 사원 여섯. 거기에 에이바. 거기에 타샤의 트레이너들. 각자 15통. 두 시간.</w:t>
-      </w:r>
-    </w:p>
-    <w:p>
-      <w:pPr>
-        <w:numPr>
-          <w:ilvl w:val="0"/>
-          <w:numId w:val="1002"/>
-        </w:numPr>
+    </w:p>
+    <w:p>
+      <w:pPr>
+        <w:pStyle w:val="BodyText"/>
       </w:pPr>
       <w:r>
         <w:t xml:space="preserve">NOAH: Why does it matter? They get the letter either way.</w:t>
       </w:r>
-      <w:r>
-        <w:t xml:space="preserve"> </w:t>
-      </w:r>
-      <w:r>
-        <w:t xml:space="preserve">노아: 그게 왜 중요해요? 어차피 서한은 받을 텐데.</w:t>
-      </w:r>
-    </w:p>
-    <w:p>
-      <w:pPr>
-        <w:numPr>
-          <w:ilvl w:val="0"/>
-          <w:numId w:val="1002"/>
-        </w:numPr>
+    </w:p>
+    <w:p>
+      <w:pPr>
+        <w:pStyle w:val="BodyText"/>
       </w:pPr>
       <w:r>
         <w:t xml:space="preserve">DEREK: Because bad news in a letter feels like it came from a lawyer. Bad news from a person feels like it came from a partner. Our clinics should hear it from us first.</w:t>
-      </w:r>
-      <w:r>
-        <w:t xml:space="preserve"> </w:t>
-      </w:r>
-      <w:r>
-        <w:t xml:space="preserve">데릭: 나쁜 소식이 서한으로 오면 변호사한테서 온 것 같아요. 사람한테서 오면 파트너한테서 온 것 같고요. 우리 병원들은 우리한테서 먼저 들어야 해요.</w:t>
       </w:r>
     </w:p>
     <w:bookmarkEnd w:id="22"/>
@@ -1655,231 +974,111 @@
     </w:p>
     <w:p>
       <w:pPr>
-        <w:numPr>
-          <w:ilvl w:val="0"/>
-          <w:numId w:val="1003"/>
-        </w:numPr>
+        <w:pStyle w:val="FirstParagraph"/>
       </w:pPr>
       <w:r>
         <w:t xml:space="preserve">DEREK: Dr. Wade. It’s Derek. I have bad news. Before you read it anywhere.</w:t>
       </w:r>
-      <w:r>
-        <w:t xml:space="preserve"> </w:t>
-      </w:r>
-      <w:r>
-        <w:t xml:space="preserve">데릭: 웨이드 선생님. 데릭이에요. 나쁜 소식이 있어요. 어디서 읽으시기 전에.</w:t>
-      </w:r>
-    </w:p>
-    <w:p>
-      <w:pPr>
-        <w:numPr>
-          <w:ilvl w:val="0"/>
-          <w:numId w:val="1003"/>
-        </w:numPr>
+    </w:p>
+    <w:p>
+      <w:pPr>
+        <w:pStyle w:val="BodyText"/>
       </w:pPr>
       <w:r>
         <w:t xml:space="preserve">WADE: Derek. It’s nine a.m. I have a patient in five minutes. Go.</w:t>
       </w:r>
-      <w:r>
-        <w:t xml:space="preserve"> </w:t>
-      </w:r>
-      <w:r>
-        <w:t xml:space="preserve">웨이드: 데릭. 오전 9시예요. 5분 뒤에 환자 있어요. 말해요.</w:t>
-      </w:r>
-    </w:p>
-    <w:p>
-      <w:pPr>
-        <w:numPr>
-          <w:ilvl w:val="0"/>
-          <w:numId w:val="1003"/>
-        </w:numPr>
+    </w:p>
+    <w:p>
+      <w:pPr>
+        <w:pStyle w:val="BodyText"/>
       </w:pPr>
       <w:r>
         <w:t xml:space="preserve">DEREK: We’re recalling three lots. You have forty syringes from lot fourteen.</w:t>
       </w:r>
-      <w:r>
-        <w:t xml:space="preserve"> </w:t>
-      </w:r>
-      <w:r>
-        <w:t xml:space="preserve">데릭: 세 로트를 회수해요. 선생님께 14번 로트 주사기가 40개 있어요.</w:t>
-      </w:r>
-    </w:p>
-    <w:p>
-      <w:pPr>
-        <w:numPr>
-          <w:ilvl w:val="0"/>
-          <w:numId w:val="1003"/>
-        </w:numPr>
+    </w:p>
+    <w:p>
+      <w:pPr>
+        <w:pStyle w:val="BodyText"/>
       </w:pPr>
       <w:r>
         <w:t xml:space="preserve">WADE: Forty? I used twelve last week. On my patients.</w:t>
       </w:r>
-      <w:r>
-        <w:t xml:space="preserve"> </w:t>
-      </w:r>
-      <w:r>
-        <w:t xml:space="preserve">웨이드: 40개? 지난주에 12개 썼어요. 내 환자들한테.</w:t>
-      </w:r>
-    </w:p>
-    <w:p>
-      <w:pPr>
-        <w:numPr>
-          <w:ilvl w:val="0"/>
-          <w:numId w:val="1003"/>
-        </w:numPr>
+    </w:p>
+    <w:p>
+      <w:pPr>
+        <w:pStyle w:val="BodyText"/>
       </w:pPr>
       <w:r>
         <w:t xml:space="preserve">DEREK: The risk is very low. No infections reported. Elena wrote guidance. I’ll email it now.</w:t>
       </w:r>
-      <w:r>
-        <w:t xml:space="preserve"> </w:t>
-      </w:r>
-      <w:r>
-        <w:t xml:space="preserve">데릭: 위험은 매우 낮아요. 감염 보고 없음. 엘레나가 안내문을 썼어요. 지금 이메일로 보낼게요.</w:t>
-      </w:r>
-    </w:p>
-    <w:p>
-      <w:pPr>
-        <w:numPr>
-          <w:ilvl w:val="0"/>
-          <w:numId w:val="1003"/>
-        </w:numPr>
+    </w:p>
+    <w:p>
+      <w:pPr>
+        <w:pStyle w:val="BodyText"/>
       </w:pPr>
       <w:r>
         <w:t xml:space="preserve">WADE: What do I tell my twelve patients?</w:t>
       </w:r>
-      <w:r>
-        <w:t xml:space="preserve"> </w:t>
-      </w:r>
-      <w:r>
-        <w:t xml:space="preserve">웨이드: 내 환자 열두 명한테 뭐라고 해요?</w:t>
-      </w:r>
-    </w:p>
-    <w:p>
-      <w:pPr>
-        <w:numPr>
-          <w:ilvl w:val="0"/>
-          <w:numId w:val="1003"/>
-        </w:numPr>
+    </w:p>
+    <w:p>
+      <w:pPr>
+        <w:pStyle w:val="BodyText"/>
       </w:pPr>
       <w:r>
         <w:t xml:space="preserve">DEREK: Tell them the truth. Watch for redness or warmth, and call you if anything changes. And if any of them need care because of this, we’ll cover it. All of it.</w:t>
       </w:r>
-      <w:r>
-        <w:t xml:space="preserve"> </w:t>
-      </w:r>
-      <w:r>
-        <w:t xml:space="preserve">데릭: 진실을 말씀하세요. 발적이나 열감을 지켜보고, 뭔가 달라지면 선생님께 전화하라고요. 그리고 이 일 때문에 누구라도 치료가 필요하면 저희가 부담해요. 전부요.</w:t>
-      </w:r>
-    </w:p>
-    <w:p>
-      <w:pPr>
-        <w:numPr>
-          <w:ilvl w:val="0"/>
-          <w:numId w:val="1003"/>
-        </w:numPr>
+    </w:p>
+    <w:p>
+      <w:pPr>
+        <w:pStyle w:val="BodyText"/>
       </w:pPr>
       <w:r>
         <w:t xml:space="preserve">WADE: Who decided to recall? Halvern would have waited a month.</w:t>
       </w:r>
-      <w:r>
-        <w:t xml:space="preserve"> </w:t>
-      </w:r>
-      <w:r>
-        <w:t xml:space="preserve">웨이드: 회수는 누가 결정했어요? 할번이었으면 한 달은 기다렸을 텐데.</w:t>
-      </w:r>
-    </w:p>
-    <w:p>
-      <w:pPr>
-        <w:numPr>
-          <w:ilvl w:val="0"/>
-          <w:numId w:val="1003"/>
-        </w:numPr>
+    </w:p>
+    <w:p>
+      <w:pPr>
+        <w:pStyle w:val="BodyText"/>
       </w:pPr>
       <w:r>
         <w:t xml:space="preserve">DEREK: Our CEO made the call, at one forty-one in the morning. Honestly? I voted to wait. I thought the data was weak, and I was worried about what clinics like yours would think.</w:t>
       </w:r>
-      <w:r>
-        <w:t xml:space="preserve"> </w:t>
-      </w:r>
-      <w:r>
-        <w:t xml:space="preserve">데릭: 우리 CEO가 결정했어요. 새벽 1시 41분에요. 솔직히요? 전 기다리자고 했어요. 데이터가 약하다고 생각했고, 선생님 같은 병원들이 어떻게 생각할지 걱정됐거든요.</w:t>
-      </w:r>
-    </w:p>
-    <w:p>
-      <w:pPr>
-        <w:numPr>
-          <w:ilvl w:val="0"/>
-          <w:numId w:val="1003"/>
-        </w:numPr>
+    </w:p>
+    <w:p>
+      <w:pPr>
+        <w:pStyle w:val="BodyText"/>
       </w:pPr>
       <w:r>
         <w:t xml:space="preserve">WADE: And now?</w:t>
       </w:r>
-      <w:r>
-        <w:t xml:space="preserve"> </w:t>
-      </w:r>
-      <w:r>
-        <w:t xml:space="preserve">웨이드: 그럼 지금은요?</w:t>
-      </w:r>
-    </w:p>
-    <w:p>
-      <w:pPr>
-        <w:numPr>
-          <w:ilvl w:val="0"/>
-          <w:numId w:val="1003"/>
-        </w:numPr>
+    </w:p>
+    <w:p>
+      <w:pPr>
+        <w:pStyle w:val="BodyText"/>
       </w:pPr>
       <w:r>
         <w:t xml:space="preserve">DEREK: Now I’m glad I lost. You called before the letter. I mean, I called.</w:t>
       </w:r>
-      <w:r>
-        <w:t xml:space="preserve"> </w:t>
-      </w:r>
-      <w:r>
-        <w:t xml:space="preserve">데릭: 지금은 진 게 다행이에요. 서한 전에 전화했잖아요. 아니, 제가 전화했죠.</w:t>
-      </w:r>
-    </w:p>
-    <w:p>
-      <w:pPr>
-        <w:numPr>
-          <w:ilvl w:val="0"/>
-          <w:numId w:val="1003"/>
-        </w:numPr>
+    </w:p>
+    <w:p>
+      <w:pPr>
+        <w:pStyle w:val="BodyText"/>
       </w:pPr>
       <w:r>
         <w:t xml:space="preserve">WADE: You did. That matters, Derek. Send the replacements. I’m not switching back.</w:t>
       </w:r>
-      <w:r>
-        <w:t xml:space="preserve"> </w:t>
-      </w:r>
-      <w:r>
-        <w:t xml:space="preserve">웨이드: 그랬죠. 그게 중요해요, 데릭. 교체품 보내요. 예전 걸로 안 돌아가요.</w:t>
-      </w:r>
-    </w:p>
-    <w:p>
-      <w:pPr>
-        <w:numPr>
-          <w:ilvl w:val="0"/>
-          <w:numId w:val="1003"/>
-        </w:numPr>
+    </w:p>
+    <w:p>
+      <w:pPr>
+        <w:pStyle w:val="BodyText"/>
       </w:pPr>
       <w:r>
         <w:t xml:space="preserve">AVA: Keisha? It’s Ava. Do you have a minute? It’s important.</w:t>
       </w:r>
-      <w:r>
-        <w:t xml:space="preserve"> </w:t>
-      </w:r>
-      <w:r>
-        <w:t xml:space="preserve">에이바: 키샤? 에이바예요. 잠깐 시간 돼요? 중요한 일이에요.</w:t>
-      </w:r>
-    </w:p>
-    <w:p>
-      <w:pPr>
-        <w:numPr>
-          <w:ilvl w:val="0"/>
-          <w:numId w:val="1003"/>
-        </w:numPr>
+    </w:p>
+    <w:p>
+      <w:pPr>
+        <w:pStyle w:val="BodyText"/>
       </w:pPr>
       <w:r>
         <w:t xml:space="preserve">KEISHA: Uh-oh. That’s your</w:t>
@@ -1902,122 +1101,50 @@
       <w:r>
         <w:t xml:space="preserve">voice.</w:t>
       </w:r>
-      <w:r>
-        <w:t xml:space="preserve"> </w:t>
-      </w:r>
-      <w:r>
-        <w:t xml:space="preserve">키샤: 어머. 그거</w:t>
-      </w:r>
-      <w:r>
-        <w:t xml:space="preserve"> </w:t>
-      </w:r>
-      <w:r>
-        <w:t xml:space="preserve">“</w:t>
-      </w:r>
-      <w:r>
-        <w:t xml:space="preserve">나쁜 소식</w:t>
-      </w:r>
-      <w:r>
-        <w:t xml:space="preserve">”</w:t>
-      </w:r>
-      <w:r>
-        <w:t xml:space="preserve"> </w:t>
-      </w:r>
-      <w:r>
-        <w:t xml:space="preserve">목소리네요.</w:t>
-      </w:r>
-    </w:p>
-    <w:p>
-      <w:pPr>
-        <w:numPr>
-          <w:ilvl w:val="0"/>
-          <w:numId w:val="1003"/>
-        </w:numPr>
+    </w:p>
+    <w:p>
+      <w:pPr>
+        <w:pStyle w:val="BodyText"/>
       </w:pPr>
       <w:r>
         <w:t xml:space="preserve">AVA: It is. Lot thirteen. You have twenty. Please stop using them today.</w:t>
       </w:r>
-      <w:r>
-        <w:t xml:space="preserve"> </w:t>
-      </w:r>
-      <w:r>
-        <w:t xml:space="preserve">에이바: 맞아요. 13번 로트. 20개 있으시죠. 오늘부터 사용 중단해 주세요.</w:t>
-      </w:r>
-    </w:p>
-    <w:p>
-      <w:pPr>
-        <w:numPr>
-          <w:ilvl w:val="0"/>
-          <w:numId w:val="1003"/>
-        </w:numPr>
+    </w:p>
+    <w:p>
+      <w:pPr>
+        <w:pStyle w:val="BodyText"/>
       </w:pPr>
       <w:r>
         <w:t xml:space="preserve">KEISHA: I trusted you guys. My nieces trust Brooke. Now this?</w:t>
       </w:r>
-      <w:r>
-        <w:t xml:space="preserve"> </w:t>
-      </w:r>
-      <w:r>
-        <w:t xml:space="preserve">키샤: 당신들 믿었어요. 우리 조카들은 브룩을 믿고요. 그런데 이거라니?</w:t>
-      </w:r>
-    </w:p>
-    <w:p>
-      <w:pPr>
-        <w:numPr>
-          <w:ilvl w:val="0"/>
-          <w:numId w:val="1003"/>
-        </w:numPr>
+    </w:p>
+    <w:p>
+      <w:pPr>
+        <w:pStyle w:val="BodyText"/>
       </w:pPr>
       <w:r>
         <w:t xml:space="preserve">AVA: I know. I’m sorry this happened. What can I do right now to help?</w:t>
       </w:r>
-      <w:r>
-        <w:t xml:space="preserve"> </w:t>
-      </w:r>
-      <w:r>
-        <w:t xml:space="preserve">에이바: 알아요. 이런 일이 생겨 죄송해요. 지금 당장 뭘 도와드리면 될까요?</w:t>
-      </w:r>
-    </w:p>
-    <w:p>
-      <w:pPr>
-        <w:numPr>
-          <w:ilvl w:val="0"/>
-          <w:numId w:val="1003"/>
-        </w:numPr>
+    </w:p>
+    <w:p>
+      <w:pPr>
+        <w:pStyle w:val="BodyText"/>
       </w:pPr>
       <w:r>
         <w:t xml:space="preserve">KEISHA: Call my patients with me. Tonight. I don’t want to do it alone.</w:t>
       </w:r>
-      <w:r>
-        <w:t xml:space="preserve"> </w:t>
-      </w:r>
-      <w:r>
-        <w:t xml:space="preserve">키샤: 오늘 밤 저랑 같이 환자들한테 전화해요. 혼자 하고 싶지 않아요.</w:t>
-      </w:r>
-    </w:p>
-    <w:p>
-      <w:pPr>
-        <w:numPr>
-          <w:ilvl w:val="0"/>
-          <w:numId w:val="1003"/>
-        </w:numPr>
+    </w:p>
+    <w:p>
+      <w:pPr>
+        <w:pStyle w:val="BodyText"/>
       </w:pPr>
       <w:r>
         <w:t xml:space="preserve">AVA: I’ll be there at six. With Elena’s guidance. And pizza.</w:t>
       </w:r>
-      <w:r>
-        <w:t xml:space="preserve"> </w:t>
-      </w:r>
-      <w:r>
-        <w:t xml:space="preserve">에이바: 6시에 갈게요. 엘레나의 안내문이랑. 피자 들고.</w:t>
-      </w:r>
-    </w:p>
-    <w:p>
-      <w:pPr>
-        <w:numPr>
-          <w:ilvl w:val="0"/>
-          <w:numId w:val="1003"/>
-        </w:numPr>
+    </w:p>
+    <w:p>
+      <w:pPr>
+        <w:pStyle w:val="BodyText"/>
       </w:pPr>
       <w:r>
         <w:t xml:space="preserve">DEREK: Bad one. Haddad’s office cancelled the lunch training.</w:t>
@@ -2034,170 +1161,74 @@
       <w:r>
         <w:t xml:space="preserve">”</w:t>
       </w:r>
-      <w:r>
-        <w:t xml:space="preserve"> </w:t>
-      </w:r>
-      <w:r>
-        <w:t xml:space="preserve">데릭: 안 좋은 거 하나. 하다드 사무실이 점심 교육을 취소했어요.</w:t>
-      </w:r>
-      <w:r>
-        <w:t xml:space="preserve"> </w:t>
-      </w:r>
-      <w:r>
-        <w:t xml:space="preserve">“</w:t>
-      </w:r>
-      <w:r>
-        <w:t xml:space="preserve">지켜보겠다</w:t>
-      </w:r>
-      <w:r>
-        <w:t xml:space="preserve">”</w:t>
-      </w:r>
-      <w:r>
-        <w:t xml:space="preserve">고.</w:t>
-      </w:r>
-    </w:p>
-    <w:p>
-      <w:pPr>
-        <w:numPr>
-          <w:ilvl w:val="0"/>
-          <w:numId w:val="1003"/>
-        </w:numPr>
+    </w:p>
+    <w:p>
+      <w:pPr>
+        <w:pStyle w:val="BodyText"/>
       </w:pPr>
       <w:r>
         <w:t xml:space="preserve">NOAH: That’s fair. Trust has to be re-earned. We’ll go back later.</w:t>
       </w:r>
-      <w:r>
-        <w:t xml:space="preserve"> </w:t>
-      </w:r>
-      <w:r>
-        <w:t xml:space="preserve">노아: 그럴 만해요. 신뢰는 다시 얻어야 하니까요. 나중에 다시 가요.</w:t>
-      </w:r>
-    </w:p>
-    <w:p>
-      <w:pPr>
-        <w:numPr>
-          <w:ilvl w:val="0"/>
-          <w:numId w:val="1003"/>
-        </w:numPr>
+    </w:p>
+    <w:p>
+      <w:pPr>
+        <w:pStyle w:val="BodyText"/>
       </w:pPr>
       <w:r>
         <w:t xml:space="preserve">ZOE: Hotline report. Forty-three calls in the first hour. Mostly patients.</w:t>
       </w:r>
-      <w:r>
-        <w:t xml:space="preserve"> </w:t>
-      </w:r>
-      <w:r>
-        <w:t xml:space="preserve">조이: 핫라인 보고. 첫 한 시간에 43통. 대부분 환자들.</w:t>
-      </w:r>
-    </w:p>
-    <w:p>
-      <w:pPr>
-        <w:numPr>
-          <w:ilvl w:val="0"/>
-          <w:numId w:val="1003"/>
-        </w:numPr>
+    </w:p>
+    <w:p>
+      <w:pPr>
+        <w:pStyle w:val="BodyText"/>
       </w:pPr>
       <w:r>
         <w:t xml:space="preserve">ELENA: I’m taking calls too. Line three. Hello, this is Dr. Ruiz.</w:t>
       </w:r>
-      <w:r>
-        <w:t xml:space="preserve"> </w:t>
-      </w:r>
-      <w:r>
-        <w:t xml:space="preserve">엘레나: 저도 전화 받을게요. 3번 회선. 여보세요, 루이즈 의사입니다.</w:t>
-      </w:r>
-    </w:p>
-    <w:p>
-      <w:pPr>
-        <w:numPr>
-          <w:ilvl w:val="0"/>
-          <w:numId w:val="1003"/>
-        </w:numPr>
+    </w:p>
+    <w:p>
+      <w:pPr>
+        <w:pStyle w:val="BodyText"/>
       </w:pPr>
       <w:r>
         <w:t xml:space="preserve">MEGAN: Hi. I got filler last week. My clinic said I’m on the list. I’m scared.</w:t>
       </w:r>
-      <w:r>
-        <w:t xml:space="preserve"> </w:t>
-      </w:r>
-      <w:r>
-        <w:t xml:space="preserve">메건: 안녕하세요. 지난주에 필러를 맞았어요. 병원에서 제가 명단에 있대요. 무서워요.</w:t>
-      </w:r>
-    </w:p>
-    <w:p>
-      <w:pPr>
-        <w:numPr>
-          <w:ilvl w:val="0"/>
-          <w:numId w:val="1003"/>
-        </w:numPr>
+    </w:p>
+    <w:p>
+      <w:pPr>
+        <w:pStyle w:val="BodyText"/>
       </w:pPr>
       <w:r>
         <w:t xml:space="preserve">ELENA: I understand. Can I ask a few questions? How does the area look today?</w:t>
       </w:r>
-      <w:r>
-        <w:t xml:space="preserve"> </w:t>
-      </w:r>
-      <w:r>
-        <w:t xml:space="preserve">엘레나: 이해해요. 몇 가지 물어봐도 될까요? 오늘 그 부위는 어때요?</w:t>
-      </w:r>
-    </w:p>
-    <w:p>
-      <w:pPr>
-        <w:numPr>
-          <w:ilvl w:val="0"/>
-          <w:numId w:val="1003"/>
-        </w:numPr>
+    </w:p>
+    <w:p>
+      <w:pPr>
+        <w:pStyle w:val="BodyText"/>
       </w:pPr>
       <w:r>
         <w:t xml:space="preserve">MEGAN: Normal. A tiny bruise. No pain.</w:t>
       </w:r>
-      <w:r>
-        <w:t xml:space="preserve"> </w:t>
-      </w:r>
-      <w:r>
-        <w:t xml:space="preserve">메건: 정상이에요. 작은 멍. 통증 없음.</w:t>
-      </w:r>
-    </w:p>
-    <w:p>
-      <w:pPr>
-        <w:numPr>
-          <w:ilvl w:val="0"/>
-          <w:numId w:val="1003"/>
-        </w:numPr>
+    </w:p>
+    <w:p>
+      <w:pPr>
+        <w:pStyle w:val="BodyText"/>
       </w:pPr>
       <w:r>
         <w:t xml:space="preserve">ELENA: That’s a good sign. Bruising is normal. Do you have our app? Veyra Circle?</w:t>
       </w:r>
-      <w:r>
-        <w:t xml:space="preserve"> </w:t>
-      </w:r>
-      <w:r>
-        <w:t xml:space="preserve">엘레나: 좋은 신호예요. 멍은 정상이에요. 저희 앱 있어요? 베이라 서클?</w:t>
-      </w:r>
-    </w:p>
-    <w:p>
-      <w:pPr>
-        <w:numPr>
-          <w:ilvl w:val="0"/>
-          <w:numId w:val="1003"/>
-        </w:numPr>
+    </w:p>
+    <w:p>
+      <w:pPr>
+        <w:pStyle w:val="BodyText"/>
       </w:pPr>
       <w:r>
         <w:t xml:space="preserve">MEGAN: Yes. It’s been telling me to ice.</w:t>
       </w:r>
-      <w:r>
-        <w:t xml:space="preserve"> </w:t>
-      </w:r>
-      <w:r>
-        <w:t xml:space="preserve">메건: 네. 계속 얼음찜질하라고 해요.</w:t>
-      </w:r>
-    </w:p>
-    <w:p>
-      <w:pPr>
-        <w:numPr>
-          <w:ilvl w:val="0"/>
-          <w:numId w:val="1003"/>
-        </w:numPr>
+    </w:p>
+    <w:p>
+      <w:pPr>
+        <w:pStyle w:val="BodyText"/>
       </w:pPr>
       <w:r>
         <w:t xml:space="preserve">ELENA: Keep icing, and check the</w:t>
@@ -2220,46 +1251,13 @@
       <w:r>
         <w:t xml:space="preserve">list in the app every day. If you notice redness, warmth, or swelling that gets worse, call us right away. Any time, day or night.</w:t>
       </w:r>
-      <w:r>
-        <w:t xml:space="preserve"> </w:t>
-      </w:r>
-      <w:r>
-        <w:t xml:space="preserve">엘레나: 계속 찜질하시고, 앱의</w:t>
-      </w:r>
-      <w:r>
-        <w:t xml:space="preserve"> </w:t>
-      </w:r>
-      <w:r>
-        <w:t xml:space="preserve">“</w:t>
-      </w:r>
-      <w:r>
-        <w:t xml:space="preserve">지금 전화</w:t>
-      </w:r>
-      <w:r>
-        <w:t xml:space="preserve">”</w:t>
-      </w:r>
-      <w:r>
-        <w:t xml:space="preserve"> </w:t>
-      </w:r>
-      <w:r>
-        <w:t xml:space="preserve">목록을 매일 확인하세요. 발적이나 열감, 또는 점점 심해지는 부기가 보이면 바로 저희에게 전화하세요. 밤낮 언제든지요.</w:t>
-      </w:r>
-    </w:p>
-    <w:p>
-      <w:pPr>
-        <w:numPr>
-          <w:ilvl w:val="0"/>
-          <w:numId w:val="1003"/>
-        </w:numPr>
+    </w:p>
+    <w:p>
+      <w:pPr>
+        <w:pStyle w:val="BodyText"/>
       </w:pPr>
       <w:r>
         <w:t xml:space="preserve">MEGAN: Thank you. A real doctor answered. I didn’t expect that.</w:t>
-      </w:r>
-      <w:r>
-        <w:t xml:space="preserve"> </w:t>
-      </w:r>
-      <w:r>
-        <w:t xml:space="preserve">메건: 감사해요. 진짜 의사가 받았네요. 그건 예상 못 했어요.</w:t>
       </w:r>
     </w:p>
     <w:bookmarkEnd w:id="23"/>
@@ -2274,333 +1272,159 @@
     </w:p>
     <w:p>
       <w:pPr>
-        <w:numPr>
-          <w:ilvl w:val="0"/>
-          <w:numId w:val="1004"/>
-        </w:numPr>
+        <w:pStyle w:val="FirstParagraph"/>
       </w:pPr>
       <w:r>
         <w:t xml:space="preserve">MARCUS: Kevin. This is a formal meeting. Diane is here. We’re recording. With your permission.</w:t>
       </w:r>
-      <w:r>
-        <w:t xml:space="preserve"> </w:t>
-      </w:r>
-      <w:r>
-        <w:t xml:space="preserve">마커스: 케빈. 이건 공식 회의예요. 다이앤도 있어요. 녹화합니다. 동의하시면.</w:t>
-      </w:r>
-    </w:p>
-    <w:p>
-      <w:pPr>
-        <w:numPr>
-          <w:ilvl w:val="0"/>
-          <w:numId w:val="1004"/>
-        </w:numPr>
+    </w:p>
+    <w:p>
+      <w:pPr>
+        <w:pStyle w:val="BodyText"/>
       </w:pPr>
       <w:r>
         <w:t xml:space="preserve">KEVIN: Permission granted. Marcus, before you start, I want to say something. I’m sorry. Changing the stopper supplier without telling you was our mistake, and I won’t pretend it wasn’t.</w:t>
       </w:r>
-      <w:r>
-        <w:t xml:space="preserve"> </w:t>
-      </w:r>
-      <w:r>
-        <w:t xml:space="preserve">케빈: 동의해요. 마커스, 시작하기 전에 할 말이 있어요. 미안해요. 말하지 않고 마개 공급사를 바꾼 건 우리 실수였어요. 아닌 척하지 않을게요.</w:t>
-      </w:r>
-    </w:p>
-    <w:p>
-      <w:pPr>
-        <w:numPr>
-          <w:ilvl w:val="0"/>
-          <w:numId w:val="1004"/>
-        </w:numPr>
+    </w:p>
+    <w:p>
+      <w:pPr>
+        <w:pStyle w:val="BodyText"/>
       </w:pPr>
       <w:r>
         <w:t xml:space="preserve">DIANE: Thank you for saying that. Now let’s fix it. Marcus has three items.</w:t>
       </w:r>
-      <w:r>
-        <w:t xml:space="preserve"> </w:t>
-      </w:r>
-      <w:r>
-        <w:t xml:space="preserve">다이앤: 그렇게 말해 줘서 고마워요. 이제 고칩시다. 마커스가 세 가지를 말할 거예요.</w:t>
-      </w:r>
-    </w:p>
-    <w:p>
-      <w:pPr>
-        <w:numPr>
-          <w:ilvl w:val="0"/>
-          <w:numId w:val="1004"/>
-        </w:numPr>
+    </w:p>
+    <w:p>
+      <w:pPr>
+        <w:pStyle w:val="BodyText"/>
       </w:pPr>
       <w:r>
         <w:t xml:space="preserve">MARCUS: One. Recall costs. Return shipping, replacements, hotline. One point one million so far.</w:t>
       </w:r>
-      <w:r>
-        <w:t xml:space="preserve"> </w:t>
-      </w:r>
-      <w:r>
-        <w:t xml:space="preserve">마커스: 하나. 회수 비용. 반품 배송, 교체품, 핫라인. 지금까지 110만 달러.</w:t>
-      </w:r>
-    </w:p>
-    <w:p>
-      <w:pPr>
-        <w:numPr>
-          <w:ilvl w:val="0"/>
-          <w:numId w:val="1004"/>
-        </w:numPr>
+    </w:p>
+    <w:p>
+      <w:pPr>
+        <w:pStyle w:val="BodyText"/>
       </w:pPr>
       <w:r>
         <w:t xml:space="preserve">KEVIN: That’s a lot of money for a mid-size CDMO.</w:t>
       </w:r>
-      <w:r>
-        <w:t xml:space="preserve"> </w:t>
-      </w:r>
-      <w:r>
-        <w:t xml:space="preserve">케빈: 중견 CDMO한텐 큰돈이에요.</w:t>
-      </w:r>
-    </w:p>
-    <w:p>
-      <w:pPr>
-        <w:numPr>
-          <w:ilvl w:val="0"/>
-          <w:numId w:val="1004"/>
-        </w:numPr>
+    </w:p>
+    <w:p>
+      <w:pPr>
+        <w:pStyle w:val="BodyText"/>
       </w:pPr>
       <w:r>
         <w:t xml:space="preserve">DIANE: Section nine of your contract. Unapproved component changes. Your cost. In writing.</w:t>
       </w:r>
-      <w:r>
-        <w:t xml:space="preserve"> </w:t>
-      </w:r>
-      <w:r>
-        <w:t xml:space="preserve">다이앤: 계약서 9조. 승인받지 않은 부품 변경. 당신네 비용. 서면으로 돼 있어요.</w:t>
-      </w:r>
-    </w:p>
-    <w:p>
-      <w:pPr>
-        <w:numPr>
-          <w:ilvl w:val="0"/>
-          <w:numId w:val="1004"/>
-        </w:numPr>
+    </w:p>
+    <w:p>
+      <w:pPr>
+        <w:pStyle w:val="BodyText"/>
       </w:pPr>
       <w:r>
         <w:t xml:space="preserve">KEVIN: …I know the section. We’ll pay. In full.</w:t>
       </w:r>
-      <w:r>
-        <w:t xml:space="preserve"> </w:t>
-      </w:r>
-      <w:r>
-        <w:t xml:space="preserve">케빈: …그 조항 알아요. 지불할게요. 전액.</w:t>
-      </w:r>
-    </w:p>
-    <w:p>
-      <w:pPr>
-        <w:numPr>
-          <w:ilvl w:val="0"/>
-          <w:numId w:val="1004"/>
-        </w:numPr>
+    </w:p>
+    <w:p>
+      <w:pPr>
+        <w:pStyle w:val="BodyText"/>
       </w:pPr>
       <w:r>
         <w:t xml:space="preserve">MARCUS: Two. Corrective action. Go back to the original stopper supplier. Immediately.</w:t>
       </w:r>
-      <w:r>
-        <w:t xml:space="preserve"> </w:t>
-      </w:r>
-      <w:r>
-        <w:t xml:space="preserve">마커스: 둘. 시정 조치. 원래 마개 공급사로 돌아가요. 즉시.</w:t>
-      </w:r>
-    </w:p>
-    <w:p>
-      <w:pPr>
-        <w:numPr>
-          <w:ilvl w:val="0"/>
-          <w:numId w:val="1004"/>
-        </w:numPr>
+    </w:p>
+    <w:p>
+      <w:pPr>
+        <w:pStyle w:val="BodyText"/>
       </w:pPr>
       <w:r>
         <w:t xml:space="preserve">KEVIN: Already ordered. Delivery in three weeks. Raj is validating the incoming batches.</w:t>
       </w:r>
-      <w:r>
-        <w:t xml:space="preserve"> </w:t>
-      </w:r>
-      <w:r>
-        <w:t xml:space="preserve">케빈: 이미 주문했어요. 3주 후 납품. 라지가 입고 배치를 검증하고 있어요.</w:t>
-      </w:r>
-    </w:p>
-    <w:p>
-      <w:pPr>
-        <w:numPr>
-          <w:ilvl w:val="0"/>
-          <w:numId w:val="1004"/>
-        </w:numPr>
+    </w:p>
+    <w:p>
+      <w:pPr>
+        <w:pStyle w:val="BodyText"/>
       </w:pPr>
       <w:r>
         <w:t xml:space="preserve">MARCUS: Three. Preventive action. From now on, every component change needs our written approval, before, not after. No exceptions. If we don’t sign it, it doesn’t happen.</w:t>
       </w:r>
-      <w:r>
-        <w:t xml:space="preserve"> </w:t>
-      </w:r>
-      <w:r>
-        <w:t xml:space="preserve">마커스: 셋. 예방 조치. 앞으로 모든 부품 변경은 우리 서면 승인이 필요해요. 사후 말고 사전에. 예외 없어요. 우리가 서명하지 않으면, 그 변경은 없는 거예요.</w:t>
-      </w:r>
-    </w:p>
-    <w:p>
-      <w:pPr>
-        <w:numPr>
-          <w:ilvl w:val="0"/>
-          <w:numId w:val="1004"/>
-        </w:numPr>
+    </w:p>
+    <w:p>
+      <w:pPr>
+        <w:pStyle w:val="BodyText"/>
       </w:pPr>
       <w:r>
         <w:t xml:space="preserve">LEO: And Veyra joins every incoming inspection of stoppers. For one year.</w:t>
       </w:r>
-      <w:r>
-        <w:t xml:space="preserve"> </w:t>
-      </w:r>
-      <w:r>
-        <w:t xml:space="preserve">레오: 그리고 베이라가 1년 동안 모든 마개 입고 검사에 참여해요.</w:t>
-      </w:r>
-    </w:p>
-    <w:p>
-      <w:pPr>
-        <w:numPr>
-          <w:ilvl w:val="0"/>
-          <w:numId w:val="1004"/>
-        </w:numPr>
+    </w:p>
+    <w:p>
+      <w:pPr>
+        <w:pStyle w:val="BodyText"/>
       </w:pPr>
       <w:r>
         <w:t xml:space="preserve">KEVIN: You don’t trust us anymore.</w:t>
       </w:r>
-      <w:r>
-        <w:t xml:space="preserve"> </w:t>
-      </w:r>
-      <w:r>
-        <w:t xml:space="preserve">케빈: 이제 우릴 믿지 않는군요.</w:t>
-      </w:r>
-    </w:p>
-    <w:p>
-      <w:pPr>
-        <w:numPr>
-          <w:ilvl w:val="0"/>
-          <w:numId w:val="1004"/>
-        </w:numPr>
+    </w:p>
+    <w:p>
+      <w:pPr>
+        <w:pStyle w:val="BodyText"/>
       </w:pPr>
       <w:r>
         <w:t xml:space="preserve">MARCUS: We trust you. And we verify. That’s the new deal.</w:t>
       </w:r>
-      <w:r>
-        <w:t xml:space="preserve"> </w:t>
-      </w:r>
-      <w:r>
-        <w:t xml:space="preserve">마커스: 믿어요. 그리고 확인해요. 그게 새 조건이에요.</w:t>
-      </w:r>
-    </w:p>
-    <w:p>
-      <w:pPr>
-        <w:numPr>
-          <w:ilvl w:val="0"/>
-          <w:numId w:val="1004"/>
-        </w:numPr>
+    </w:p>
+    <w:p>
+      <w:pPr>
+        <w:pStyle w:val="BodyText"/>
       </w:pPr>
       <w:r>
         <w:t xml:space="preserve">KEVIN: …Fair. Send the amendment. I’ll sign it this week.</w:t>
       </w:r>
-      <w:r>
-        <w:t xml:space="preserve"> </w:t>
-      </w:r>
-      <w:r>
-        <w:t xml:space="preserve">케빈: …공정하네요. 수정 계약서 보내요. 이번 주에 서명할게요.</w:t>
-      </w:r>
-    </w:p>
-    <w:p>
-      <w:pPr>
-        <w:numPr>
-          <w:ilvl w:val="0"/>
-          <w:numId w:val="1004"/>
-        </w:numPr>
+    </w:p>
+    <w:p>
+      <w:pPr>
+        <w:pStyle w:val="BodyText"/>
       </w:pPr>
       <w:r>
         <w:t xml:space="preserve">PRIYA: Su-jin, can you hear me? It’s morning in Ochang?</w:t>
       </w:r>
-      <w:r>
-        <w:t xml:space="preserve"> </w:t>
-      </w:r>
-      <w:r>
-        <w:t xml:space="preserve">프리야: 수진 씨, 들려요? 오창은 아침이죠?</w:t>
-      </w:r>
-    </w:p>
-    <w:p>
-      <w:pPr>
-        <w:numPr>
-          <w:ilvl w:val="0"/>
-          <w:numId w:val="1004"/>
-        </w:numPr>
+    </w:p>
+    <w:p>
+      <w:pPr>
+        <w:pStyle w:val="BodyText"/>
       </w:pPr>
       <w:r>
         <w:t xml:space="preserve">SUJIN: Seven a.m. Good morning. Our PMA supplement got FDA questions last night. Eleven questions.</w:t>
       </w:r>
-      <w:r>
-        <w:t xml:space="preserve"> </w:t>
-      </w:r>
-      <w:r>
-        <w:t xml:space="preserve">수진: 오전 7시요. 좋은 아침이에요. 우리 PMA 보충 신청에 어젯밤 FDA 질문이 왔어요. 11개.</w:t>
-      </w:r>
-    </w:p>
-    <w:p>
-      <w:pPr>
-        <w:numPr>
-          <w:ilvl w:val="0"/>
-          <w:numId w:val="1004"/>
-        </w:numPr>
+    </w:p>
+    <w:p>
+      <w:pPr>
+        <w:pStyle w:val="BodyText"/>
       </w:pPr>
       <w:r>
         <w:t xml:space="preserve">PRIYA: Eleven. How fast can we answer?</w:t>
       </w:r>
-      <w:r>
-        <w:t xml:space="preserve"> </w:t>
-      </w:r>
-      <w:r>
-        <w:t xml:space="preserve">프리야: 11개. 얼마나 빨리 답할 수 있어요?</w:t>
-      </w:r>
-    </w:p>
-    <w:p>
-      <w:pPr>
-        <w:numPr>
-          <w:ilvl w:val="0"/>
-          <w:numId w:val="1004"/>
-        </w:numPr>
+    </w:p>
+    <w:p>
+      <w:pPr>
+        <w:pStyle w:val="BodyText"/>
       </w:pPr>
       <w:r>
         <w:t xml:space="preserve">SUJIN: Normally, thirty days. For you, ten. My whole team is working weekends.</w:t>
       </w:r>
-      <w:r>
-        <w:t xml:space="preserve"> </w:t>
-      </w:r>
-      <w:r>
-        <w:t xml:space="preserve">수진: 보통은 30일. 당신들을 위해선 10일. 우리 팀 전체가 주말에도 일하고 있어요.</w:t>
-      </w:r>
-    </w:p>
-    <w:p>
-      <w:pPr>
-        <w:numPr>
-          <w:ilvl w:val="0"/>
-          <w:numId w:val="1004"/>
-        </w:numPr>
+    </w:p>
+    <w:p>
+      <w:pPr>
+        <w:pStyle w:val="BodyText"/>
       </w:pPr>
       <w:r>
         <w:t xml:space="preserve">PRIYA: Su-jin, thank you. Truly.</w:t>
       </w:r>
-      <w:r>
-        <w:t xml:space="preserve"> </w:t>
-      </w:r>
-      <w:r>
-        <w:t xml:space="preserve">프리야: 수진 씨, 고마워요. 진심으로.</w:t>
-      </w:r>
-    </w:p>
-    <w:p>
-      <w:pPr>
-        <w:numPr>
-          <w:ilvl w:val="0"/>
-          <w:numId w:val="1004"/>
-        </w:numPr>
+    </w:p>
+    <w:p>
+      <w:pPr>
+        <w:pStyle w:val="BodyText"/>
       </w:pPr>
       <w:r>
         <w:t xml:space="preserve">SUJIN: CEO Park says,</w:t>
@@ -2617,108 +1441,45 @@
       <w:r>
         <w:t xml:space="preserve">”</w:t>
       </w:r>
-      <w:r>
-        <w:t xml:space="preserve"> </w:t>
-      </w:r>
-      <w:r>
-        <w:t xml:space="preserve">수진: 박 대표님이 그러셨어요.</w:t>
-      </w:r>
-      <w:r>
-        <w:t xml:space="preserve"> </w:t>
-      </w:r>
-      <w:r>
-        <w:t xml:space="preserve">“</w:t>
-      </w:r>
-      <w:r>
-        <w:t xml:space="preserve">그들은 나쁜 소식으로 먼저 전화했다. 우리는 좋은 일로 빨리 답한다.</w:t>
-      </w:r>
-      <w:r>
-        <w:t xml:space="preserve">”</w:t>
-      </w:r>
-    </w:p>
-    <w:p>
-      <w:pPr>
-        <w:numPr>
-          <w:ilvl w:val="0"/>
-          <w:numId w:val="1004"/>
-        </w:numPr>
+    </w:p>
+    <w:p>
+      <w:pPr>
+        <w:pStyle w:val="BodyText"/>
       </w:pPr>
       <w:r>
         <w:t xml:space="preserve">NOAH: Priya, how long until Seorin is approved?</w:t>
       </w:r>
-      <w:r>
-        <w:t xml:space="preserve"> </w:t>
-      </w:r>
-      <w:r>
-        <w:t xml:space="preserve">노아: 프리야, 서린 승인까지 얼마나 걸려?</w:t>
-      </w:r>
-    </w:p>
-    <w:p>
-      <w:pPr>
-        <w:numPr>
-          <w:ilvl w:val="0"/>
-          <w:numId w:val="1004"/>
-        </w:numPr>
+    </w:p>
+    <w:p>
+      <w:pPr>
+        <w:pStyle w:val="BodyText"/>
       </w:pPr>
       <w:r>
         <w:t xml:space="preserve">PRIYA: If FDA likes the answers, six to eight weeks. That’s before the buffer runs out, but not by much. So there’s no room for a second round of questions.</w:t>
       </w:r>
-      <w:r>
-        <w:t xml:space="preserve"> </w:t>
-      </w:r>
-      <w:r>
-        <w:t xml:space="preserve">프리야: FDA가 답변을 마음에 들어 하면 6~8주. 버퍼가 떨어지기 전이긴 한데, 여유가 많지 않아. 그러니까 두 번째 질문을 받을 여유는 없어.</w:t>
-      </w:r>
-    </w:p>
-    <w:p>
-      <w:pPr>
-        <w:numPr>
-          <w:ilvl w:val="0"/>
-          <w:numId w:val="1004"/>
-        </w:numPr>
+    </w:p>
+    <w:p>
+      <w:pPr>
+        <w:pStyle w:val="BodyText"/>
       </w:pPr>
       <w:r>
         <w:t xml:space="preserve">MARCUS: Two is one.</w:t>
       </w:r>
-      <w:r>
-        <w:t xml:space="preserve"> </w:t>
-      </w:r>
-      <w:r>
-        <w:t xml:space="preserve">마커스: 둘은 하나.</w:t>
-      </w:r>
-    </w:p>
-    <w:p>
-      <w:pPr>
-        <w:numPr>
-          <w:ilvl w:val="0"/>
-          <w:numId w:val="1004"/>
-        </w:numPr>
+    </w:p>
+    <w:p>
+      <w:pPr>
+        <w:pStyle w:val="BodyText"/>
       </w:pPr>
       <w:r>
         <w:t xml:space="preserve">PRIYA: Soon, Marcus. Soon we’ll have two.</w:t>
       </w:r>
-      <w:r>
-        <w:t xml:space="preserve"> </w:t>
-      </w:r>
-      <w:r>
-        <w:t xml:space="preserve">프리야: 곧이에요, 마커스. 곧 둘이 될 거예요.</w:t>
-      </w:r>
-    </w:p>
-    <w:p>
-      <w:pPr>
-        <w:numPr>
-          <w:ilvl w:val="0"/>
-          <w:numId w:val="1004"/>
-        </w:numPr>
+    </w:p>
+    <w:p>
+      <w:pPr>
+        <w:pStyle w:val="BodyText"/>
       </w:pPr>
       <w:r>
         <w:t xml:space="preserve">LEO: Root cause draft is ready. Fourteen of fifty B-2207 samples were too hard.</w:t>
-      </w:r>
-      <w:r>
-        <w:t xml:space="preserve"> </w:t>
-      </w:r>
-      <w:r>
-        <w:t xml:space="preserve">레오: 근본 원인 보고서 초안 준비됐어요. B-2207 샘플 50개 중 14개가 너무 단단했어요.</w:t>
       </w:r>
     </w:p>
     <w:bookmarkEnd w:id="24"/>
@@ -2733,78 +1494,39 @@
     </w:p>
     <w:p>
       <w:pPr>
-        <w:numPr>
-          <w:ilvl w:val="0"/>
-          <w:numId w:val="1005"/>
-        </w:numPr>
+        <w:pStyle w:val="FirstParagraph"/>
       </w:pPr>
       <w:r>
         <w:t xml:space="preserve">ZOE: Seven weeks. Final numbers. Grace sent them this morning.</w:t>
       </w:r>
-      <w:r>
-        <w:t xml:space="preserve"> </w:t>
-      </w:r>
-      <w:r>
-        <w:t xml:space="preserve">조이: 7주. 최종 숫자. 그레이스가 오늘 아침 보냈어요.</w:t>
-      </w:r>
-    </w:p>
-    <w:p>
-      <w:pPr>
-        <w:numPr>
-          <w:ilvl w:val="0"/>
-          <w:numId w:val="1005"/>
-        </w:numPr>
+    </w:p>
+    <w:p>
+      <w:pPr>
+        <w:pStyle w:val="BodyText"/>
       </w:pPr>
       <w:r>
         <w:t xml:space="preserve">NOAH: Read them. Slowly.</w:t>
       </w:r>
-      <w:r>
-        <w:t xml:space="preserve"> </w:t>
-      </w:r>
-      <w:r>
-        <w:t xml:space="preserve">노아: 읽어 줘요. 천천히.</w:t>
-      </w:r>
-    </w:p>
-    <w:p>
-      <w:pPr>
-        <w:numPr>
-          <w:ilvl w:val="0"/>
-          <w:numId w:val="1005"/>
-        </w:numPr>
+    </w:p>
+    <w:p>
+      <w:pPr>
+        <w:pStyle w:val="BodyText"/>
       </w:pPr>
       <w:r>
         <w:t xml:space="preserve">ZOE: Recall effectiveness. Ninety-seven percent of units accounted for. Returned or confirmed used.</w:t>
       </w:r>
-      <w:r>
-        <w:t xml:space="preserve"> </w:t>
-      </w:r>
-      <w:r>
-        <w:t xml:space="preserve">조이: 회수 효과. 97퍼센트의 제품 확인. 반품됐거나 사용 확인됨.</w:t>
-      </w:r>
-    </w:p>
-    <w:p>
-      <w:pPr>
-        <w:numPr>
-          <w:ilvl w:val="0"/>
-          <w:numId w:val="1005"/>
-        </w:numPr>
+    </w:p>
+    <w:p>
+      <w:pPr>
+        <w:pStyle w:val="BodyText"/>
       </w:pPr>
       <w:r>
         <w:t xml:space="preserve">ELENA: Infections. Zero. Adverse events linked to the recall lots. Zero.</w:t>
       </w:r>
-      <w:r>
-        <w:t xml:space="preserve"> </w:t>
-      </w:r>
-      <w:r>
-        <w:t xml:space="preserve">엘레나: 감염. 0건. 회수 로트 관련 이상사례. 0건.</w:t>
-      </w:r>
-    </w:p>
-    <w:p>
-      <w:pPr>
-        <w:numPr>
-          <w:ilvl w:val="0"/>
-          <w:numId w:val="1005"/>
-        </w:numPr>
+    </w:p>
+    <w:p>
+      <w:pPr>
+        <w:pStyle w:val="BodyText"/>
       </w:pPr>
       <w:r>
         <w:t xml:space="preserve">DIANE: FDA classified it Class Two. Ms. Ortega called it</w:t>
@@ -2821,170 +1543,74 @@
       <w:r>
         <w:t xml:space="preserve">”</w:t>
       </w:r>
-      <w:r>
-        <w:t xml:space="preserve"> </w:t>
-      </w:r>
-      <w:r>
-        <w:t xml:space="preserve">다이앤: FDA가 2등급으로 분류했어요. 오르테가 씨가</w:t>
-      </w:r>
-      <w:r>
-        <w:t xml:space="preserve"> </w:t>
-      </w:r>
-      <w:r>
-        <w:t xml:space="preserve">“</w:t>
-      </w:r>
-      <w:r>
-        <w:t xml:space="preserve">교과서적인 회수</w:t>
-      </w:r>
-      <w:r>
-        <w:t xml:space="preserve">”</w:t>
-      </w:r>
-      <w:r>
-        <w:t xml:space="preserve">라고 했어요.</w:t>
-      </w:r>
-    </w:p>
-    <w:p>
-      <w:pPr>
-        <w:numPr>
-          <w:ilvl w:val="0"/>
-          <w:numId w:val="1005"/>
-        </w:numPr>
+    </w:p>
+    <w:p>
+      <w:pPr>
+        <w:pStyle w:val="BodyText"/>
       </w:pPr>
       <w:r>
         <w:t xml:space="preserve">MARCUS: Lost clinics?</w:t>
       </w:r>
-      <w:r>
-        <w:t xml:space="preserve"> </w:t>
-      </w:r>
-      <w:r>
-        <w:t xml:space="preserve">마커스: 잃은 병원은?</w:t>
-      </w:r>
-    </w:p>
-    <w:p>
-      <w:pPr>
-        <w:numPr>
-          <w:ilvl w:val="0"/>
-          <w:numId w:val="1005"/>
-        </w:numPr>
+    </w:p>
+    <w:p>
+      <w:pPr>
+        <w:pStyle w:val="BodyText"/>
       </w:pPr>
       <w:r>
         <w:t xml:space="preserve">DEREK: Eighteen clinics paused their orders, and Haddad is one of them. That hurts. But two hundred seventy-two are still ordering, even after a recall. Honestly, I expected much worse.</w:t>
       </w:r>
-      <w:r>
-        <w:t xml:space="preserve"> </w:t>
-      </w:r>
-      <w:r>
-        <w:t xml:space="preserve">데릭: 18곳이 주문을 보류했고, 하다드도 그중 하나예요. 아프죠. 하지만 272곳은 회수 후에도 계속 주문하고 있어요. 솔직히 훨씬 나쁠 줄 알았어요.</w:t>
-      </w:r>
-    </w:p>
-    <w:p>
-      <w:pPr>
-        <w:numPr>
-          <w:ilvl w:val="0"/>
-          <w:numId w:val="1005"/>
-        </w:numPr>
+    </w:p>
+    <w:p>
+      <w:pPr>
+        <w:pStyle w:val="BodyText"/>
       </w:pPr>
       <w:r>
         <w:t xml:space="preserve">PRIYA: And one more thing. This morning. FDA approved Seorin. Our second source.</w:t>
       </w:r>
-      <w:r>
-        <w:t xml:space="preserve"> </w:t>
-      </w:r>
-      <w:r>
-        <w:t xml:space="preserve">프리야: 그리고 하나 더. 오늘 아침. FDA가 서린을 승인했어요. 우리 제2 공급처.</w:t>
-      </w:r>
-    </w:p>
-    <w:p>
-      <w:pPr>
-        <w:numPr>
-          <w:ilvl w:val="0"/>
-          <w:numId w:val="1005"/>
-        </w:numPr>
+    </w:p>
+    <w:p>
+      <w:pPr>
+        <w:pStyle w:val="BodyText"/>
       </w:pPr>
       <w:r>
         <w:t xml:space="preserve">MARCUS: Say that again.</w:t>
       </w:r>
-      <w:r>
-        <w:t xml:space="preserve"> </w:t>
-      </w:r>
-      <w:r>
-        <w:t xml:space="preserve">마커스: 다시 말해 봐.</w:t>
-      </w:r>
-    </w:p>
-    <w:p>
-      <w:pPr>
-        <w:numPr>
-          <w:ilvl w:val="0"/>
-          <w:numId w:val="1005"/>
-        </w:numPr>
+    </w:p>
+    <w:p>
+      <w:pPr>
+        <w:pStyle w:val="BodyText"/>
       </w:pPr>
       <w:r>
         <w:t xml:space="preserve">PRIYA: Two is one, Marcus. We have two. First Korean lot ships Monday.</w:t>
       </w:r>
-      <w:r>
-        <w:t xml:space="preserve"> </w:t>
-      </w:r>
-      <w:r>
-        <w:t xml:space="preserve">프리야: 둘은 하나예요, 마커스. 이제 둘이에요. 첫 한국산 로트가 월요일에 출고돼요.</w:t>
-      </w:r>
-    </w:p>
-    <w:p>
-      <w:pPr>
-        <w:numPr>
-          <w:ilvl w:val="0"/>
-          <w:numId w:val="1005"/>
-        </w:numPr>
+    </w:p>
+    <w:p>
+      <w:pPr>
+        <w:pStyle w:val="BodyText"/>
       </w:pPr>
       <w:r>
         <w:t xml:space="preserve">MARCUS: …I need a minute. Nobody look at me.</w:t>
       </w:r>
-      <w:r>
-        <w:t xml:space="preserve"> </w:t>
-      </w:r>
-      <w:r>
-        <w:t xml:space="preserve">마커스: …잠깐만. 아무도 나 쳐다보지 마.</w:t>
-      </w:r>
-    </w:p>
-    <w:p>
-      <w:pPr>
-        <w:numPr>
-          <w:ilvl w:val="0"/>
-          <w:numId w:val="1005"/>
-        </w:numPr>
+    </w:p>
+    <w:p>
+      <w:pPr>
+        <w:pStyle w:val="BodyText"/>
       </w:pPr>
       <w:r>
         <w:t xml:space="preserve">ZOE: Noah. One more call came in. A journalist. Alex Rivera. Health desk.</w:t>
       </w:r>
-      <w:r>
-        <w:t xml:space="preserve"> </w:t>
-      </w:r>
-      <w:r>
-        <w:t xml:space="preserve">조이: 노아. 전화가 하나 더 왔어요. 기자예요. 알렉스 리베라. 보건 담당.</w:t>
-      </w:r>
-    </w:p>
-    <w:p>
-      <w:pPr>
-        <w:numPr>
-          <w:ilvl w:val="0"/>
-          <w:numId w:val="1005"/>
-        </w:numPr>
+    </w:p>
+    <w:p>
+      <w:pPr>
+        <w:pStyle w:val="BodyText"/>
       </w:pPr>
       <w:r>
         <w:t xml:space="preserve">NOAH: What does Alex want?</w:t>
       </w:r>
-      <w:r>
-        <w:t xml:space="preserve"> </w:t>
-      </w:r>
-      <w:r>
-        <w:t xml:space="preserve">노아: 알렉스가 뭘 원해요?</w:t>
-      </w:r>
-    </w:p>
-    <w:p>
-      <w:pPr>
-        <w:numPr>
-          <w:ilvl w:val="0"/>
-          <w:numId w:val="1005"/>
-        </w:numPr>
+    </w:p>
+    <w:p>
+      <w:pPr>
+        <w:pStyle w:val="BodyText"/>
       </w:pPr>
       <w:r>
         <w:t xml:space="preserve">ZOE: An interview about the recall, and also about Halvern. Alex says,</w:t>
@@ -3007,34 +1633,10 @@
       <w:r>
         <w:t xml:space="preserve">I don’t know what that means yet, but I didn’t promise anything.</w:t>
       </w:r>
-      <w:r>
-        <w:t xml:space="preserve"> </w:t>
-      </w:r>
-      <w:r>
-        <w:t xml:space="preserve">조이: 회수에 대한 인터뷰요. 그리고 할번에 대해서도요. 알렉스가</w:t>
-      </w:r>
-      <w:r>
-        <w:t xml:space="preserve"> </w:t>
-      </w:r>
-      <w:r>
-        <w:t xml:space="preserve">“</w:t>
-      </w:r>
-      <w:r>
-        <w:t xml:space="preserve">더 큰 이야기가 있다</w:t>
-      </w:r>
-      <w:r>
-        <w:t xml:space="preserve">”</w:t>
-      </w:r>
-      <w:r>
-        <w:t xml:space="preserve">고 해요. 그게 무슨 뜻인지는 아직 모르지만, 아무것도 약속하지 않았어요.</w:t>
-      </w:r>
-    </w:p>
-    <w:p>
-      <w:pPr>
-        <w:numPr>
-          <w:ilvl w:val="0"/>
-          <w:numId w:val="1005"/>
-        </w:numPr>
+    </w:p>
+    <w:p>
+      <w:pPr>
+        <w:pStyle w:val="BodyText"/>
       </w:pPr>
       <w:r>
         <w:t xml:space="preserve">DIANE: Then nobody says a word until I’ve prepared you. Especially the words</w:t>
@@ -3050,27 +1652,6 @@
       </w:r>
       <w:r>
         <w:t xml:space="preserve">”</w:t>
-      </w:r>
-      <w:r>
-        <w:t xml:space="preserve"> </w:t>
-      </w:r>
-      <w:r>
-        <w:t xml:space="preserve">다이앤: 그럼 내가 준비시킬 때까지 아무도 한마디도 하지 마요. 특히</w:t>
-      </w:r>
-      <w:r>
-        <w:t xml:space="preserve"> </w:t>
-      </w:r>
-      <w:r>
-        <w:t xml:space="preserve">“</w:t>
-      </w:r>
-      <w:r>
-        <w:t xml:space="preserve">오프더레코드</w:t>
-      </w:r>
-      <w:r>
-        <w:t xml:space="preserve">”</w:t>
-      </w:r>
-      <w:r>
-        <w:t xml:space="preserve">라는 말은.</w:t>
       </w:r>
     </w:p>
     <w:p>
@@ -3211,7 +1792,7 @@
               <w:jc w:val="left"/>
             </w:pPr>
             <w:r>
-              <w:t xml:space="preserve">3·17턴. 회사가 스스로 결정한 회수.</w:t>
+              <w:t xml:space="preserve">도입. 회사가 스스로 결정한 회수.</w:t>
             </w:r>
           </w:p>
         </w:tc>
@@ -3261,7 +1842,7 @@
               <w:jc w:val="left"/>
             </w:pPr>
             <w:r>
-              <w:t xml:space="preserve">13턴. FDA가 회수 등급을 정하기 전 위험을 평가하는 절차.</w:t>
+              <w:t xml:space="preserve">도입. FDA가 회수 등급을 정하기 전 위험을 평가하는 절차.</w:t>
             </w:r>
           </w:p>
         </w:tc>
@@ -3359,7 +1940,7 @@
               <w:jc w:val="left"/>
             </w:pPr>
             <w:r>
-              <w:t xml:space="preserve">21턴. 정확한 리스크 표현.</w:t>
+              <w:t xml:space="preserve">장면1. 정확한 리스크 표현.</w:t>
             </w:r>
           </w:p>
         </w:tc>
@@ -3409,7 +1990,7 @@
               <w:jc w:val="left"/>
             </w:pPr>
             <w:r>
-              <w:t xml:space="preserve">22·43턴. 회수 서한의 표준 표현.</w:t>
+              <w:t xml:space="preserve">장면1. 회수 서한의 표준 표현.</w:t>
             </w:r>
           </w:p>
         </w:tc>
@@ -3459,7 +2040,7 @@
               <w:jc w:val="left"/>
             </w:pPr>
             <w:r>
-              <w:t xml:space="preserve">36턴. 책임 있는 후속 약속.</w:t>
+              <w:t xml:space="preserve">장면1. 책임 있는 후속 약속.</w:t>
             </w:r>
           </w:p>
         </w:tc>
@@ -3509,7 +2090,7 @@
               <w:jc w:val="left"/>
             </w:pPr>
             <w:r>
-              <w:t xml:space="preserve">38턴. 법적 책임 인정 없이 진심을 전하는 사과.</w:t>
+              <w:t xml:space="preserve">장면1. 법적 책임 인정 없이 진심을 전하는 사과.</w:t>
             </w:r>
           </w:p>
         </w:tc>
@@ -3559,7 +2140,7 @@
               <w:jc w:val="left"/>
             </w:pPr>
             <w:r>
-              <w:t xml:space="preserve">50턴. 나쁜 소식은 직접 전화로.</w:t>
+              <w:t xml:space="preserve">장면1. 나쁜 소식은 직접 전화로.</w:t>
             </w:r>
           </w:p>
         </w:tc>
@@ -3609,7 +2190,7 @@
               <w:jc w:val="left"/>
             </w:pPr>
             <w:r>
-              <w:t xml:space="preserve">67턴. 화난 고객에게 행동으로 응답하는 표현.</w:t>
+              <w:t xml:space="preserve">장면2. 화난 고객에게 행동으로 응답하는 표현.</w:t>
             </w:r>
           </w:p>
         </w:tc>
@@ -3659,7 +2240,7 @@
               <w:jc w:val="left"/>
             </w:pPr>
             <w:r>
-              <w:t xml:space="preserve">93턴. 공급업체 관계 재설정.</w:t>
+              <w:t xml:space="preserve">절정·전환. 공급업체 관계 재설정.</w:t>
             </w:r>
           </w:p>
         </w:tc>
@@ -3709,7 +2290,7 @@
               <w:jc w:val="left"/>
             </w:pPr>
             <w:r>
-              <w:t xml:space="preserve">110턴. 모범적으로 처리된 사례에 대한 평가.</w:t>
+              <w:t xml:space="preserve">마무리. 모범적으로 처리된 사례에 대한 평가.</w:t>
             </w:r>
           </w:p>
         </w:tc>
@@ -3972,7 +2553,7 @@
           <w:bCs/>
           <w:b/>
         </w:rPr>
-        <w:t xml:space="preserve">57턴 DEREK:</w:t>
+        <w:t xml:space="preserve">DEREK (장면2):</w:t>
       </w:r>
       <w:r>
         <w:t xml:space="preserve"> </w:t>
@@ -4243,9 +2824,1375 @@
         <w:t xml:space="preserve">제품 문제로 걱정하는 고객에게 같은 구조로 30단어 안팎의 안내 전화를 해 보기.</w:t>
       </w:r>
     </w:p>
+    <w:p>
+      <w:r>
+        <w:pict>
+          <v:rect style="width:0;height:1.5pt" o:hralign="center" o:hrstd="t" o:hr="t"/>
+        </w:pict>
+      </w:r>
+    </w:p>
     <w:bookmarkEnd w:id="30"/>
     <w:bookmarkEnd w:id="31"/>
+    <w:bookmarkStart w:id="37" w:name="한국어-번역"/>
+    <w:p>
+      <w:pPr>
+        <w:pStyle w:val="Heading2"/>
+      </w:pPr>
+      <w:r>
+        <w:t xml:space="preserve">한국어 번역</w:t>
+      </w:r>
+    </w:p>
+    <w:bookmarkStart w:id="32" w:name="도입-오전-8시-fda-통화-1"/>
+    <w:p>
+      <w:pPr>
+        <w:pStyle w:val="Heading3"/>
+      </w:pPr>
+      <w:r>
+        <w:t xml:space="preserve">도입 — 오전 8시, FDA 통화</w:t>
+      </w:r>
+    </w:p>
+    <w:p>
+      <w:pPr>
+        <w:pStyle w:val="FirstParagraph"/>
+      </w:pPr>
+      <w:r>
+        <w:t xml:space="preserve">다이앤: 오르테가 씨가 연결됐어요. FDA 리콜 코디네이터. 노아가 이끌어요. 난 들을게요.</w:t>
+      </w:r>
+    </w:p>
+    <w:p>
+      <w:pPr>
+        <w:pStyle w:val="BodyText"/>
+      </w:pPr>
+      <w:r>
+        <w:t xml:space="preserve">노아: 안녕하세요, 오르테가 씨. 베이라 에스테틱스 CEO 노아 베넷입니다.</w:t>
+      </w:r>
+    </w:p>
+    <w:p>
+      <w:pPr>
+        <w:pStyle w:val="BodyText"/>
+      </w:pPr>
+      <w:r>
+        <w:t xml:space="preserve">오르테가: 안녕하세요. 이메일에</w:t>
+      </w:r>
+      <w:r>
+        <w:t xml:space="preserve"> </w:t>
+      </w:r>
+      <w:r>
+        <w:t xml:space="preserve">“</w:t>
+      </w:r>
+      <w:r>
+        <w:t xml:space="preserve">자발적 회수</w:t>
+      </w:r>
+      <w:r>
+        <w:t xml:space="preserve">”</w:t>
+      </w:r>
+      <w:r>
+        <w:t xml:space="preserve">라고 돼 있던데. 무슨 일인지 말해 주세요.</w:t>
+      </w:r>
+    </w:p>
+    <w:p>
+      <w:pPr>
+        <w:pStyle w:val="BodyText"/>
+      </w:pPr>
+      <w:r>
+        <w:t xml:space="preserve">노아: 14번 로트의 안정성 샘플 하나에서 용기 밀봉 실패가 나왔습니다. 신규 공급사의 마개 배치까지 추적했고, 그 배치가 다른 두 로트에도 쓰였습니다.</w:t>
+      </w:r>
+    </w:p>
+    <w:p>
+      <w:pPr>
+        <w:pStyle w:val="BodyText"/>
+      </w:pPr>
+      <w:r>
+        <w:t xml:space="preserve">오르테가: 어떤 로트가 영향받았나요?</w:t>
+      </w:r>
+    </w:p>
+    <w:p>
+      <w:pPr>
+        <w:pStyle w:val="BodyText"/>
+      </w:pPr>
+      <w:r>
+        <w:t xml:space="preserve">노아: 13, 14, 15번. 현장에 7,400개. 병원 290곳.</w:t>
+      </w:r>
+    </w:p>
+    <w:p>
+      <w:pPr>
+        <w:pStyle w:val="BodyText"/>
+      </w:pPr>
+      <w:r>
+        <w:t xml:space="preserve">오르테가: 이상사례는요?</w:t>
+      </w:r>
+    </w:p>
+    <w:p>
+      <w:pPr>
+        <w:pStyle w:val="BodyText"/>
+      </w:pPr>
+      <w:r>
+        <w:t xml:space="preserve">엘레나: 보고된 건 없어요. 매일 모니터링하고 있어요. 의학 책임자 엘레나 루이즈입니다.</w:t>
+      </w:r>
+    </w:p>
+    <w:p>
+      <w:pPr>
+        <w:pStyle w:val="BodyText"/>
+      </w:pPr>
+      <w:r>
+        <w:t xml:space="preserve">오르테가: 결과를 언제 알게 됐나요?</w:t>
+      </w:r>
+    </w:p>
+    <w:p>
+      <w:pPr>
+        <w:pStyle w:val="BodyText"/>
+      </w:pPr>
+      <w:r>
+        <w:t xml:space="preserve">노아: 어젯밤. 11시 40분. 오늘 새벽 1시 41분에 결정했습니다.</w:t>
+      </w:r>
+    </w:p>
+    <w:p>
+      <w:pPr>
+        <w:pStyle w:val="BodyText"/>
+      </w:pPr>
+      <w:r>
+        <w:t xml:space="preserve">오르테가: …빠르네요. 대부분 회사는 저한테 전화하는 데 몇 주 걸려요.</w:t>
+      </w:r>
+    </w:p>
+    <w:p>
+      <w:pPr>
+        <w:pStyle w:val="BodyText"/>
+      </w:pPr>
+      <w:r>
+        <w:t xml:space="preserve">다이앤: 공식 보고서는 곧 보내겠습니다. 영업일 10일 이내에.</w:t>
+      </w:r>
+    </w:p>
+    <w:p>
+      <w:pPr>
+        <w:pStyle w:val="BodyText"/>
+      </w:pPr>
+      <w:r>
+        <w:t xml:space="preserve">오르테가: 좋아요. 다음으로 건강 위해 평가를 할 거예요. 환자에게 위험이 얼마나 심각한지 살펴본다는 뜻이죠. 그다음 회수 등급을 정해요. 그건 우리가 해요. 회사가 아니라.</w:t>
+      </w:r>
+    </w:p>
+    <w:p>
+      <w:pPr>
+        <w:pStyle w:val="BodyText"/>
+      </w:pPr>
+      <w:r>
+        <w:t xml:space="preserve">노아: 알겠습니다. 저희한테 또 뭐가 필요하세요?</w:t>
+      </w:r>
+    </w:p>
+    <w:p>
+      <w:pPr>
+        <w:pStyle w:val="BodyText"/>
+      </w:pPr>
+      <w:r>
+        <w:t xml:space="preserve">오르테가: 의사 대상 서한. 발송 전에요. 그리고 병원들이 받았다는 증거.</w:t>
+      </w:r>
+    </w:p>
     <w:bookmarkEnd w:id="32"/>
+    <w:bookmarkStart w:id="33" w:name="장면1-오전-10시-의사-서한-작성-1"/>
+    <w:p>
+      <w:pPr>
+        <w:pStyle w:val="Heading3"/>
+      </w:pPr>
+      <w:r>
+        <w:t xml:space="preserve">장면1 — 오전 10시, 의사 서한 작성</w:t>
+      </w:r>
+    </w:p>
+    <w:p>
+      <w:pPr>
+        <w:pStyle w:val="FirstParagraph"/>
+      </w:pPr>
+      <w:r>
+        <w:t xml:space="preserve">다이앤: 서한. 모든 단어가 중요해요. 법원도 이걸 읽어요. 의사들도요.</w:t>
+      </w:r>
+    </w:p>
+    <w:p>
+      <w:pPr>
+        <w:pStyle w:val="BodyText"/>
+      </w:pPr>
+      <w:r>
+        <w:t xml:space="preserve">조이: 제목부터.</w:t>
+      </w:r>
+      <w:r>
+        <w:t xml:space="preserve"> </w:t>
+      </w:r>
+      <w:r>
+        <w:t xml:space="preserve">“</w:t>
+      </w:r>
+      <w:r>
+        <w:t xml:space="preserve">긴급: 베이라 필 13, 14, 15번 로트 자발적 회수.</w:t>
+      </w:r>
+      <w:r>
+        <w:t xml:space="preserve">”</w:t>
+      </w:r>
+    </w:p>
+    <w:p>
+      <w:pPr>
+        <w:pStyle w:val="BodyText"/>
+      </w:pPr>
+      <w:r>
+        <w:t xml:space="preserve">다이앤: 좋아요. 제목에</w:t>
+      </w:r>
+      <w:r>
+        <w:t xml:space="preserve"> </w:t>
+      </w:r>
+      <w:r>
+        <w:t xml:space="preserve">“</w:t>
+      </w:r>
+      <w:r>
+        <w:t xml:space="preserve">긴급.</w:t>
+      </w:r>
+      <w:r>
+        <w:t xml:space="preserve">”</w:t>
+      </w:r>
+      <w:r>
+        <w:t xml:space="preserve"> </w:t>
+      </w:r>
+      <w:r>
+        <w:t xml:space="preserve">첫 줄에 로트 번호.</w:t>
+      </w:r>
+    </w:p>
+    <w:p>
+      <w:pPr>
+        <w:pStyle w:val="BodyText"/>
+      </w:pPr>
+      <w:r>
+        <w:t xml:space="preserve">엘레나: 그다음 이유. 한 문장으로. 의사들은 문단을 안 읽어요.</w:t>
+      </w:r>
+    </w:p>
+    <w:p>
+      <w:pPr>
+        <w:pStyle w:val="BodyText"/>
+      </w:pPr>
+      <w:r>
+        <w:t xml:space="preserve">노아:</w:t>
+      </w:r>
+      <w:r>
+        <w:t xml:space="preserve"> </w:t>
+      </w:r>
+      <w:r>
+        <w:t xml:space="preserve">“</w:t>
+      </w:r>
+      <w:r>
+        <w:t xml:space="preserve">안정성 시험에서 주사기 하나의 밀봉이 제품의 무균을 유지하지 못할 수 있음이 나타났습니다.</w:t>
+      </w:r>
+      <w:r>
+        <w:t xml:space="preserve">”</w:t>
+      </w:r>
+    </w:p>
+    <w:p>
+      <w:pPr>
+        <w:pStyle w:val="BodyText"/>
+      </w:pPr>
+      <w:r>
+        <w:t xml:space="preserve">다이앤:</w:t>
+      </w:r>
+      <w:r>
+        <w:t xml:space="preserve"> </w:t>
+      </w:r>
+      <w:r>
+        <w:t xml:space="preserve">“</w:t>
+      </w:r>
+      <w:r>
+        <w:t xml:space="preserve">못할 수 있다.</w:t>
+      </w:r>
+      <w:r>
+        <w:t xml:space="preserve">”</w:t>
+      </w:r>
+      <w:r>
+        <w:t xml:space="preserve"> </w:t>
+      </w:r>
+      <w:r>
+        <w:t xml:space="preserve">좋아요. 정확해요.</w:t>
+      </w:r>
+      <w:r>
+        <w:t xml:space="preserve"> </w:t>
+      </w:r>
+      <w:r>
+        <w:t xml:space="preserve">“</w:t>
+      </w:r>
+      <w:r>
+        <w:t xml:space="preserve">위험하다</w:t>
+      </w:r>
+      <w:r>
+        <w:t xml:space="preserve">”</w:t>
+      </w:r>
+      <w:r>
+        <w:t xml:space="preserve">도 아니고</w:t>
+      </w:r>
+      <w:r>
+        <w:t xml:space="preserve"> </w:t>
+      </w:r>
+      <w:r>
+        <w:t xml:space="preserve">“</w:t>
+      </w:r>
+      <w:r>
+        <w:t xml:space="preserve">괜찮다</w:t>
+      </w:r>
+      <w:r>
+        <w:t xml:space="preserve">”</w:t>
+      </w:r>
+      <w:r>
+        <w:t xml:space="preserve">도 아니고.</w:t>
+      </w:r>
+    </w:p>
+    <w:p>
+      <w:pPr>
+        <w:pStyle w:val="BodyText"/>
+      </w:pPr>
+      <w:r>
+        <w:t xml:space="preserve">조이: 그다음</w:t>
+      </w:r>
+      <w:r>
+        <w:t xml:space="preserve"> </w:t>
+      </w:r>
+      <w:r>
+        <w:t xml:space="preserve">“</w:t>
+      </w:r>
+      <w:r>
+        <w:t xml:space="preserve">만일의 경우를 대비한 신중함으로, 저희는 자발적으로 회수합니다…</w:t>
+      </w:r>
+      <w:r>
+        <w:t xml:space="preserve">”</w:t>
+      </w:r>
+    </w:p>
+    <w:p>
+      <w:pPr>
+        <w:pStyle w:val="BodyText"/>
+      </w:pPr>
+      <w:r>
+        <w:t xml:space="preserve">엘레나: 그 표현 상투적이지 않아요? 모든 회수에 쓰잖아요.</w:t>
+      </w:r>
+    </w:p>
+    <w:p>
+      <w:pPr>
+        <w:pStyle w:val="BodyText"/>
+      </w:pPr>
+      <w:r>
+        <w:t xml:space="preserve">다이앤: 사실이라서 모든 회수에 쓰는 거예요. 그리고 의사들이 바로 알아보니까요. 그 표현을 보면, 다음 단어를 읽기도 전에 이게 어떤 서한인지 알아요.</w:t>
+      </w:r>
+    </w:p>
+    <w:p>
+      <w:pPr>
+        <w:pStyle w:val="BodyText"/>
+      </w:pPr>
+      <w:r>
+        <w:t xml:space="preserve">노아: 그다음 행동. 의사들은 뭘 해야 하죠? 오늘?</w:t>
+      </w:r>
+    </w:p>
+    <w:p>
+      <w:pPr>
+        <w:pStyle w:val="BodyText"/>
+      </w:pPr>
+      <w:r>
+        <w:t xml:space="preserve">엘레나: 하나. 이 로트 사용 중단. 둘. 따로 보관. 셋. 반품. 배송비는 우리가.</w:t>
+      </w:r>
+    </w:p>
+    <w:p>
+      <w:pPr>
+        <w:pStyle w:val="BodyText"/>
+      </w:pPr>
+      <w:r>
+        <w:t xml:space="preserve">마커스: 반품 키트는 내일 발송. 교체 재고도 같은 날 발송. 무료로.</w:t>
+      </w:r>
+    </w:p>
+    <w:p>
+      <w:pPr>
+        <w:pStyle w:val="BodyText"/>
+      </w:pPr>
+      <w:r>
+        <w:t xml:space="preserve">다이앤: 이미 시술받은 환자는요?</w:t>
+      </w:r>
+    </w:p>
+    <w:p>
+      <w:pPr>
+        <w:pStyle w:val="BodyText"/>
+      </w:pPr>
+      <w:r>
+        <w:t xml:space="preserve">엘레나: 위험은 매우 낮아요. 하지만 감염 징후를 지켜보세요. 발적, 열감, 악화되는 부기.</w:t>
+      </w:r>
+    </w:p>
+    <w:p>
+      <w:pPr>
+        <w:pStyle w:val="BodyText"/>
+      </w:pPr>
+      <w:r>
+        <w:t xml:space="preserve">다이앤: 징후는 얼마나 빨리 나타나요?</w:t>
+      </w:r>
+    </w:p>
+    <w:p>
+      <w:pPr>
+        <w:pStyle w:val="BodyText"/>
+      </w:pPr>
+      <w:r>
+        <w:t xml:space="preserve">엘레나: 보통 며칠. 때로는 몇 주. 저희나 24시간 간호사 핫라인으로 전화하면 돼요.</w:t>
+      </w:r>
+    </w:p>
+    <w:p>
+      <w:pPr>
+        <w:pStyle w:val="BodyText"/>
+      </w:pPr>
+      <w:r>
+        <w:t xml:space="preserve">노아: 그리고 서한의 끝. 사과를 넣고 싶어요.</w:t>
+      </w:r>
+    </w:p>
+    <w:p>
+      <w:pPr>
+        <w:pStyle w:val="BodyText"/>
+      </w:pPr>
+      <w:r>
+        <w:t xml:space="preserve">다이앤: 조심해요.</w:t>
+      </w:r>
+      <w:r>
+        <w:t xml:space="preserve"> </w:t>
+      </w:r>
+      <w:r>
+        <w:t xml:space="preserve">“</w:t>
+      </w:r>
+      <w:r>
+        <w:t xml:space="preserve">불편을 드려 죄송합니다</w:t>
+      </w:r>
+      <w:r>
+        <w:t xml:space="preserve">”</w:t>
+      </w:r>
+      <w:r>
+        <w:t xml:space="preserve">는 괜찮아요.</w:t>
+      </w:r>
+      <w:r>
+        <w:t xml:space="preserve"> </w:t>
+      </w:r>
+      <w:r>
+        <w:t xml:space="preserve">“</w:t>
+      </w:r>
+      <w:r>
+        <w:t xml:space="preserve">우리 잘못입니다</w:t>
+      </w:r>
+      <w:r>
+        <w:t xml:space="preserve">”</w:t>
+      </w:r>
+      <w:r>
+        <w:t xml:space="preserve">는 법적 진술이에요.</w:t>
+      </w:r>
+    </w:p>
+    <w:p>
+      <w:pPr>
+        <w:pStyle w:val="BodyText"/>
+      </w:pPr>
+      <w:r>
+        <w:t xml:space="preserve">노아: 중요한 건 이거예요. 단순한 불편이 아니에요. 의사들은 환자들의 얼굴을 우리에게 맡겼고, 우린 그 믿음을 저버렸어요. 서한에</w:t>
+      </w:r>
+      <w:r>
+        <w:t xml:space="preserve"> </w:t>
+      </w:r>
+      <w:r>
+        <w:t xml:space="preserve">“</w:t>
+      </w:r>
+      <w:r>
+        <w:t xml:space="preserve">불편</w:t>
+      </w:r>
+      <w:r>
+        <w:t xml:space="preserve">”</w:t>
+      </w:r>
+      <w:r>
+        <w:t xml:space="preserve">이라고만 쓰면, 우리가 그걸 모른다고 느낄 거예요.</w:t>
+      </w:r>
+    </w:p>
+    <w:p>
+      <w:pPr>
+        <w:pStyle w:val="BodyText"/>
+      </w:pPr>
+      <w:r>
+        <w:t xml:space="preserve">다이앤: 그럼 무엇을 할지 말해요. 그게 비난보다 강해요.</w:t>
+      </w:r>
+    </w:p>
+    <w:p>
+      <w:pPr>
+        <w:pStyle w:val="BodyText"/>
+      </w:pPr>
+      <w:r>
+        <w:t xml:space="preserve">조이:</w:t>
+      </w:r>
+      <w:r>
+        <w:t xml:space="preserve"> </w:t>
+      </w:r>
+      <w:r>
+        <w:t xml:space="preserve">“</w:t>
+      </w:r>
+      <w:r>
+        <w:t xml:space="preserve">죄송합니다. 근본 원인을 찾겠습니다. 그리고 찾은 것을 알려 드리겠습니다.</w:t>
+      </w:r>
+      <w:r>
+        <w:t xml:space="preserve">”</w:t>
+      </w:r>
+    </w:p>
+    <w:p>
+      <w:pPr>
+        <w:pStyle w:val="BodyText"/>
+      </w:pPr>
+      <w:r>
+        <w:t xml:space="preserve">엘레나:</w:t>
+      </w:r>
+      <w:r>
+        <w:t xml:space="preserve"> </w:t>
+      </w:r>
+      <w:r>
+        <w:t xml:space="preserve">“</w:t>
+      </w:r>
+      <w:r>
+        <w:t xml:space="preserve">찾은 것을 알려 드리겠습니다</w:t>
+      </w:r>
+      <w:r>
+        <w:t xml:space="preserve">”</w:t>
+      </w:r>
+      <w:r>
+        <w:t xml:space="preserve">가 좋아요. 지킬 수 있는 약속이에요.</w:t>
+      </w:r>
+    </w:p>
+    <w:p>
+      <w:pPr>
+        <w:pStyle w:val="BodyText"/>
+      </w:pPr>
+      <w:r>
+        <w:t xml:space="preserve">다이앤: 승인. 하나만 바꿔서.</w:t>
+      </w:r>
+      <w:r>
+        <w:t xml:space="preserve"> </w:t>
+      </w:r>
+      <w:r>
+        <w:t xml:space="preserve">“</w:t>
+      </w:r>
+      <w:r>
+        <w:t xml:space="preserve">이런 일이 생겨 죄송합니다.</w:t>
+      </w:r>
+      <w:r>
+        <w:t xml:space="preserve">”</w:t>
+      </w:r>
+      <w:r>
+        <w:t xml:space="preserve"> </w:t>
+      </w:r>
+      <w:r>
+        <w:t xml:space="preserve">“</w:t>
+      </w:r>
+      <w:r>
+        <w:t xml:space="preserve">우리가 이렇게 해서 죄송합니다</w:t>
+      </w:r>
+      <w:r>
+        <w:t xml:space="preserve">”</w:t>
+      </w:r>
+      <w:r>
+        <w:t xml:space="preserve"> </w:t>
+      </w:r>
+      <w:r>
+        <w:t xml:space="preserve">말고.</w:t>
+      </w:r>
+    </w:p>
+    <w:p>
+      <w:pPr>
+        <w:pStyle w:val="BodyText"/>
+      </w:pPr>
+      <w:r>
+        <w:t xml:space="preserve">노아: 차이가 작네요.</w:t>
+      </w:r>
+    </w:p>
+    <w:p>
+      <w:pPr>
+        <w:pStyle w:val="BodyText"/>
+      </w:pPr>
+      <w:r>
+        <w:t xml:space="preserve">다이앤: 의사한텐 작죠. 배심원한텐 엄청나요.</w:t>
+      </w:r>
+    </w:p>
+    <w:p>
+      <w:pPr>
+        <w:pStyle w:val="BodyText"/>
+      </w:pPr>
+      <w:r>
+        <w:t xml:space="preserve">노아: 좋아요. 그리고 제가 서명해요. 부사장 말고. 제가.</w:t>
+      </w:r>
+    </w:p>
+    <w:p>
+      <w:pPr>
+        <w:pStyle w:val="BodyText"/>
+      </w:pPr>
+      <w:r>
+        <w:t xml:space="preserve">조이: 최종본을 읽어 봐요. 소리 내서. 한 번.</w:t>
+      </w:r>
+    </w:p>
+    <w:p>
+      <w:pPr>
+        <w:pStyle w:val="BodyText"/>
+      </w:pPr>
+      <w:r>
+        <w:t xml:space="preserve">노아:</w:t>
+      </w:r>
+      <w:r>
+        <w:t xml:space="preserve"> </w:t>
+      </w:r>
+      <w:r>
+        <w:t xml:space="preserve">“</w:t>
+      </w:r>
+      <w:r>
+        <w:t xml:space="preserve">만일의 경우를 대비한 신중함으로, 베이라 에스테틱스는 베이라 필 13, 14, 15번 로트를 자발적으로 회수합니다. 오늘부터 해당 로트 사용을 중단해 주십시오.</w:t>
+      </w:r>
+      <w:r>
+        <w:t xml:space="preserve">”</w:t>
+      </w:r>
+    </w:p>
+    <w:p>
+      <w:pPr>
+        <w:pStyle w:val="BodyText"/>
+      </w:pPr>
+      <w:r>
+        <w:t xml:space="preserve">엘레나: 명확해요. 차분하고. 정직해요.</w:t>
+      </w:r>
+    </w:p>
+    <w:p>
+      <w:pPr>
+        <w:pStyle w:val="BodyText"/>
+      </w:pPr>
+      <w:r>
+        <w:t xml:space="preserve">다이앤: 오르테가 씨한테 먼저 보내요. 그다음 병원들. 정오까지.</w:t>
+      </w:r>
+    </w:p>
+    <w:p>
+      <w:pPr>
+        <w:pStyle w:val="BodyText"/>
+      </w:pPr>
+      <w:r>
+        <w:t xml:space="preserve">데릭: 잠깐만요. 서한 나가기 전에. 우리 병원들한테 먼저 전화해도 돼요?</w:t>
+      </w:r>
+    </w:p>
+    <w:p>
+      <w:pPr>
+        <w:pStyle w:val="BodyText"/>
+      </w:pPr>
+      <w:r>
+        <w:t xml:space="preserve">조이: 병원 290곳을? 정오 전에?</w:t>
+      </w:r>
+    </w:p>
+    <w:p>
+      <w:pPr>
+        <w:pStyle w:val="BodyText"/>
+      </w:pPr>
+      <w:r>
+        <w:t xml:space="preserve">데릭: 영업 사원 여섯. 거기에 에이바. 거기에 타샤의 트레이너들. 각자 15통. 두 시간.</w:t>
+      </w:r>
+    </w:p>
+    <w:p>
+      <w:pPr>
+        <w:pStyle w:val="BodyText"/>
+      </w:pPr>
+      <w:r>
+        <w:t xml:space="preserve">노아: 그게 왜 중요해요? 어차피 서한은 받을 텐데.</w:t>
+      </w:r>
+    </w:p>
+    <w:p>
+      <w:pPr>
+        <w:pStyle w:val="BodyText"/>
+      </w:pPr>
+      <w:r>
+        <w:t xml:space="preserve">데릭: 나쁜 소식이 서한으로 오면 변호사한테서 온 것 같아요. 사람한테서 오면 파트너한테서 온 것 같고요. 우리 병원들은 우리한테서 먼저 들어야 해요.</w:t>
+      </w:r>
+    </w:p>
+    <w:bookmarkEnd w:id="33"/>
+    <w:bookmarkStart w:id="34" w:name="장면2-나쁜-소식-전화-1"/>
+    <w:p>
+      <w:pPr>
+        <w:pStyle w:val="Heading3"/>
+      </w:pPr>
+      <w:r>
+        <w:t xml:space="preserve">장면2 — 나쁜 소식 전화</w:t>
+      </w:r>
+    </w:p>
+    <w:p>
+      <w:pPr>
+        <w:pStyle w:val="FirstParagraph"/>
+      </w:pPr>
+      <w:r>
+        <w:t xml:space="preserve">데릭: 웨이드 선생님. 데릭이에요. 나쁜 소식이 있어요. 어디서 읽으시기 전에.</w:t>
+      </w:r>
+    </w:p>
+    <w:p>
+      <w:pPr>
+        <w:pStyle w:val="BodyText"/>
+      </w:pPr>
+      <w:r>
+        <w:t xml:space="preserve">웨이드: 데릭. 오전 9시예요. 5분 뒤에 환자 있어요. 말해요.</w:t>
+      </w:r>
+    </w:p>
+    <w:p>
+      <w:pPr>
+        <w:pStyle w:val="BodyText"/>
+      </w:pPr>
+      <w:r>
+        <w:t xml:space="preserve">데릭: 세 로트를 회수해요. 선생님께 14번 로트 주사기가 40개 있어요.</w:t>
+      </w:r>
+    </w:p>
+    <w:p>
+      <w:pPr>
+        <w:pStyle w:val="BodyText"/>
+      </w:pPr>
+      <w:r>
+        <w:t xml:space="preserve">웨이드: 40개? 지난주에 12개 썼어요. 내 환자들한테.</w:t>
+      </w:r>
+    </w:p>
+    <w:p>
+      <w:pPr>
+        <w:pStyle w:val="BodyText"/>
+      </w:pPr>
+      <w:r>
+        <w:t xml:space="preserve">데릭: 위험은 매우 낮아요. 감염 보고 없음. 엘레나가 안내문을 썼어요. 지금 이메일로 보낼게요.</w:t>
+      </w:r>
+    </w:p>
+    <w:p>
+      <w:pPr>
+        <w:pStyle w:val="BodyText"/>
+      </w:pPr>
+      <w:r>
+        <w:t xml:space="preserve">웨이드: 내 환자 열두 명한테 뭐라고 해요?</w:t>
+      </w:r>
+    </w:p>
+    <w:p>
+      <w:pPr>
+        <w:pStyle w:val="BodyText"/>
+      </w:pPr>
+      <w:r>
+        <w:t xml:space="preserve">데릭: 진실을 말씀하세요. 발적이나 열감을 지켜보고, 뭔가 달라지면 선생님께 전화하라고요. 그리고 이 일 때문에 누구라도 치료가 필요하면 저희가 부담해요. 전부요.</w:t>
+      </w:r>
+    </w:p>
+    <w:p>
+      <w:pPr>
+        <w:pStyle w:val="BodyText"/>
+      </w:pPr>
+      <w:r>
+        <w:t xml:space="preserve">웨이드: 회수는 누가 결정했어요? 할번이었으면 한 달은 기다렸을 텐데.</w:t>
+      </w:r>
+    </w:p>
+    <w:p>
+      <w:pPr>
+        <w:pStyle w:val="BodyText"/>
+      </w:pPr>
+      <w:r>
+        <w:t xml:space="preserve">데릭: 우리 CEO가 결정했어요. 새벽 1시 41분에요. 솔직히요? 전 기다리자고 했어요. 데이터가 약하다고 생각했고, 선생님 같은 병원들이 어떻게 생각할지 걱정됐거든요.</w:t>
+      </w:r>
+    </w:p>
+    <w:p>
+      <w:pPr>
+        <w:pStyle w:val="BodyText"/>
+      </w:pPr>
+      <w:r>
+        <w:t xml:space="preserve">웨이드: 그럼 지금은요?</w:t>
+      </w:r>
+    </w:p>
+    <w:p>
+      <w:pPr>
+        <w:pStyle w:val="BodyText"/>
+      </w:pPr>
+      <w:r>
+        <w:t xml:space="preserve">데릭: 지금은 진 게 다행이에요. 서한 전에 전화했잖아요. 아니, 제가 전화했죠.</w:t>
+      </w:r>
+    </w:p>
+    <w:p>
+      <w:pPr>
+        <w:pStyle w:val="BodyText"/>
+      </w:pPr>
+      <w:r>
+        <w:t xml:space="preserve">웨이드: 그랬죠. 그게 중요해요, 데릭. 교체품 보내요. 예전 걸로 안 돌아가요.</w:t>
+      </w:r>
+    </w:p>
+    <w:p>
+      <w:pPr>
+        <w:pStyle w:val="BodyText"/>
+      </w:pPr>
+      <w:r>
+        <w:t xml:space="preserve">에이바: 키샤? 에이바예요. 잠깐 시간 돼요? 중요한 일이에요.</w:t>
+      </w:r>
+    </w:p>
+    <w:p>
+      <w:pPr>
+        <w:pStyle w:val="BodyText"/>
+      </w:pPr>
+      <w:r>
+        <w:t xml:space="preserve">키샤: 어머. 그거</w:t>
+      </w:r>
+      <w:r>
+        <w:t xml:space="preserve"> </w:t>
+      </w:r>
+      <w:r>
+        <w:t xml:space="preserve">“</w:t>
+      </w:r>
+      <w:r>
+        <w:t xml:space="preserve">나쁜 소식</w:t>
+      </w:r>
+      <w:r>
+        <w:t xml:space="preserve">”</w:t>
+      </w:r>
+      <w:r>
+        <w:t xml:space="preserve"> </w:t>
+      </w:r>
+      <w:r>
+        <w:t xml:space="preserve">목소리네요.</w:t>
+      </w:r>
+    </w:p>
+    <w:p>
+      <w:pPr>
+        <w:pStyle w:val="BodyText"/>
+      </w:pPr>
+      <w:r>
+        <w:t xml:space="preserve">에이바: 맞아요. 13번 로트. 20개 있으시죠. 오늘부터 사용 중단해 주세요.</w:t>
+      </w:r>
+    </w:p>
+    <w:p>
+      <w:pPr>
+        <w:pStyle w:val="BodyText"/>
+      </w:pPr>
+      <w:r>
+        <w:t xml:space="preserve">키샤: 당신들 믿었어요. 우리 조카들은 브룩을 믿고요. 그런데 이거라니?</w:t>
+      </w:r>
+    </w:p>
+    <w:p>
+      <w:pPr>
+        <w:pStyle w:val="BodyText"/>
+      </w:pPr>
+      <w:r>
+        <w:t xml:space="preserve">에이바: 알아요. 이런 일이 생겨 죄송해요. 지금 당장 뭘 도와드리면 될까요?</w:t>
+      </w:r>
+    </w:p>
+    <w:p>
+      <w:pPr>
+        <w:pStyle w:val="BodyText"/>
+      </w:pPr>
+      <w:r>
+        <w:t xml:space="preserve">키샤: 오늘 밤 저랑 같이 환자들한테 전화해요. 혼자 하고 싶지 않아요.</w:t>
+      </w:r>
+    </w:p>
+    <w:p>
+      <w:pPr>
+        <w:pStyle w:val="BodyText"/>
+      </w:pPr>
+      <w:r>
+        <w:t xml:space="preserve">에이바: 6시에 갈게요. 엘레나의 안내문이랑. 피자 들고.</w:t>
+      </w:r>
+    </w:p>
+    <w:p>
+      <w:pPr>
+        <w:pStyle w:val="BodyText"/>
+      </w:pPr>
+      <w:r>
+        <w:t xml:space="preserve">데릭: 안 좋은 거 하나. 하다드 사무실이 점심 교육을 취소했어요.</w:t>
+      </w:r>
+      <w:r>
+        <w:t xml:space="preserve"> </w:t>
+      </w:r>
+      <w:r>
+        <w:t xml:space="preserve">“</w:t>
+      </w:r>
+      <w:r>
+        <w:t xml:space="preserve">지켜보겠다</w:t>
+      </w:r>
+      <w:r>
+        <w:t xml:space="preserve">”</w:t>
+      </w:r>
+      <w:r>
+        <w:t xml:space="preserve">고.</w:t>
+      </w:r>
+    </w:p>
+    <w:p>
+      <w:pPr>
+        <w:pStyle w:val="BodyText"/>
+      </w:pPr>
+      <w:r>
+        <w:t xml:space="preserve">노아: 그럴 만해요. 신뢰는 다시 얻어야 하니까요. 나중에 다시 가요.</w:t>
+      </w:r>
+    </w:p>
+    <w:p>
+      <w:pPr>
+        <w:pStyle w:val="BodyText"/>
+      </w:pPr>
+      <w:r>
+        <w:t xml:space="preserve">조이: 핫라인 보고. 첫 한 시간에 43통. 대부분 환자들.</w:t>
+      </w:r>
+    </w:p>
+    <w:p>
+      <w:pPr>
+        <w:pStyle w:val="BodyText"/>
+      </w:pPr>
+      <w:r>
+        <w:t xml:space="preserve">엘레나: 저도 전화 받을게요. 3번 회선. 여보세요, 루이즈 의사입니다.</w:t>
+      </w:r>
+    </w:p>
+    <w:p>
+      <w:pPr>
+        <w:pStyle w:val="BodyText"/>
+      </w:pPr>
+      <w:r>
+        <w:t xml:space="preserve">메건: 안녕하세요. 지난주에 필러를 맞았어요. 병원에서 제가 명단에 있대요. 무서워요.</w:t>
+      </w:r>
+    </w:p>
+    <w:p>
+      <w:pPr>
+        <w:pStyle w:val="BodyText"/>
+      </w:pPr>
+      <w:r>
+        <w:t xml:space="preserve">엘레나: 이해해요. 몇 가지 물어봐도 될까요? 오늘 그 부위는 어때요?</w:t>
+      </w:r>
+    </w:p>
+    <w:p>
+      <w:pPr>
+        <w:pStyle w:val="BodyText"/>
+      </w:pPr>
+      <w:r>
+        <w:t xml:space="preserve">메건: 정상이에요. 작은 멍. 통증 없음.</w:t>
+      </w:r>
+    </w:p>
+    <w:p>
+      <w:pPr>
+        <w:pStyle w:val="BodyText"/>
+      </w:pPr>
+      <w:r>
+        <w:t xml:space="preserve">엘레나: 좋은 신호예요. 멍은 정상이에요. 저희 앱 있어요? 베이라 서클?</w:t>
+      </w:r>
+    </w:p>
+    <w:p>
+      <w:pPr>
+        <w:pStyle w:val="BodyText"/>
+      </w:pPr>
+      <w:r>
+        <w:t xml:space="preserve">메건: 네. 계속 얼음찜질하라고 해요.</w:t>
+      </w:r>
+    </w:p>
+    <w:p>
+      <w:pPr>
+        <w:pStyle w:val="BodyText"/>
+      </w:pPr>
+      <w:r>
+        <w:t xml:space="preserve">엘레나: 계속 찜질하시고, 앱의</w:t>
+      </w:r>
+      <w:r>
+        <w:t xml:space="preserve"> </w:t>
+      </w:r>
+      <w:r>
+        <w:t xml:space="preserve">“</w:t>
+      </w:r>
+      <w:r>
+        <w:t xml:space="preserve">지금 전화</w:t>
+      </w:r>
+      <w:r>
+        <w:t xml:space="preserve">”</w:t>
+      </w:r>
+      <w:r>
+        <w:t xml:space="preserve"> </w:t>
+      </w:r>
+      <w:r>
+        <w:t xml:space="preserve">목록을 매일 확인하세요. 발적이나 열감, 또는 점점 심해지는 부기가 보이면 바로 저희에게 전화하세요. 밤낮 언제든지요.</w:t>
+      </w:r>
+    </w:p>
+    <w:p>
+      <w:pPr>
+        <w:pStyle w:val="BodyText"/>
+      </w:pPr>
+      <w:r>
+        <w:t xml:space="preserve">메건: 감사해요. 진짜 의사가 받았네요. 그건 예상 못 했어요.</w:t>
+      </w:r>
+    </w:p>
+    <w:bookmarkEnd w:id="34"/>
+    <w:bookmarkStart w:id="35" w:name="절정전환-이틀-뒤-meridian-화상-회의와-한국-1"/>
+    <w:p>
+      <w:pPr>
+        <w:pStyle w:val="Heading3"/>
+      </w:pPr>
+      <w:r>
+        <w:t xml:space="preserve">절정·전환 — 이틀 뒤, Meridian 화상 회의와 한국</w:t>
+      </w:r>
+    </w:p>
+    <w:p>
+      <w:pPr>
+        <w:pStyle w:val="FirstParagraph"/>
+      </w:pPr>
+      <w:r>
+        <w:t xml:space="preserve">마커스: 케빈. 이건 공식 회의예요. 다이앤도 있어요. 녹화합니다. 동의하시면.</w:t>
+      </w:r>
+    </w:p>
+    <w:p>
+      <w:pPr>
+        <w:pStyle w:val="BodyText"/>
+      </w:pPr>
+      <w:r>
+        <w:t xml:space="preserve">케빈: 동의해요. 마커스, 시작하기 전에 할 말이 있어요. 미안해요. 말하지 않고 마개 공급사를 바꾼 건 우리 실수였어요. 아닌 척하지 않을게요.</w:t>
+      </w:r>
+    </w:p>
+    <w:p>
+      <w:pPr>
+        <w:pStyle w:val="BodyText"/>
+      </w:pPr>
+      <w:r>
+        <w:t xml:space="preserve">다이앤: 그렇게 말해 줘서 고마워요. 이제 고칩시다. 마커스가 세 가지를 말할 거예요.</w:t>
+      </w:r>
+    </w:p>
+    <w:p>
+      <w:pPr>
+        <w:pStyle w:val="BodyText"/>
+      </w:pPr>
+      <w:r>
+        <w:t xml:space="preserve">마커스: 하나. 회수 비용. 반품 배송, 교체품, 핫라인. 지금까지 110만 달러.</w:t>
+      </w:r>
+    </w:p>
+    <w:p>
+      <w:pPr>
+        <w:pStyle w:val="BodyText"/>
+      </w:pPr>
+      <w:r>
+        <w:t xml:space="preserve">케빈: 중견 CDMO한텐 큰돈이에요.</w:t>
+      </w:r>
+    </w:p>
+    <w:p>
+      <w:pPr>
+        <w:pStyle w:val="BodyText"/>
+      </w:pPr>
+      <w:r>
+        <w:t xml:space="preserve">다이앤: 계약서 9조. 승인받지 않은 부품 변경. 당신네 비용. 서면으로 돼 있어요.</w:t>
+      </w:r>
+    </w:p>
+    <w:p>
+      <w:pPr>
+        <w:pStyle w:val="BodyText"/>
+      </w:pPr>
+      <w:r>
+        <w:t xml:space="preserve">케빈: …그 조항 알아요. 지불할게요. 전액.</w:t>
+      </w:r>
+    </w:p>
+    <w:p>
+      <w:pPr>
+        <w:pStyle w:val="BodyText"/>
+      </w:pPr>
+      <w:r>
+        <w:t xml:space="preserve">마커스: 둘. 시정 조치. 원래 마개 공급사로 돌아가요. 즉시.</w:t>
+      </w:r>
+    </w:p>
+    <w:p>
+      <w:pPr>
+        <w:pStyle w:val="BodyText"/>
+      </w:pPr>
+      <w:r>
+        <w:t xml:space="preserve">케빈: 이미 주문했어요. 3주 후 납품. 라지가 입고 배치를 검증하고 있어요.</w:t>
+      </w:r>
+    </w:p>
+    <w:p>
+      <w:pPr>
+        <w:pStyle w:val="BodyText"/>
+      </w:pPr>
+      <w:r>
+        <w:t xml:space="preserve">마커스: 셋. 예방 조치. 앞으로 모든 부품 변경은 우리 서면 승인이 필요해요. 사후 말고 사전에. 예외 없어요. 우리가 서명하지 않으면, 그 변경은 없는 거예요.</w:t>
+      </w:r>
+    </w:p>
+    <w:p>
+      <w:pPr>
+        <w:pStyle w:val="BodyText"/>
+      </w:pPr>
+      <w:r>
+        <w:t xml:space="preserve">레오: 그리고 베이라가 1년 동안 모든 마개 입고 검사에 참여해요.</w:t>
+      </w:r>
+    </w:p>
+    <w:p>
+      <w:pPr>
+        <w:pStyle w:val="BodyText"/>
+      </w:pPr>
+      <w:r>
+        <w:t xml:space="preserve">케빈: 이제 우릴 믿지 않는군요.</w:t>
+      </w:r>
+    </w:p>
+    <w:p>
+      <w:pPr>
+        <w:pStyle w:val="BodyText"/>
+      </w:pPr>
+      <w:r>
+        <w:t xml:space="preserve">마커스: 믿어요. 그리고 확인해요. 그게 새 조건이에요.</w:t>
+      </w:r>
+    </w:p>
+    <w:p>
+      <w:pPr>
+        <w:pStyle w:val="BodyText"/>
+      </w:pPr>
+      <w:r>
+        <w:t xml:space="preserve">케빈: …공정하네요. 수정 계약서 보내요. 이번 주에 서명할게요.</w:t>
+      </w:r>
+    </w:p>
+    <w:p>
+      <w:pPr>
+        <w:pStyle w:val="BodyText"/>
+      </w:pPr>
+      <w:r>
+        <w:t xml:space="preserve">프리야: 수진 씨, 들려요? 오창은 아침이죠?</w:t>
+      </w:r>
+    </w:p>
+    <w:p>
+      <w:pPr>
+        <w:pStyle w:val="BodyText"/>
+      </w:pPr>
+      <w:r>
+        <w:t xml:space="preserve">수진: 오전 7시요. 좋은 아침이에요. 우리 PMA 보충 신청에 어젯밤 FDA 질문이 왔어요. 11개.</w:t>
+      </w:r>
+    </w:p>
+    <w:p>
+      <w:pPr>
+        <w:pStyle w:val="BodyText"/>
+      </w:pPr>
+      <w:r>
+        <w:t xml:space="preserve">프리야: 11개. 얼마나 빨리 답할 수 있어요?</w:t>
+      </w:r>
+    </w:p>
+    <w:p>
+      <w:pPr>
+        <w:pStyle w:val="BodyText"/>
+      </w:pPr>
+      <w:r>
+        <w:t xml:space="preserve">수진: 보통은 30일. 당신들을 위해선 10일. 우리 팀 전체가 주말에도 일하고 있어요.</w:t>
+      </w:r>
+    </w:p>
+    <w:p>
+      <w:pPr>
+        <w:pStyle w:val="BodyText"/>
+      </w:pPr>
+      <w:r>
+        <w:t xml:space="preserve">프리야: 수진 씨, 고마워요. 진심으로.</w:t>
+      </w:r>
+    </w:p>
+    <w:p>
+      <w:pPr>
+        <w:pStyle w:val="BodyText"/>
+      </w:pPr>
+      <w:r>
+        <w:t xml:space="preserve">수진: 박 대표님이 그러셨어요.</w:t>
+      </w:r>
+      <w:r>
+        <w:t xml:space="preserve"> </w:t>
+      </w:r>
+      <w:r>
+        <w:t xml:space="preserve">“</w:t>
+      </w:r>
+      <w:r>
+        <w:t xml:space="preserve">그들은 나쁜 소식으로 먼저 전화했다. 우리는 좋은 일로 빨리 답한다.</w:t>
+      </w:r>
+      <w:r>
+        <w:t xml:space="preserve">”</w:t>
+      </w:r>
+    </w:p>
+    <w:p>
+      <w:pPr>
+        <w:pStyle w:val="BodyText"/>
+      </w:pPr>
+      <w:r>
+        <w:t xml:space="preserve">노아: 프리야, 서린 승인까지 얼마나 걸려?</w:t>
+      </w:r>
+    </w:p>
+    <w:p>
+      <w:pPr>
+        <w:pStyle w:val="BodyText"/>
+      </w:pPr>
+      <w:r>
+        <w:t xml:space="preserve">프리야: FDA가 답변을 마음에 들어 하면 6~8주. 버퍼가 떨어지기 전이긴 한데, 여유가 많지 않아. 그러니까 두 번째 질문을 받을 여유는 없어.</w:t>
+      </w:r>
+    </w:p>
+    <w:p>
+      <w:pPr>
+        <w:pStyle w:val="BodyText"/>
+      </w:pPr>
+      <w:r>
+        <w:t xml:space="preserve">마커스: 둘은 하나.</w:t>
+      </w:r>
+    </w:p>
+    <w:p>
+      <w:pPr>
+        <w:pStyle w:val="BodyText"/>
+      </w:pPr>
+      <w:r>
+        <w:t xml:space="preserve">프리야: 곧이에요, 마커스. 곧 둘이 될 거예요.</w:t>
+      </w:r>
+    </w:p>
+    <w:p>
+      <w:pPr>
+        <w:pStyle w:val="BodyText"/>
+      </w:pPr>
+      <w:r>
+        <w:t xml:space="preserve">레오: 근본 원인 보고서 초안 준비됐어요. B-2207 샘플 50개 중 14개가 너무 단단했어요.</w:t>
+      </w:r>
+    </w:p>
+    <w:bookmarkEnd w:id="35"/>
+    <w:bookmarkStart w:id="36" w:name="마무리-7주-뒤-금요일-오후-1"/>
+    <w:p>
+      <w:pPr>
+        <w:pStyle w:val="Heading3"/>
+      </w:pPr>
+      <w:r>
+        <w:t xml:space="preserve">마무리 — 7주 뒤 금요일 오후</w:t>
+      </w:r>
+    </w:p>
+    <w:p>
+      <w:pPr>
+        <w:pStyle w:val="FirstParagraph"/>
+      </w:pPr>
+      <w:r>
+        <w:t xml:space="preserve">조이: 7주. 최종 숫자. 그레이스가 오늘 아침 보냈어요.</w:t>
+      </w:r>
+    </w:p>
+    <w:p>
+      <w:pPr>
+        <w:pStyle w:val="BodyText"/>
+      </w:pPr>
+      <w:r>
+        <w:t xml:space="preserve">노아: 읽어 줘요. 천천히.</w:t>
+      </w:r>
+    </w:p>
+    <w:p>
+      <w:pPr>
+        <w:pStyle w:val="BodyText"/>
+      </w:pPr>
+      <w:r>
+        <w:t xml:space="preserve">조이: 회수 효과. 97퍼센트의 제품 확인. 반품됐거나 사용 확인됨.</w:t>
+      </w:r>
+    </w:p>
+    <w:p>
+      <w:pPr>
+        <w:pStyle w:val="BodyText"/>
+      </w:pPr>
+      <w:r>
+        <w:t xml:space="preserve">엘레나: 감염. 0건. 회수 로트 관련 이상사례. 0건.</w:t>
+      </w:r>
+    </w:p>
+    <w:p>
+      <w:pPr>
+        <w:pStyle w:val="BodyText"/>
+      </w:pPr>
+      <w:r>
+        <w:t xml:space="preserve">다이앤: FDA가 2등급으로 분류했어요. 오르테가 씨가</w:t>
+      </w:r>
+      <w:r>
+        <w:t xml:space="preserve"> </w:t>
+      </w:r>
+      <w:r>
+        <w:t xml:space="preserve">“</w:t>
+      </w:r>
+      <w:r>
+        <w:t xml:space="preserve">교과서적인 회수</w:t>
+      </w:r>
+      <w:r>
+        <w:t xml:space="preserve">”</w:t>
+      </w:r>
+      <w:r>
+        <w:t xml:space="preserve">라고 했어요.</w:t>
+      </w:r>
+    </w:p>
+    <w:p>
+      <w:pPr>
+        <w:pStyle w:val="BodyText"/>
+      </w:pPr>
+      <w:r>
+        <w:t xml:space="preserve">마커스: 잃은 병원은?</w:t>
+      </w:r>
+    </w:p>
+    <w:p>
+      <w:pPr>
+        <w:pStyle w:val="BodyText"/>
+      </w:pPr>
+      <w:r>
+        <w:t xml:space="preserve">데릭: 18곳이 주문을 보류했고, 하다드도 그중 하나예요. 아프죠. 하지만 272곳은 회수 후에도 계속 주문하고 있어요. 솔직히 훨씬 나쁠 줄 알았어요.</w:t>
+      </w:r>
+    </w:p>
+    <w:p>
+      <w:pPr>
+        <w:pStyle w:val="BodyText"/>
+      </w:pPr>
+      <w:r>
+        <w:t xml:space="preserve">프리야: 그리고 하나 더. 오늘 아침. FDA가 서린을 승인했어요. 우리 제2 공급처.</w:t>
+      </w:r>
+    </w:p>
+    <w:p>
+      <w:pPr>
+        <w:pStyle w:val="BodyText"/>
+      </w:pPr>
+      <w:r>
+        <w:t xml:space="preserve">마커스: 다시 말해 봐.</w:t>
+      </w:r>
+    </w:p>
+    <w:p>
+      <w:pPr>
+        <w:pStyle w:val="BodyText"/>
+      </w:pPr>
+      <w:r>
+        <w:t xml:space="preserve">프리야: 둘은 하나예요, 마커스. 이제 둘이에요. 첫 한국산 로트가 월요일에 출고돼요.</w:t>
+      </w:r>
+    </w:p>
+    <w:p>
+      <w:pPr>
+        <w:pStyle w:val="BodyText"/>
+      </w:pPr>
+      <w:r>
+        <w:t xml:space="preserve">마커스: …잠깐만. 아무도 나 쳐다보지 마.</w:t>
+      </w:r>
+    </w:p>
+    <w:p>
+      <w:pPr>
+        <w:pStyle w:val="BodyText"/>
+      </w:pPr>
+      <w:r>
+        <w:t xml:space="preserve">조이: 노아. 전화가 하나 더 왔어요. 기자예요. 알렉스 리베라. 보건 담당.</w:t>
+      </w:r>
+    </w:p>
+    <w:p>
+      <w:pPr>
+        <w:pStyle w:val="BodyText"/>
+      </w:pPr>
+      <w:r>
+        <w:t xml:space="preserve">노아: 알렉스가 뭘 원해요?</w:t>
+      </w:r>
+    </w:p>
+    <w:p>
+      <w:pPr>
+        <w:pStyle w:val="BodyText"/>
+      </w:pPr>
+      <w:r>
+        <w:t xml:space="preserve">조이: 회수에 대한 인터뷰요. 그리고 할번에 대해서도요. 알렉스가</w:t>
+      </w:r>
+      <w:r>
+        <w:t xml:space="preserve"> </w:t>
+      </w:r>
+      <w:r>
+        <w:t xml:space="preserve">“</w:t>
+      </w:r>
+      <w:r>
+        <w:t xml:space="preserve">더 큰 이야기가 있다</w:t>
+      </w:r>
+      <w:r>
+        <w:t xml:space="preserve">”</w:t>
+      </w:r>
+      <w:r>
+        <w:t xml:space="preserve">고 해요. 그게 무슨 뜻인지는 아직 모르지만, 아무것도 약속하지 않았어요.</w:t>
+      </w:r>
+    </w:p>
+    <w:p>
+      <w:pPr>
+        <w:pStyle w:val="BodyText"/>
+      </w:pPr>
+      <w:r>
+        <w:t xml:space="preserve">다이앤: 그럼 내가 준비시킬 때까지 아무도 한마디도 하지 마요. 특히</w:t>
+      </w:r>
+      <w:r>
+        <w:t xml:space="preserve"> </w:t>
+      </w:r>
+      <w:r>
+        <w:t xml:space="preserve">“</w:t>
+      </w:r>
+      <w:r>
+        <w:t xml:space="preserve">오프더레코드</w:t>
+      </w:r>
+      <w:r>
+        <w:t xml:space="preserve">”</w:t>
+      </w:r>
+      <w:r>
+        <w:t xml:space="preserve">라는 말은.</w:t>
+      </w:r>
+    </w:p>
+    <w:bookmarkEnd w:id="36"/>
+    <w:bookmarkEnd w:id="37"/>
+    <w:bookmarkEnd w:id="38"/>
     <w:sectPr/>
   </w:body>
 </w:document>
@@ -4352,583 +4299,8 @@
       </w:pPr>
     </w:lvl>
   </w:abstractNum>
-  <w:abstractNum w:abstractNumId="99411">
-    <w:nsid w:val="A99411"/>
-    <w:multiLevelType w:val="multilevel"/>
-    <w:lvl w:ilvl="0">
-      <w:start w:val="1"/>
-      <w:numFmt w:val="decimal"/>
-      <w:lvlText w:val="%1."/>
-      <w:lvlJc w:val="left"/>
-      <w:pPr>
-        <w:ind w:left="720" w:hanging="480"/>
-      </w:pPr>
-    </w:lvl>
-    <w:lvl w:ilvl="1">
-      <w:start w:val="1"/>
-      <w:numFmt w:val="decimal"/>
-      <w:lvlText w:val="%2."/>
-      <w:lvlJc w:val="left"/>
-      <w:pPr>
-        <w:ind w:left="1440" w:hanging="480"/>
-      </w:pPr>
-    </w:lvl>
-    <w:lvl w:ilvl="2">
-      <w:start w:val="1"/>
-      <w:numFmt w:val="decimal"/>
-      <w:lvlText w:val="%3."/>
-      <w:lvlJc w:val="left"/>
-      <w:pPr>
-        <w:ind w:left="2160" w:hanging="480"/>
-      </w:pPr>
-    </w:lvl>
-    <w:lvl w:ilvl="3">
-      <w:start w:val="1"/>
-      <w:numFmt w:val="decimal"/>
-      <w:lvlText w:val="%4."/>
-      <w:lvlJc w:val="left"/>
-      <w:pPr>
-        <w:ind w:left="2880" w:hanging="480"/>
-      </w:pPr>
-    </w:lvl>
-    <w:lvl w:ilvl="4">
-      <w:start w:val="1"/>
-      <w:numFmt w:val="decimal"/>
-      <w:lvlText w:val="%5."/>
-      <w:lvlJc w:val="left"/>
-      <w:pPr>
-        <w:ind w:left="3600" w:hanging="480"/>
-      </w:pPr>
-    </w:lvl>
-    <w:lvl w:ilvl="5">
-      <w:start w:val="1"/>
-      <w:numFmt w:val="decimal"/>
-      <w:lvlText w:val="%6."/>
-      <w:lvlJc w:val="left"/>
-      <w:pPr>
-        <w:ind w:left="4320" w:hanging="480"/>
-      </w:pPr>
-    </w:lvl>
-    <w:lvl w:ilvl="6">
-      <w:start w:val="1"/>
-      <w:numFmt w:val="decimal"/>
-      <w:lvlText w:val="%7."/>
-      <w:lvlJc w:val="left"/>
-      <w:pPr>
-        <w:ind w:left="5040" w:hanging="480"/>
-      </w:pPr>
-    </w:lvl>
-    <w:lvl w:ilvl="7">
-      <w:start w:val="1"/>
-      <w:numFmt w:val="decimal"/>
-      <w:lvlText w:val="%8."/>
-      <w:lvlJc w:val="left"/>
-      <w:pPr>
-        <w:ind w:left="5760" w:hanging="480"/>
-      </w:pPr>
-    </w:lvl>
-    <w:lvl w:ilvl="8">
-      <w:start w:val="1"/>
-      <w:numFmt w:val="decimal"/>
-      <w:lvlText w:val="%9."/>
-      <w:lvlJc w:val="left"/>
-      <w:pPr>
-        <w:ind w:left="6480" w:hanging="480"/>
-      </w:pPr>
-    </w:lvl>
-  </w:abstractNum>
-  <w:abstractNum w:abstractNumId="994116">
-    <w:nsid w:val="A994116"/>
-    <w:multiLevelType w:val="multilevel"/>
-    <w:lvl w:ilvl="0">
-      <w:start w:val="16"/>
-      <w:numFmt w:val="decimal"/>
-      <w:lvlText w:val="%1."/>
-      <w:lvlJc w:val="left"/>
-      <w:pPr>
-        <w:ind w:left="720" w:hanging="480"/>
-      </w:pPr>
-    </w:lvl>
-    <w:lvl w:ilvl="1">
-      <w:start w:val="16"/>
-      <w:numFmt w:val="decimal"/>
-      <w:lvlText w:val="%2."/>
-      <w:lvlJc w:val="left"/>
-      <w:pPr>
-        <w:ind w:left="1440" w:hanging="480"/>
-      </w:pPr>
-    </w:lvl>
-    <w:lvl w:ilvl="2">
-      <w:start w:val="16"/>
-      <w:numFmt w:val="decimal"/>
-      <w:lvlText w:val="%3."/>
-      <w:lvlJc w:val="left"/>
-      <w:pPr>
-        <w:ind w:left="2160" w:hanging="480"/>
-      </w:pPr>
-    </w:lvl>
-    <w:lvl w:ilvl="3">
-      <w:start w:val="16"/>
-      <w:numFmt w:val="decimal"/>
-      <w:lvlText w:val="%4."/>
-      <w:lvlJc w:val="left"/>
-      <w:pPr>
-        <w:ind w:left="2880" w:hanging="480"/>
-      </w:pPr>
-    </w:lvl>
-    <w:lvl w:ilvl="4">
-      <w:start w:val="16"/>
-      <w:numFmt w:val="decimal"/>
-      <w:lvlText w:val="%5."/>
-      <w:lvlJc w:val="left"/>
-      <w:pPr>
-        <w:ind w:left="3600" w:hanging="480"/>
-      </w:pPr>
-    </w:lvl>
-    <w:lvl w:ilvl="5">
-      <w:start w:val="16"/>
-      <w:numFmt w:val="decimal"/>
-      <w:lvlText w:val="%6."/>
-      <w:lvlJc w:val="left"/>
-      <w:pPr>
-        <w:ind w:left="4320" w:hanging="480"/>
-      </w:pPr>
-    </w:lvl>
-    <w:lvl w:ilvl="6">
-      <w:start w:val="16"/>
-      <w:numFmt w:val="decimal"/>
-      <w:lvlText w:val="%7."/>
-      <w:lvlJc w:val="left"/>
-      <w:pPr>
-        <w:ind w:left="5040" w:hanging="480"/>
-      </w:pPr>
-    </w:lvl>
-    <w:lvl w:ilvl="7">
-      <w:start w:val="16"/>
-      <w:numFmt w:val="decimal"/>
-      <w:lvlText w:val="%8."/>
-      <w:lvlJc w:val="left"/>
-      <w:pPr>
-        <w:ind w:left="5760" w:hanging="480"/>
-      </w:pPr>
-    </w:lvl>
-    <w:lvl w:ilvl="8">
-      <w:start w:val="16"/>
-      <w:numFmt w:val="decimal"/>
-      <w:lvlText w:val="%9."/>
-      <w:lvlJc w:val="left"/>
-      <w:pPr>
-        <w:ind w:left="6480" w:hanging="480"/>
-      </w:pPr>
-    </w:lvl>
-  </w:abstractNum>
-  <w:abstractNum w:abstractNumId="994151">
-    <w:nsid w:val="A994151"/>
-    <w:multiLevelType w:val="multilevel"/>
-    <w:lvl w:ilvl="0">
-      <w:start w:val="51"/>
-      <w:numFmt w:val="decimal"/>
-      <w:lvlText w:val="%1."/>
-      <w:lvlJc w:val="left"/>
-      <w:pPr>
-        <w:ind w:left="720" w:hanging="480"/>
-      </w:pPr>
-    </w:lvl>
-    <w:lvl w:ilvl="1">
-      <w:start w:val="51"/>
-      <w:numFmt w:val="decimal"/>
-      <w:lvlText w:val="%2."/>
-      <w:lvlJc w:val="left"/>
-      <w:pPr>
-        <w:ind w:left="1440" w:hanging="480"/>
-      </w:pPr>
-    </w:lvl>
-    <w:lvl w:ilvl="2">
-      <w:start w:val="51"/>
-      <w:numFmt w:val="decimal"/>
-      <w:lvlText w:val="%3."/>
-      <w:lvlJc w:val="left"/>
-      <w:pPr>
-        <w:ind w:left="2160" w:hanging="480"/>
-      </w:pPr>
-    </w:lvl>
-    <w:lvl w:ilvl="3">
-      <w:start w:val="51"/>
-      <w:numFmt w:val="decimal"/>
-      <w:lvlText w:val="%4."/>
-      <w:lvlJc w:val="left"/>
-      <w:pPr>
-        <w:ind w:left="2880" w:hanging="480"/>
-      </w:pPr>
-    </w:lvl>
-    <w:lvl w:ilvl="4">
-      <w:start w:val="51"/>
-      <w:numFmt w:val="decimal"/>
-      <w:lvlText w:val="%5."/>
-      <w:lvlJc w:val="left"/>
-      <w:pPr>
-        <w:ind w:left="3600" w:hanging="480"/>
-      </w:pPr>
-    </w:lvl>
-    <w:lvl w:ilvl="5">
-      <w:start w:val="51"/>
-      <w:numFmt w:val="decimal"/>
-      <w:lvlText w:val="%6."/>
-      <w:lvlJc w:val="left"/>
-      <w:pPr>
-        <w:ind w:left="4320" w:hanging="480"/>
-      </w:pPr>
-    </w:lvl>
-    <w:lvl w:ilvl="6">
-      <w:start w:val="51"/>
-      <w:numFmt w:val="decimal"/>
-      <w:lvlText w:val="%7."/>
-      <w:lvlJc w:val="left"/>
-      <w:pPr>
-        <w:ind w:left="5040" w:hanging="480"/>
-      </w:pPr>
-    </w:lvl>
-    <w:lvl w:ilvl="7">
-      <w:start w:val="51"/>
-      <w:numFmt w:val="decimal"/>
-      <w:lvlText w:val="%8."/>
-      <w:lvlJc w:val="left"/>
-      <w:pPr>
-        <w:ind w:left="5760" w:hanging="480"/>
-      </w:pPr>
-    </w:lvl>
-    <w:lvl w:ilvl="8">
-      <w:start w:val="51"/>
-      <w:numFmt w:val="decimal"/>
-      <w:lvlText w:val="%9."/>
-      <w:lvlJc w:val="left"/>
-      <w:pPr>
-        <w:ind w:left="6480" w:hanging="480"/>
-      </w:pPr>
-    </w:lvl>
-  </w:abstractNum>
-  <w:abstractNum w:abstractNumId="994181">
-    <w:nsid w:val="A994181"/>
-    <w:multiLevelType w:val="multilevel"/>
-    <w:lvl w:ilvl="0">
-      <w:start w:val="81"/>
-      <w:numFmt w:val="decimal"/>
-      <w:lvlText w:val="%1."/>
-      <w:lvlJc w:val="left"/>
-      <w:pPr>
-        <w:ind w:left="720" w:hanging="480"/>
-      </w:pPr>
-    </w:lvl>
-    <w:lvl w:ilvl="1">
-      <w:start w:val="81"/>
-      <w:numFmt w:val="decimal"/>
-      <w:lvlText w:val="%2."/>
-      <w:lvlJc w:val="left"/>
-      <w:pPr>
-        <w:ind w:left="1440" w:hanging="480"/>
-      </w:pPr>
-    </w:lvl>
-    <w:lvl w:ilvl="2">
-      <w:start w:val="81"/>
-      <w:numFmt w:val="decimal"/>
-      <w:lvlText w:val="%3."/>
-      <w:lvlJc w:val="left"/>
-      <w:pPr>
-        <w:ind w:left="2160" w:hanging="480"/>
-      </w:pPr>
-    </w:lvl>
-    <w:lvl w:ilvl="3">
-      <w:start w:val="81"/>
-      <w:numFmt w:val="decimal"/>
-      <w:lvlText w:val="%4."/>
-      <w:lvlJc w:val="left"/>
-      <w:pPr>
-        <w:ind w:left="2880" w:hanging="480"/>
-      </w:pPr>
-    </w:lvl>
-    <w:lvl w:ilvl="4">
-      <w:start w:val="81"/>
-      <w:numFmt w:val="decimal"/>
-      <w:lvlText w:val="%5."/>
-      <w:lvlJc w:val="left"/>
-      <w:pPr>
-        <w:ind w:left="3600" w:hanging="480"/>
-      </w:pPr>
-    </w:lvl>
-    <w:lvl w:ilvl="5">
-      <w:start w:val="81"/>
-      <w:numFmt w:val="decimal"/>
-      <w:lvlText w:val="%6."/>
-      <w:lvlJc w:val="left"/>
-      <w:pPr>
-        <w:ind w:left="4320" w:hanging="480"/>
-      </w:pPr>
-    </w:lvl>
-    <w:lvl w:ilvl="6">
-      <w:start w:val="81"/>
-      <w:numFmt w:val="decimal"/>
-      <w:lvlText w:val="%7."/>
-      <w:lvlJc w:val="left"/>
-      <w:pPr>
-        <w:ind w:left="5040" w:hanging="480"/>
-      </w:pPr>
-    </w:lvl>
-    <w:lvl w:ilvl="7">
-      <w:start w:val="81"/>
-      <w:numFmt w:val="decimal"/>
-      <w:lvlText w:val="%8."/>
-      <w:lvlJc w:val="left"/>
-      <w:pPr>
-        <w:ind w:left="5760" w:hanging="480"/>
-      </w:pPr>
-    </w:lvl>
-    <w:lvl w:ilvl="8">
-      <w:start w:val="81"/>
-      <w:numFmt w:val="decimal"/>
-      <w:lvlText w:val="%9."/>
-      <w:lvlJc w:val="left"/>
-      <w:pPr>
-        <w:ind w:left="6480" w:hanging="480"/>
-      </w:pPr>
-    </w:lvl>
-  </w:abstractNum>
-  <w:abstractNum w:abstractNumId="9941106">
-    <w:nsid w:val="A9941106"/>
-    <w:multiLevelType w:val="multilevel"/>
-    <w:lvl w:ilvl="0">
-      <w:start w:val="106"/>
-      <w:numFmt w:val="decimal"/>
-      <w:lvlText w:val="%1."/>
-      <w:lvlJc w:val="left"/>
-      <w:pPr>
-        <w:ind w:left="720" w:hanging="480"/>
-      </w:pPr>
-    </w:lvl>
-    <w:lvl w:ilvl="1">
-      <w:start w:val="106"/>
-      <w:numFmt w:val="decimal"/>
-      <w:lvlText w:val="%2."/>
-      <w:lvlJc w:val="left"/>
-      <w:pPr>
-        <w:ind w:left="1440" w:hanging="480"/>
-      </w:pPr>
-    </w:lvl>
-    <w:lvl w:ilvl="2">
-      <w:start w:val="106"/>
-      <w:numFmt w:val="decimal"/>
-      <w:lvlText w:val="%3."/>
-      <w:lvlJc w:val="left"/>
-      <w:pPr>
-        <w:ind w:left="2160" w:hanging="480"/>
-      </w:pPr>
-    </w:lvl>
-    <w:lvl w:ilvl="3">
-      <w:start w:val="106"/>
-      <w:numFmt w:val="decimal"/>
-      <w:lvlText w:val="%4."/>
-      <w:lvlJc w:val="left"/>
-      <w:pPr>
-        <w:ind w:left="2880" w:hanging="480"/>
-      </w:pPr>
-    </w:lvl>
-    <w:lvl w:ilvl="4">
-      <w:start w:val="106"/>
-      <w:numFmt w:val="decimal"/>
-      <w:lvlText w:val="%5."/>
-      <w:lvlJc w:val="left"/>
-      <w:pPr>
-        <w:ind w:left="3600" w:hanging="480"/>
-      </w:pPr>
-    </w:lvl>
-    <w:lvl w:ilvl="5">
-      <w:start w:val="106"/>
-      <w:numFmt w:val="decimal"/>
-      <w:lvlText w:val="%6."/>
-      <w:lvlJc w:val="left"/>
-      <w:pPr>
-        <w:ind w:left="4320" w:hanging="480"/>
-      </w:pPr>
-    </w:lvl>
-    <w:lvl w:ilvl="6">
-      <w:start w:val="106"/>
-      <w:numFmt w:val="decimal"/>
-      <w:lvlText w:val="%7."/>
-      <w:lvlJc w:val="left"/>
-      <w:pPr>
-        <w:ind w:left="5040" w:hanging="480"/>
-      </w:pPr>
-    </w:lvl>
-    <w:lvl w:ilvl="7">
-      <w:start w:val="106"/>
-      <w:numFmt w:val="decimal"/>
-      <w:lvlText w:val="%8."/>
-      <w:lvlJc w:val="left"/>
-      <w:pPr>
-        <w:ind w:left="5760" w:hanging="480"/>
-      </w:pPr>
-    </w:lvl>
-    <w:lvl w:ilvl="8">
-      <w:start w:val="106"/>
-      <w:numFmt w:val="decimal"/>
-      <w:lvlText w:val="%9."/>
-      <w:lvlJc w:val="left"/>
-      <w:pPr>
-        <w:ind w:left="6480" w:hanging="480"/>
-      </w:pPr>
-    </w:lvl>
-  </w:abstractNum>
   <w:num w:numId="1000">
     <w:abstractNumId w:val="990"/>
-  </w:num>
-  <w:num w:numId="1001">
-    <w:abstractNumId w:val="99411"/>
-    <w:lvlOverride w:ilvl="0">
-      <w:startOverride w:val="1"/>
-    </w:lvlOverride>
-    <w:lvlOverride w:ilvl="1">
-      <w:startOverride w:val="1"/>
-    </w:lvlOverride>
-    <w:lvlOverride w:ilvl="2">
-      <w:startOverride w:val="1"/>
-    </w:lvlOverride>
-    <w:lvlOverride w:ilvl="3">
-      <w:startOverride w:val="1"/>
-    </w:lvlOverride>
-    <w:lvlOverride w:ilvl="4">
-      <w:startOverride w:val="1"/>
-    </w:lvlOverride>
-    <w:lvlOverride w:ilvl="5">
-      <w:startOverride w:val="1"/>
-    </w:lvlOverride>
-    <w:lvlOverride w:ilvl="6">
-      <w:startOverride w:val="1"/>
-    </w:lvlOverride>
-    <w:lvlOverride w:ilvl="7">
-      <w:startOverride w:val="1"/>
-    </w:lvlOverride>
-    <w:lvlOverride w:ilvl="8">
-      <w:startOverride w:val="1"/>
-    </w:lvlOverride>
-  </w:num>
-  <w:num w:numId="1002">
-    <w:abstractNumId w:val="994116"/>
-    <w:lvlOverride w:ilvl="0">
-      <w:startOverride w:val="16"/>
-    </w:lvlOverride>
-    <w:lvlOverride w:ilvl="1">
-      <w:startOverride w:val="16"/>
-    </w:lvlOverride>
-    <w:lvlOverride w:ilvl="2">
-      <w:startOverride w:val="16"/>
-    </w:lvlOverride>
-    <w:lvlOverride w:ilvl="3">
-      <w:startOverride w:val="16"/>
-    </w:lvlOverride>
-    <w:lvlOverride w:ilvl="4">
-      <w:startOverride w:val="16"/>
-    </w:lvlOverride>
-    <w:lvlOverride w:ilvl="5">
-      <w:startOverride w:val="16"/>
-    </w:lvlOverride>
-    <w:lvlOverride w:ilvl="6">
-      <w:startOverride w:val="16"/>
-    </w:lvlOverride>
-    <w:lvlOverride w:ilvl="7">
-      <w:startOverride w:val="16"/>
-    </w:lvlOverride>
-    <w:lvlOverride w:ilvl="8">
-      <w:startOverride w:val="16"/>
-    </w:lvlOverride>
-  </w:num>
-  <w:num w:numId="1003">
-    <w:abstractNumId w:val="994151"/>
-    <w:lvlOverride w:ilvl="0">
-      <w:startOverride w:val="51"/>
-    </w:lvlOverride>
-    <w:lvlOverride w:ilvl="1">
-      <w:startOverride w:val="51"/>
-    </w:lvlOverride>
-    <w:lvlOverride w:ilvl="2">
-      <w:startOverride w:val="51"/>
-    </w:lvlOverride>
-    <w:lvlOverride w:ilvl="3">
-      <w:startOverride w:val="51"/>
-    </w:lvlOverride>
-    <w:lvlOverride w:ilvl="4">
-      <w:startOverride w:val="51"/>
-    </w:lvlOverride>
-    <w:lvlOverride w:ilvl="5">
-      <w:startOverride w:val="51"/>
-    </w:lvlOverride>
-    <w:lvlOverride w:ilvl="6">
-      <w:startOverride w:val="51"/>
-    </w:lvlOverride>
-    <w:lvlOverride w:ilvl="7">
-      <w:startOverride w:val="51"/>
-    </w:lvlOverride>
-    <w:lvlOverride w:ilvl="8">
-      <w:startOverride w:val="51"/>
-    </w:lvlOverride>
-  </w:num>
-  <w:num w:numId="1004">
-    <w:abstractNumId w:val="994181"/>
-    <w:lvlOverride w:ilvl="0">
-      <w:startOverride w:val="81"/>
-    </w:lvlOverride>
-    <w:lvlOverride w:ilvl="1">
-      <w:startOverride w:val="81"/>
-    </w:lvlOverride>
-    <w:lvlOverride w:ilvl="2">
-      <w:startOverride w:val="81"/>
-    </w:lvlOverride>
-    <w:lvlOverride w:ilvl="3">
-      <w:startOverride w:val="81"/>
-    </w:lvlOverride>
-    <w:lvlOverride w:ilvl="4">
-      <w:startOverride w:val="81"/>
-    </w:lvlOverride>
-    <w:lvlOverride w:ilvl="5">
-      <w:startOverride w:val="81"/>
-    </w:lvlOverride>
-    <w:lvlOverride w:ilvl="6">
-      <w:startOverride w:val="81"/>
-    </w:lvlOverride>
-    <w:lvlOverride w:ilvl="7">
-      <w:startOverride w:val="81"/>
-    </w:lvlOverride>
-    <w:lvlOverride w:ilvl="8">
-      <w:startOverride w:val="81"/>
-    </w:lvlOverride>
-  </w:num>
-  <w:num w:numId="1005">
-    <w:abstractNumId w:val="9941106"/>
-    <w:lvlOverride w:ilvl="0">
-      <w:startOverride w:val="106"/>
-    </w:lvlOverride>
-    <w:lvlOverride w:ilvl="1">
-      <w:startOverride w:val="106"/>
-    </w:lvlOverride>
-    <w:lvlOverride w:ilvl="2">
-      <w:startOverride w:val="106"/>
-    </w:lvlOverride>
-    <w:lvlOverride w:ilvl="3">
-      <w:startOverride w:val="106"/>
-    </w:lvlOverride>
-    <w:lvlOverride w:ilvl="4">
-      <w:startOverride w:val="106"/>
-    </w:lvlOverride>
-    <w:lvlOverride w:ilvl="5">
-      <w:startOverride w:val="106"/>
-    </w:lvlOverride>
-    <w:lvlOverride w:ilvl="6">
-      <w:startOverride w:val="106"/>
-    </w:lvlOverride>
-    <w:lvlOverride w:ilvl="7">
-      <w:startOverride w:val="106"/>
-    </w:lvlOverride>
-    <w:lvlOverride w:ilvl="8">
-      <w:startOverride w:val="106"/>
-    </w:lvlOverride>
   </w:num>
 </w:numbering>
 </file>
